--- a/proposal.docx
+++ b/proposal.docx
@@ -4,16 +4,310 @@
   <w:body>
     <w:p>
       <w:pPr>
-        <w:rPr>
+        <w:jc w:val="center"/>
+        <w:rPr>
+          <w:b/>
+          <w:bCs/>
+          <w:sz w:val="40"/>
+          <w:szCs w:val="40"/>
           <w:lang w:val="en-GB"/>
         </w:rPr>
       </w:pPr>
       <w:r>
         <w:rPr>
-          <w:lang w:val="en-GB"/>
-        </w:rPr>
-        <w:t>introduction</w:t>
-      </w:r>
+          <w:b/>
+          <w:bCs/>
+          <w:sz w:val="40"/>
+          <w:szCs w:val="40"/>
+          <w:lang w:val="en-GB"/>
+        </w:rPr>
+        <w:t>Predicting House Prices for Real Estate Evaluation</w:t>
+      </w:r>
+    </w:p>
+    <w:p>
+      <w:pPr>
+        <w:rPr>
+          <w:b/>
+          <w:bCs/>
+          <w:lang w:val="en-GB"/>
+        </w:rPr>
+      </w:pPr>
+      <w:r>
+        <w:rPr>
+          <w:b/>
+          <w:bCs/>
+          <w:lang w:val="en-GB"/>
+        </w:rPr>
+        <w:t>Introduction</w:t>
+      </w:r>
+    </w:p>
+    <w:p>
+      <w:pPr>
+        <w:rPr>
+          <w:lang w:val="en-GB"/>
+        </w:rPr>
+      </w:pPr>
+      <w:r>
+        <w:rPr>
+          <w:lang w:val="en-GB"/>
+        </w:rPr>
+        <w:t>In modern real estate markets, determining fair market valuation for residential property is critical for homebuyers, sellers, mortgage lenders, and property investors.</w:t>
+      </w:r>
+      <w:r>
+        <w:rPr>
+          <w:lang w:val="en-GB"/>
+        </w:rPr>
+        <w:t xml:space="preserve"> </w:t>
+      </w:r>
+      <w:r>
+        <w:rPr>
+          <w:lang w:val="en-GB"/>
+        </w:rPr>
+        <w:t xml:space="preserve">Overpricing can cause a property to sit on the market indefinitely, while under-pricing leads to a direct loss for the seller. Conversely, buyers need reliable estimates to ensure they are paying a fair market </w:t>
+      </w:r>
+      <w:proofErr w:type="gramStart"/>
+      <w:r>
+        <w:rPr>
+          <w:lang w:val="en-GB"/>
+        </w:rPr>
+        <w:t>price</w:t>
+      </w:r>
+      <w:r>
+        <w:rPr>
+          <w:lang w:val="en-GB"/>
+        </w:rPr>
+        <w:t xml:space="preserve"> .</w:t>
+      </w:r>
+      <w:proofErr w:type="gramEnd"/>
+      <w:r>
+        <w:rPr>
+          <w:lang w:val="en-GB"/>
+        </w:rPr>
+        <w:t xml:space="preserve"> </w:t>
+      </w:r>
+    </w:p>
+    <w:p>
+      <w:pPr>
+        <w:rPr>
+          <w:lang w:val="en-GB"/>
+        </w:rPr>
+      </w:pPr>
+      <w:r>
+        <w:rPr>
+          <w:lang w:val="en-GB"/>
+        </w:rPr>
+        <w:t>Traditional appraisal methods rely heavily on manual comparisons, subject-matter expertise, and localized market knowledge, which can introduce subjectivity, human bias, and processing delays</w:t>
+      </w:r>
+      <w:r>
+        <w:rPr>
+          <w:lang w:val="en-GB"/>
+        </w:rPr>
+        <w:t xml:space="preserve"> </w:t>
+      </w:r>
+      <w:r>
+        <w:rPr>
+          <w:lang w:val="en-GB"/>
+        </w:rPr>
+        <w:t>impacted by information gaps</w:t>
+      </w:r>
+      <w:r>
+        <w:rPr>
+          <w:lang w:val="en-GB"/>
+        </w:rPr>
+        <w:t>.</w:t>
+      </w:r>
+    </w:p>
+    <w:p>
+      <w:pPr>
+        <w:rPr>
+          <w:lang w:val="en-GB"/>
+        </w:rPr>
+      </w:pPr>
+      <w:r>
+        <w:rPr>
+          <w:lang w:val="en-GB"/>
+        </w:rPr>
+        <w:t>Housing prices are driven by a complex interplay of structural attributes—such as interior square footage, number of bedrooms, bathrooms, construction grade, and lot size—as well as geographic location. When these factors are volatile or poorly understood, it can cause prolonged time-on-market for sellers or over-leveraging for buyers.</w:t>
+      </w:r>
+    </w:p>
+    <w:p>
+      <w:r>
+        <w:t>Property values are of</w:t>
+      </w:r>
+      <w:r>
+        <w:t>ten</w:t>
+      </w:r>
+      <w:r>
+        <w:t xml:space="preserve"> difficult to estimate consistently. This project combines strategic business thinking, data analytics, and predictive </w:t>
+      </w:r>
+      <w:proofErr w:type="spellStart"/>
+      <w:r>
+        <w:t>modeling</w:t>
+      </w:r>
+      <w:proofErr w:type="spellEnd"/>
+      <w:r>
+        <w:t xml:space="preserve"> to better understand the key factors that influence housing prices. By </w:t>
+      </w:r>
+      <w:proofErr w:type="spellStart"/>
+      <w:r>
+        <w:t>analyzing</w:t>
+      </w:r>
+      <w:proofErr w:type="spellEnd"/>
+      <w:r>
+        <w:t xml:space="preserve"> historical housing transaction data and leveraging Python-based analytics tools, my goal is to develop a reliable regression model as part of an automated valuation model (AVM). This approach aims to reduce valuation variance, bring greater transparency, and provide clearer, data-driven insights to help buyers, sellers, and real estate agencies make more informed and confident decisions.</w:t>
+      </w:r>
+    </w:p>
+    <w:p>
+      <w:r>
+        <w:rPr>
+          <w:b/>
+          <w:bCs/>
+          <w:lang w:val="en-GB"/>
+        </w:rPr>
+        <w:t>Problem Definition</w:t>
+      </w:r>
+    </w:p>
+    <w:p>
+      <w:pPr>
+        <w:rPr>
+          <w:lang w:val="en-GB"/>
+        </w:rPr>
+      </w:pPr>
+      <w:r>
+        <w:rPr>
+          <w:lang w:val="en-GB"/>
+        </w:rPr>
+        <w:t>The primary business challenge is</w:t>
+      </w:r>
+      <w:r>
+        <w:rPr>
+          <w:lang w:val="en-GB"/>
+        </w:rPr>
+        <w:t xml:space="preserve"> real estate market often suffers from valuation discrepancies</w:t>
+      </w:r>
+      <w:r>
+        <w:rPr>
+          <w:lang w:val="en-GB"/>
+        </w:rPr>
+        <w:t xml:space="preserve"> and</w:t>
+      </w:r>
+      <w:r>
+        <w:rPr>
+          <w:lang w:val="en-GB"/>
+        </w:rPr>
+        <w:t xml:space="preserve"> </w:t>
+      </w:r>
+      <w:r>
+        <w:rPr>
+          <w:lang w:val="en-GB"/>
+        </w:rPr>
+        <w:t xml:space="preserve">inconsistent price estimates </w:t>
+      </w:r>
+      <w:r>
+        <w:rPr>
+          <w:lang w:val="en-GB"/>
+        </w:rPr>
+        <w:t>where properties are listed significantly above or below their true market value due</w:t>
+      </w:r>
+      <w:r>
+        <w:rPr>
+          <w:lang w:val="en-GB"/>
+        </w:rPr>
+        <w:t xml:space="preserve"> </w:t>
+      </w:r>
+      <w:r>
+        <w:rPr>
+          <w:lang w:val="en-GB"/>
+        </w:rPr>
+        <w:t>to complex non-linear relationships between physical property features (e.g., floor area, bedrooms, build age) and external environmental metrics (e.g., proximity to transport links, local crime rates, macroeconomic indicators).</w:t>
+      </w:r>
+    </w:p>
+    <w:p>
+      <w:pPr>
+        <w:rPr>
+          <w:lang w:val="en-GB"/>
+        </w:rPr>
+      </w:pPr>
+      <w:r>
+        <w:rPr>
+          <w:lang w:val="en-GB"/>
+        </w:rPr>
+        <w:t xml:space="preserve">the lack of a transparent, data-driven pricing model that can consistently predict residential real estate market values. </w:t>
+      </w:r>
+    </w:p>
+    <w:p>
+      <w:pPr>
+        <w:rPr>
+          <w:lang w:val="en-GB"/>
+        </w:rPr>
+      </w:pPr>
+      <w:r>
+        <w:rPr>
+          <w:lang w:val="en-GB"/>
+        </w:rPr>
+        <w:t>. Buyers struggle to identify fair pricing without extensive market research, while lenders face risks associated with overvaluing collateral properties.</w:t>
+      </w:r>
+    </w:p>
+    <w:p>
+      <w:pPr>
+        <w:rPr>
+          <w:lang w:val="en-GB"/>
+        </w:rPr>
+      </w:pPr>
+      <w:r>
+        <w:rPr>
+          <w:lang w:val="en-GB"/>
+        </w:rPr>
+        <w:lastRenderedPageBreak/>
+        <w:t xml:space="preserve">Manually </w:t>
+      </w:r>
+      <w:proofErr w:type="spellStart"/>
+      <w:r>
+        <w:rPr>
+          <w:lang w:val="en-GB"/>
+        </w:rPr>
+        <w:t>analyzing</w:t>
+      </w:r>
+      <w:proofErr w:type="spellEnd"/>
+      <w:r>
+        <w:rPr>
+          <w:lang w:val="en-GB"/>
+        </w:rPr>
+        <w:t xml:space="preserve"> thousands of historical real estate transactions to extract pricing trends is inefficient and prone to error. </w:t>
+      </w:r>
+      <w:r>
+        <w:rPr>
+          <w:lang w:val="en-GB"/>
+        </w:rPr>
+        <w:t>slow to adapt to market fluctuations, and inconsistent across different neighbourhoods.</w:t>
+      </w:r>
+    </w:p>
+    <w:p>
+      <w:pPr>
+        <w:rPr>
+          <w:lang w:val="en-GB"/>
+        </w:rPr>
+      </w:pPr>
+      <w:r>
+        <w:rPr>
+          <w:lang w:val="en-GB"/>
+        </w:rPr>
+        <w:t>By utilizing data analytics and machine learning, we can uncover non-linear relationships between physical property features and final transaction prices.</w:t>
+      </w:r>
+    </w:p>
+    <w:p>
+      <w:pPr>
+        <w:rPr>
+          <w:lang w:val="en-GB"/>
+        </w:rPr>
+      </w:pPr>
+    </w:p>
+    <w:p>
+      <w:pPr>
+        <w:rPr>
+          <w:lang w:val="en-GB"/>
+        </w:rPr>
+      </w:pPr>
     </w:p>
     <w:sectPr>
       <w:pgSz w:w="11906" w:h="16838"/>
@@ -425,6 +719,7 @@
   <w:style w:type="paragraph" w:default="1" w:styleId="Normal">
     <w:name w:val="Normal"/>
     <w:qFormat/>
+    <w:rsid w:val="00114D00"/>
   </w:style>
   <w:style w:type="paragraph" w:styleId="Heading1">
     <w:name w:val="heading 1"/>

--- a/proposal.docx
+++ b/proposal.docx
@@ -63,14 +63,7 @@
         <w:rPr>
           <w:lang w:val="en-GB"/>
         </w:rPr>
-        <w:t xml:space="preserve">Overpricing can cause a property to sit on the market indefinitely, while under-pricing leads to a direct loss for the seller. Conversely, buyers need reliable estimates to ensure they are paying a fair market </w:t>
-      </w:r>
-      <w:proofErr w:type="gramStart"/>
-      <w:r>
-        <w:rPr>
-          <w:lang w:val="en-GB"/>
-        </w:rPr>
-        <w:t>price</w:t>
+        <w:t>Overpricing can cause a property to sit on the market indefinitely, while under-pricing leads to a direct loss for the seller. Conversely, buyers need reliable estimates to ensure they are paying a fair market price</w:t>
       </w:r>
       <w:r>
         <w:rPr>
@@ -78,7 +71,6 @@
         </w:rPr>
         <w:t xml:space="preserve"> .</w:t>
       </w:r>
-      <w:proofErr w:type="gramEnd"/>
       <w:r>
         <w:rPr>
           <w:lang w:val="en-GB"/>
@@ -293,6 +285,347 @@
           <w:lang w:val="en-GB"/>
         </w:rPr>
         <w:t>By utilizing data analytics and machine learning, we can uncover non-linear relationships between physical property features and final transaction prices.</w:t>
+      </w:r>
+    </w:p>
+    <w:p>
+      <w:pPr>
+        <w:rPr>
+          <w:lang w:val="en-GB"/>
+        </w:rPr>
+      </w:pPr>
+      <w:r>
+        <w:rPr>
+          <w:lang w:val="en-GB"/>
+        </w:rPr>
+        <w:t>The Problem: Property values are difficult to estimate consistently, leading to listing discrepancies and uncertain market valuations.</w:t>
+      </w:r>
+    </w:p>
+    <w:p>
+      <w:pPr>
+        <w:rPr>
+          <w:lang w:val="en-GB"/>
+        </w:rPr>
+      </w:pPr>
+      <w:r>
+        <w:rPr>
+          <w:lang w:val="en-GB"/>
+        </w:rPr>
+        <w:t>Impact: Inaccurate pricing creates friction in property transactions, reduces buyer trust, and slows down agency sales cycles.</w:t>
+      </w:r>
+      <w:r>
+        <w:rPr>
+          <w:lang w:val="en-GB"/>
+        </w:rPr>
+        <w:t xml:space="preserve"> Buyers struggle to know if they are paying a fair price, and lenders face financial risks associated with overvaluing collateral assets.</w:t>
+      </w:r>
+    </w:p>
+    <w:p>
+      <w:pPr>
+        <w:rPr>
+          <w:lang w:val="en-GB"/>
+        </w:rPr>
+      </w:pPr>
+      <w:r>
+        <w:rPr>
+          <w:lang w:val="en-GB"/>
+        </w:rPr>
+        <w:t>Inaccurate property valuations introduce financial risks for:</w:t>
+      </w:r>
+    </w:p>
+    <w:p>
+      <w:pPr>
+        <w:rPr>
+          <w:lang w:val="en-GB"/>
+        </w:rPr>
+      </w:pPr>
+      <w:r>
+        <w:rPr>
+          <w:lang w:val="en-GB"/>
+        </w:rPr>
+        <w:t xml:space="preserve"> * Mortgage Lenders: Increased risk of over-leveraging assets based on inflated valuations.</w:t>
+      </w:r>
+    </w:p>
+    <w:p>
+      <w:pPr>
+        <w:rPr>
+          <w:lang w:val="en-GB"/>
+        </w:rPr>
+      </w:pPr>
+      <w:r>
+        <w:rPr>
+          <w:lang w:val="en-GB"/>
+        </w:rPr>
+        <w:t xml:space="preserve"> * Property Buyers/Sellers: Suboptimal purchasing prices or prolonged time-on-market due to unrealistic listing prices.</w:t>
+      </w:r>
+    </w:p>
+    <w:p>
+      <w:pPr>
+        <w:rPr>
+          <w:lang w:val="en-GB"/>
+        </w:rPr>
+      </w:pPr>
+      <w:r>
+        <w:rPr>
+          <w:lang w:val="en-GB"/>
+        </w:rPr>
+        <w:t xml:space="preserve"> * Real Estate Platforms: Reduced user trust caused by inaccurate automated estimates</w:t>
+      </w:r>
+    </w:p>
+    <w:p>
+      <w:pPr>
+        <w:rPr>
+          <w:lang w:val="en-GB"/>
+        </w:rPr>
+      </w:pPr>
+      <w:r>
+        <w:rPr>
+          <w:lang w:val="en-GB"/>
+        </w:rPr>
+        <w:t>the hidden patterns between a home's physical characteristics and its final sale price, turning raw transaction records into a practical forecasting tool.</w:t>
+      </w:r>
+    </w:p>
+    <w:p>
+      <w:pPr>
+        <w:rPr>
+          <w:lang w:val="en-GB"/>
+        </w:rPr>
+      </w:pPr>
+      <w:r>
+        <w:rPr>
+          <w:lang w:val="en-GB"/>
+        </w:rPr>
+        <w:t>Role of Data Analytics: By leveraging exploratory data analysis (EDA) and predictive regression algorithms</w:t>
+      </w:r>
+      <w:r>
+        <w:rPr>
+          <w:lang w:val="en-GB"/>
+        </w:rPr>
+        <w:t xml:space="preserve"> and</w:t>
+      </w:r>
+      <w:r>
+        <w:rPr>
+          <w:lang w:val="en-GB"/>
+        </w:rPr>
+        <w:t xml:space="preserve"> </w:t>
+      </w:r>
+      <w:r>
+        <w:rPr>
+          <w:lang w:val="en-GB"/>
+        </w:rPr>
+        <w:t>historical sales transactions</w:t>
+      </w:r>
+      <w:r>
+        <w:rPr>
+          <w:lang w:val="en-GB"/>
+        </w:rPr>
+        <w:t xml:space="preserve">, we can uncover hidden pricing patterns across structural features (e.g., square footage, bedrooms) </w:t>
+      </w:r>
+      <w:r>
+        <w:rPr>
+          <w:lang w:val="en-GB"/>
+        </w:rPr>
+        <w:t>,</w:t>
+      </w:r>
+      <w:r>
+        <w:rPr>
+          <w:lang w:val="en-GB"/>
+        </w:rPr>
+        <w:t xml:space="preserve"> </w:t>
+      </w:r>
+      <w:r>
+        <w:rPr>
+          <w:lang w:val="en-GB"/>
+        </w:rPr>
+        <w:t>, quantify attribute importance</w:t>
+      </w:r>
+      <w:r>
+        <w:rPr>
+          <w:lang w:val="en-GB"/>
+        </w:rPr>
+        <w:t xml:space="preserve"> and build a robust model that accurately forecasts property sales prices in near real-time.</w:t>
+      </w:r>
+    </w:p>
+    <w:p>
+      <w:pPr>
+        <w:rPr>
+          <w:lang w:val="en-GB"/>
+        </w:rPr>
+      </w:pPr>
+      <w:r>
+        <w:rPr>
+          <w:lang w:val="en-GB"/>
+        </w:rPr>
+        <w:t>" thereby supporting better real estate investment and lending decisions"</w:t>
+      </w:r>
+    </w:p>
+    <w:p>
+      <w:pPr>
+        <w:rPr>
+          <w:b/>
+          <w:bCs/>
+        </w:rPr>
+      </w:pPr>
+      <w:r>
+        <w:rPr>
+          <w:b/>
+          <w:bCs/>
+        </w:rPr>
+        <w:t>Aim and Objectives</w:t>
+      </w:r>
+    </w:p>
+    <w:p>
+      <w:r>
+        <w:rPr>
+          <w:b/>
+          <w:bCs/>
+        </w:rPr>
+        <w:t>Overall Aim:</w:t>
+      </w:r>
+      <w:r>
+        <w:br/>
+        <w:t>To design, develop, and evaluate a machine learning regression model capable of accurately and consistently predicting residential property transaction prices based on structural, spatial, and economic attributes. This model aims to support automated valuation models (AVMs) that improve transparency, reduce valuation variance, and enhance decision-making for buyers, sellers, lenders, and real estate agencies.</w:t>
+      </w:r>
+    </w:p>
+    <w:p>
+      <w:r>
+        <w:rPr>
+          <w:b/>
+          <w:bCs/>
+        </w:rPr>
+        <w:t>Specific Objectives:</w:t>
+      </w:r>
+    </w:p>
+    <w:p>
+      <w:pPr>
+        <w:numPr>
+          <w:ilvl w:val="0"/>
+          <w:numId w:val="1"/>
+        </w:numPr>
+      </w:pPr>
+      <w:r>
+        <w:rPr>
+          <w:b/>
+          <w:bCs/>
+        </w:rPr>
+        <w:t>Data Acquisition and Preprocessing:</w:t>
+      </w:r>
+      <w:r>
+        <w:t xml:space="preserve"> Collect, clean, and preprocess multi-source historical residential property sales datasets, handling missing values, </w:t>
+      </w:r>
+      <w:r>
+        <w:lastRenderedPageBreak/>
+        <w:t>outliers, and categorical feature encoding to ensure data quality and readiness for analysis.</w:t>
+      </w:r>
+    </w:p>
+    <w:p>
+      <w:pPr>
+        <w:numPr>
+          <w:ilvl w:val="0"/>
+          <w:numId w:val="1"/>
+        </w:numPr>
+      </w:pPr>
+      <w:r>
+        <w:rPr>
+          <w:b/>
+          <w:bCs/>
+        </w:rPr>
+        <w:t>Exploratory Data Analysis (EDA):</w:t>
+      </w:r>
+      <w:r>
+        <w:t xml:space="preserve"> Perform detailed analysis using Python libraries (e.g., pandas, seaborn, matplotlib) to uncover key correlations and patterns between property features (such as square footage, number of bedrooms, property age, construction grade) and sale prices.</w:t>
+      </w:r>
+    </w:p>
+    <w:p>
+      <w:pPr>
+        <w:numPr>
+          <w:ilvl w:val="0"/>
+          <w:numId w:val="1"/>
+        </w:numPr>
+      </w:pPr>
+      <w:r>
+        <w:rPr>
+          <w:b/>
+          <w:bCs/>
+        </w:rPr>
+        <w:t>Feature Engineering:</w:t>
+      </w:r>
+      <w:r>
+        <w:t xml:space="preserve"> Construct meaningful spatial and economic indicators, including proximity to transport and city </w:t>
+      </w:r>
+      <w:proofErr w:type="spellStart"/>
+      <w:r>
+        <w:t>centers</w:t>
+      </w:r>
+      <w:proofErr w:type="spellEnd"/>
+      <w:r>
+        <w:t>, local price-per-square-meter averages, and structural grading metrics, to enhance predictive power.</w:t>
+      </w:r>
+    </w:p>
+    <w:p>
+      <w:pPr>
+        <w:numPr>
+          <w:ilvl w:val="0"/>
+          <w:numId w:val="1"/>
+        </w:numPr>
+      </w:pPr>
+      <w:r>
+        <w:rPr>
+          <w:b/>
+          <w:bCs/>
+        </w:rPr>
+        <w:t>Model Development, Benchmarking, and Evaluation:</w:t>
+      </w:r>
+      <w:r>
+        <w:t xml:space="preserve"> Train, tune, and compare multiple regression models (e.g., Multiple Linear Regression, Random Forest, Gradient Boosting) to identify the best-performing algorithm based on standard metrics such as RMSE, MAE, and R².</w:t>
+      </w:r>
+    </w:p>
+    <w:p>
+      <w:pPr>
+        <w:numPr>
+          <w:ilvl w:val="0"/>
+          <w:numId w:val="1"/>
+        </w:numPr>
+      </w:pPr>
+      <w:r>
+        <w:rPr>
+          <w:b/>
+          <w:bCs/>
+        </w:rPr>
+        <w:t>Insight Extraction:</w:t>
+      </w:r>
+      <w:r>
+        <w:t xml:space="preserve"> Analyse and interpret feature importance to identify the primary drivers of property value fluctuations across different geographic areas and market conditions.</w:t>
+      </w:r>
+    </w:p>
+    <w:p>
+      <w:pPr>
+        <w:numPr>
+          <w:ilvl w:val="0"/>
+          <w:numId w:val="1"/>
+        </w:numPr>
+      </w:pPr>
+      <w:r>
+        <w:rPr>
+          <w:b/>
+          <w:bCs/>
+        </w:rPr>
+        <w:t>Business Recommendation Framework:</w:t>
+      </w:r>
+      <w:r>
+        <w:t xml:space="preserve"> Translate model findings into actionable guidelines for real estate valuation efficiency, risk assessment, and improved transparency in automated valuation systems.</w:t>
+      </w:r>
+    </w:p>
+    <w:p>
+      <w:r>
+        <w:rPr>
+          <w:b/>
+          <w:bCs/>
+        </w:rPr>
+        <w:t>Business Hypothesis:</w:t>
+      </w:r>
+      <w:r>
+        <w:br/>
+        <w:t>Properties with higher structural quality, larger living areas, and advantageous spatial attributes will show predictable price patterns, and advanced machine learning models incorporating non-linearities will significantly outperform traditional linear regression in reducing valuation errors.</w:t>
       </w:r>
     </w:p>
     <w:p>
@@ -317,6 +650,127 @@
     </w:sectPr>
   </w:body>
 </w:document>
+</file>
+
+<file path=word/numbering.xml><?xml version="1.0" encoding="utf-8"?>
+<w:numbering xmlns:wpc="http://schemas.microsoft.com/office/word/2010/wordprocessingCanvas" xmlns:cx="http://schemas.microsoft.com/office/drawing/2014/chartex" xmlns:cx1="http://schemas.microsoft.com/office/drawing/2015/9/8/chartex" xmlns:cx2="http://schemas.microsoft.com/office/drawing/2015/10/21/chartex" xmlns:cx3="http://schemas.microsoft.com/office/drawing/2016/5/9/chartex" xmlns:cx4="http://schemas.microsoft.com/office/drawing/2016/5/10/chartex" xmlns:cx5="http://schemas.microsoft.com/office/drawing/2016/5/11/chartex" xmlns:cx6="http://schemas.microsoft.com/office/drawing/2016/5/12/chartex" xmlns:cx7="http://schemas.microsoft.com/office/drawing/2016/5/13/chartex" xmlns:cx8="http://schemas.microsoft.com/office/drawing/2016/5/14/chartex" xmlns:mc="http://schemas.openxmlformats.org/markup-compatibility/2006" xmlns:aink="http://schemas.microsoft.com/office/drawing/2016/ink" xmlns:am3d="http://schemas.microsoft.com/office/drawing/2017/model3d" xmlns:o="urn:schemas-microsoft-com:office:office" xmlns:oel="http://schemas.microsoft.com/office/2019/extlst" xmlns:r="http://schemas.openxmlformats.org/officeDocument/2006/relationships" xmlns:m="http://schemas.openxmlformats.org/officeDocument/2006/math" xmlns:v="urn:schemas-microsoft-com:vml" xmlns:wp14="http://schemas.microsoft.com/office/word/2010/wordprocessingDrawing" xmlns:wp="http://schemas.openxmlformats.org/drawingml/2006/wordprocessingDrawing" xmlns:w10="urn:schemas-microsoft-com:office:word" xmlns:w="http://schemas.openxmlformats.org/wordprocessingml/2006/main" xmlns:w14="http://schemas.microsoft.com/office/word/2010/wordml" xmlns:w15="http://schemas.microsoft.com/office/word/2012/wordml" xmlns:w16cex="http://schemas.microsoft.com/office/word/2018/wordml/cex" xmlns:w16cid="http://schemas.microsoft.com/office/word/2016/wordml/cid" xmlns:w16="http://schemas.microsoft.com/office/word/2018/wordml" xmlns:w16du="http://schemas.microsoft.com/office/word/2023/wordml/word16du" xmlns:w16sdtdh="http://schemas.microsoft.com/office/word/2020/wordml/sdtdatahash" xmlns:w16sdtfl="http://schemas.microsoft.com/office/word/2024/wordml/sdtformatlock" xmlns:w16se="http://schemas.microsoft.com/office/word/2015/wordml/symex" xmlns:wpg="http://schemas.microsoft.com/office/word/2010/wordprocessingGroup" xmlns:wpi="http://schemas.microsoft.com/office/word/2010/wordprocessingInk" xmlns:wne="http://schemas.microsoft.com/office/word/2006/wordml" xmlns:wps="http://schemas.microsoft.com/office/word/2010/wordprocessingShape" mc:Ignorable="w14 w15 w16se w16cid w16 w16cex w16sdtdh w16sdtfl w16du wp14">
+  <w:abstractNum w:abstractNumId="0" w15:restartNumberingAfterBreak="0">
+    <w:nsid w:val="5B98116E"/>
+    <w:multiLevelType w:val="multilevel"/>
+    <w:tmpl w:val="BCA8ED38"/>
+    <w:lvl w:ilvl="0">
+      <w:start w:val="1"/>
+      <w:numFmt w:val="decimal"/>
+      <w:lvlText w:val="%1."/>
+      <w:lvlJc w:val="left"/>
+      <w:pPr>
+        <w:tabs>
+          <w:tab w:val="num" w:pos="720"/>
+        </w:tabs>
+        <w:ind w:left="720" w:hanging="360"/>
+      </w:pPr>
+    </w:lvl>
+    <w:lvl w:ilvl="1" w:tentative="1">
+      <w:start w:val="1"/>
+      <w:numFmt w:val="decimal"/>
+      <w:lvlText w:val="%2."/>
+      <w:lvlJc w:val="left"/>
+      <w:pPr>
+        <w:tabs>
+          <w:tab w:val="num" w:pos="1440"/>
+        </w:tabs>
+        <w:ind w:left="1440" w:hanging="360"/>
+      </w:pPr>
+    </w:lvl>
+    <w:lvl w:ilvl="2" w:tentative="1">
+      <w:start w:val="1"/>
+      <w:numFmt w:val="decimal"/>
+      <w:lvlText w:val="%3."/>
+      <w:lvlJc w:val="left"/>
+      <w:pPr>
+        <w:tabs>
+          <w:tab w:val="num" w:pos="2160"/>
+        </w:tabs>
+        <w:ind w:left="2160" w:hanging="360"/>
+      </w:pPr>
+    </w:lvl>
+    <w:lvl w:ilvl="3" w:tentative="1">
+      <w:start w:val="1"/>
+      <w:numFmt w:val="decimal"/>
+      <w:lvlText w:val="%4."/>
+      <w:lvlJc w:val="left"/>
+      <w:pPr>
+        <w:tabs>
+          <w:tab w:val="num" w:pos="2880"/>
+        </w:tabs>
+        <w:ind w:left="2880" w:hanging="360"/>
+      </w:pPr>
+    </w:lvl>
+    <w:lvl w:ilvl="4" w:tentative="1">
+      <w:start w:val="1"/>
+      <w:numFmt w:val="decimal"/>
+      <w:lvlText w:val="%5."/>
+      <w:lvlJc w:val="left"/>
+      <w:pPr>
+        <w:tabs>
+          <w:tab w:val="num" w:pos="3600"/>
+        </w:tabs>
+        <w:ind w:left="3600" w:hanging="360"/>
+      </w:pPr>
+    </w:lvl>
+    <w:lvl w:ilvl="5" w:tentative="1">
+      <w:start w:val="1"/>
+      <w:numFmt w:val="decimal"/>
+      <w:lvlText w:val="%6."/>
+      <w:lvlJc w:val="left"/>
+      <w:pPr>
+        <w:tabs>
+          <w:tab w:val="num" w:pos="4320"/>
+        </w:tabs>
+        <w:ind w:left="4320" w:hanging="360"/>
+      </w:pPr>
+    </w:lvl>
+    <w:lvl w:ilvl="6" w:tentative="1">
+      <w:start w:val="1"/>
+      <w:numFmt w:val="decimal"/>
+      <w:lvlText w:val="%7."/>
+      <w:lvlJc w:val="left"/>
+      <w:pPr>
+        <w:tabs>
+          <w:tab w:val="num" w:pos="5040"/>
+        </w:tabs>
+        <w:ind w:left="5040" w:hanging="360"/>
+      </w:pPr>
+    </w:lvl>
+    <w:lvl w:ilvl="7" w:tentative="1">
+      <w:start w:val="1"/>
+      <w:numFmt w:val="decimal"/>
+      <w:lvlText w:val="%8."/>
+      <w:lvlJc w:val="left"/>
+      <w:pPr>
+        <w:tabs>
+          <w:tab w:val="num" w:pos="5760"/>
+        </w:tabs>
+        <w:ind w:left="5760" w:hanging="360"/>
+      </w:pPr>
+    </w:lvl>
+    <w:lvl w:ilvl="8" w:tentative="1">
+      <w:start w:val="1"/>
+      <w:numFmt w:val="decimal"/>
+      <w:lvlText w:val="%9."/>
+      <w:lvlJc w:val="left"/>
+      <w:pPr>
+        <w:tabs>
+          <w:tab w:val="num" w:pos="6480"/>
+        </w:tabs>
+        <w:ind w:left="6480" w:hanging="360"/>
+      </w:pPr>
+    </w:lvl>
+  </w:abstractNum>
+  <w:num w:numId="1" w16cid:durableId="201358208">
+    <w:abstractNumId w:val="0"/>
+  </w:num>
+</w:numbering>
 </file>
 
 <file path=word/styles.xml><?xml version="1.0" encoding="utf-8"?>

--- a/proposal.docx
+++ b/proposal.docx
@@ -628,6 +628,204 @@
         <w:t>Properties with higher structural quality, larger living areas, and advantageous spatial attributes will show predictable price patterns, and advanced machine learning models incorporating non-linearities will significantly outperform traditional linear regression in reducing valuation errors.</w:t>
       </w:r>
     </w:p>
+    <w:p>
+      <w:pPr>
+        <w:rPr>
+          <w:b/>
+          <w:bCs/>
+        </w:rPr>
+      </w:pPr>
+      <w:r>
+        <w:rPr>
+          <w:b/>
+          <w:bCs/>
+        </w:rPr>
+        <w:t>Scope</w:t>
+      </w:r>
+    </w:p>
+    <w:p>
+      <w:r>
+        <w:rPr>
+          <w:b/>
+          <w:bCs/>
+        </w:rPr>
+        <w:t>In Scope:</w:t>
+      </w:r>
+    </w:p>
+    <w:p>
+      <w:pPr>
+        <w:numPr>
+          <w:ilvl w:val="0"/>
+          <w:numId w:val="2"/>
+        </w:numPr>
+      </w:pPr>
+      <w:r>
+        <w:rPr>
+          <w:b/>
+          <w:bCs/>
+        </w:rPr>
+        <w:t>Property Type:</w:t>
+      </w:r>
+      <w:r>
+        <w:t xml:space="preserve"> Residential properties, including single-family homes and townhouses within a specified geographic region </w:t>
+      </w:r>
+    </w:p>
+    <w:p>
+      <w:pPr>
+        <w:numPr>
+          <w:ilvl w:val="0"/>
+          <w:numId w:val="2"/>
+        </w:numPr>
+      </w:pPr>
+      <w:r>
+        <w:rPr>
+          <w:b/>
+          <w:bCs/>
+        </w:rPr>
+        <w:t>Data Analysis:</w:t>
+      </w:r>
+      <w:r>
+        <w:t xml:space="preserve"> Examination of historical housing transactions focusing on structural features such as living area (square footage), number of bedrooms and bathrooms, property age, construction grade, condition, and geographic location (zip codes, latitude, longitude).</w:t>
+      </w:r>
+    </w:p>
+    <w:p>
+      <w:pPr>
+        <w:numPr>
+          <w:ilvl w:val="0"/>
+          <w:numId w:val="2"/>
+        </w:numPr>
+      </w:pPr>
+      <w:r>
+        <w:rPr>
+          <w:b/>
+          <w:bCs/>
+        </w:rPr>
+        <w:t>Data Preparation and Processing:</w:t>
+      </w:r>
+      <w:r>
+        <w:t xml:space="preserve"> Data cleaning, handling missing values and outliers, feature engineering including spatial and economic indicators (e.g., proximity to transport, local price averages), and exploratory data analysis (EDA) using Python libraries like pandas, matplotlib, and seaborn.</w:t>
+      </w:r>
+    </w:p>
+    <w:p>
+      <w:pPr>
+        <w:numPr>
+          <w:ilvl w:val="0"/>
+          <w:numId w:val="2"/>
+        </w:numPr>
+      </w:pPr>
+      <w:r>
+        <w:rPr>
+          <w:b/>
+          <w:bCs/>
+        </w:rPr>
+        <w:lastRenderedPageBreak/>
+        <w:t>Model Development and Evaluation:</w:t>
+      </w:r>
+      <w:r>
+        <w:t xml:space="preserve"> Training, tuning, and benchmarking multiple regression models (e.g., Linear Regression, Random Forest, Gradient Boosting) using scikit-learn to predict property sale prices; evaluating models with performance metrics such as RMSE, MAE, and R².</w:t>
+      </w:r>
+    </w:p>
+    <w:p>
+      <w:pPr>
+        <w:numPr>
+          <w:ilvl w:val="0"/>
+          <w:numId w:val="2"/>
+        </w:numPr>
+      </w:pPr>
+      <w:r>
+        <w:rPr>
+          <w:b/>
+          <w:bCs/>
+        </w:rPr>
+        <w:t>Insight Extraction:</w:t>
+      </w:r>
+      <w:r>
+        <w:t xml:space="preserve"> Analysing feature importance to identify key drivers of property valuation variability and translating findings into actionable business recommendations to enhance automated valuation model (AVM) efficiency and risk assessment.</w:t>
+      </w:r>
+    </w:p>
+    <w:p>
+      <w:pPr>
+        <w:numPr>
+          <w:ilvl w:val="0"/>
+          <w:numId w:val="2"/>
+        </w:numPr>
+      </w:pPr>
+      <w:r>
+        <w:rPr>
+          <w:b/>
+          <w:bCs/>
+        </w:rPr>
+        <w:t>Deliverables:</w:t>
+      </w:r>
+      <w:r>
+        <w:t xml:space="preserve"> Predictive valuation models, performance evaluation reports, visualizations of price trends, and a framework to support real estate stakeholders with data-driven valuation insights.</w:t>
+      </w:r>
+    </w:p>
+    <w:p>
+      <w:r>
+        <w:rPr>
+          <w:b/>
+          <w:bCs/>
+        </w:rPr>
+        <w:t>Out of Scope:</w:t>
+      </w:r>
+    </w:p>
+    <w:p>
+      <w:pPr>
+        <w:numPr>
+          <w:ilvl w:val="0"/>
+          <w:numId w:val="3"/>
+        </w:numPr>
+      </w:pPr>
+      <w:r>
+        <w:t>Commercial real estate, industrial land, or multi-family apartment complexes valuation models.</w:t>
+      </w:r>
+    </w:p>
+    <w:p>
+      <w:pPr>
+        <w:numPr>
+          <w:ilvl w:val="0"/>
+          <w:numId w:val="3"/>
+        </w:numPr>
+      </w:pPr>
+      <w:r>
+        <w:t>Real-time data integration such as web scraping from active property listings or live feeds from Multiple Listing Services (MLS).</w:t>
+      </w:r>
+    </w:p>
+    <w:p>
+      <w:pPr>
+        <w:numPr>
+          <w:ilvl w:val="0"/>
+          <w:numId w:val="3"/>
+        </w:numPr>
+      </w:pPr>
+      <w:r>
+        <w:t>Developing production-ready web or mobile applications for real estate valuation.</w:t>
+      </w:r>
+    </w:p>
+    <w:p>
+      <w:pPr>
+        <w:numPr>
+          <w:ilvl w:val="0"/>
+          <w:numId w:val="3"/>
+        </w:numPr>
+      </w:pPr>
+      <w:r>
+        <w:t>Computer vision or image analysis of interior or exterior property photos.</w:t>
+      </w:r>
+    </w:p>
+    <w:p>
+      <w:pPr>
+        <w:numPr>
+          <w:ilvl w:val="0"/>
+          <w:numId w:val="3"/>
+        </w:numPr>
+      </w:pPr>
+      <w:r>
+        <w:t>High-frequency trading or automated bidding execution in property markets.</w:t>
+      </w:r>
+    </w:p>
+    <w:p/>
     <w:p>
       <w:pPr>
         <w:rPr>
@@ -655,6 +853,304 @@
 <file path=word/numbering.xml><?xml version="1.0" encoding="utf-8"?>
 <w:numbering xmlns:wpc="http://schemas.microsoft.com/office/word/2010/wordprocessingCanvas" xmlns:cx="http://schemas.microsoft.com/office/drawing/2014/chartex" xmlns:cx1="http://schemas.microsoft.com/office/drawing/2015/9/8/chartex" xmlns:cx2="http://schemas.microsoft.com/office/drawing/2015/10/21/chartex" xmlns:cx3="http://schemas.microsoft.com/office/drawing/2016/5/9/chartex" xmlns:cx4="http://schemas.microsoft.com/office/drawing/2016/5/10/chartex" xmlns:cx5="http://schemas.microsoft.com/office/drawing/2016/5/11/chartex" xmlns:cx6="http://schemas.microsoft.com/office/drawing/2016/5/12/chartex" xmlns:cx7="http://schemas.microsoft.com/office/drawing/2016/5/13/chartex" xmlns:cx8="http://schemas.microsoft.com/office/drawing/2016/5/14/chartex" xmlns:mc="http://schemas.openxmlformats.org/markup-compatibility/2006" xmlns:aink="http://schemas.microsoft.com/office/drawing/2016/ink" xmlns:am3d="http://schemas.microsoft.com/office/drawing/2017/model3d" xmlns:o="urn:schemas-microsoft-com:office:office" xmlns:oel="http://schemas.microsoft.com/office/2019/extlst" xmlns:r="http://schemas.openxmlformats.org/officeDocument/2006/relationships" xmlns:m="http://schemas.openxmlformats.org/officeDocument/2006/math" xmlns:v="urn:schemas-microsoft-com:vml" xmlns:wp14="http://schemas.microsoft.com/office/word/2010/wordprocessingDrawing" xmlns:wp="http://schemas.openxmlformats.org/drawingml/2006/wordprocessingDrawing" xmlns:w10="urn:schemas-microsoft-com:office:word" xmlns:w="http://schemas.openxmlformats.org/wordprocessingml/2006/main" xmlns:w14="http://schemas.microsoft.com/office/word/2010/wordml" xmlns:w15="http://schemas.microsoft.com/office/word/2012/wordml" xmlns:w16cex="http://schemas.microsoft.com/office/word/2018/wordml/cex" xmlns:w16cid="http://schemas.microsoft.com/office/word/2016/wordml/cid" xmlns:w16="http://schemas.microsoft.com/office/word/2018/wordml" xmlns:w16du="http://schemas.microsoft.com/office/word/2023/wordml/word16du" xmlns:w16sdtdh="http://schemas.microsoft.com/office/word/2020/wordml/sdtdatahash" xmlns:w16sdtfl="http://schemas.microsoft.com/office/word/2024/wordml/sdtformatlock" xmlns:w16se="http://schemas.microsoft.com/office/word/2015/wordml/symex" xmlns:wpg="http://schemas.microsoft.com/office/word/2010/wordprocessingGroup" xmlns:wpi="http://schemas.microsoft.com/office/word/2010/wordprocessingInk" xmlns:wne="http://schemas.microsoft.com/office/word/2006/wordml" xmlns:wps="http://schemas.microsoft.com/office/word/2010/wordprocessingShape" mc:Ignorable="w14 w15 w16se w16cid w16 w16cex w16sdtdh w16sdtfl w16du wp14">
   <w:abstractNum w:abstractNumId="0" w15:restartNumberingAfterBreak="0">
+    <w:nsid w:val="05FB198B"/>
+    <w:multiLevelType w:val="multilevel"/>
+    <w:tmpl w:val="46385554"/>
+    <w:lvl w:ilvl="0">
+      <w:start w:val="1"/>
+      <w:numFmt w:val="bullet"/>
+      <w:lvlText w:val=""/>
+      <w:lvlJc w:val="left"/>
+      <w:pPr>
+        <w:tabs>
+          <w:tab w:val="num" w:pos="720"/>
+        </w:tabs>
+        <w:ind w:left="720" w:hanging="360"/>
+      </w:pPr>
+      <w:rPr>
+        <w:rFonts w:ascii="Symbol" w:hAnsi="Symbol" w:hint="default"/>
+        <w:sz w:val="20"/>
+      </w:rPr>
+    </w:lvl>
+    <w:lvl w:ilvl="1" w:tentative="1">
+      <w:start w:val="1"/>
+      <w:numFmt w:val="bullet"/>
+      <w:lvlText w:val=""/>
+      <w:lvlJc w:val="left"/>
+      <w:pPr>
+        <w:tabs>
+          <w:tab w:val="num" w:pos="1440"/>
+        </w:tabs>
+        <w:ind w:left="1440" w:hanging="360"/>
+      </w:pPr>
+      <w:rPr>
+        <w:rFonts w:ascii="Symbol" w:hAnsi="Symbol" w:hint="default"/>
+        <w:sz w:val="20"/>
+      </w:rPr>
+    </w:lvl>
+    <w:lvl w:ilvl="2" w:tentative="1">
+      <w:start w:val="1"/>
+      <w:numFmt w:val="bullet"/>
+      <w:lvlText w:val=""/>
+      <w:lvlJc w:val="left"/>
+      <w:pPr>
+        <w:tabs>
+          <w:tab w:val="num" w:pos="2160"/>
+        </w:tabs>
+        <w:ind w:left="2160" w:hanging="360"/>
+      </w:pPr>
+      <w:rPr>
+        <w:rFonts w:ascii="Symbol" w:hAnsi="Symbol" w:hint="default"/>
+        <w:sz w:val="20"/>
+      </w:rPr>
+    </w:lvl>
+    <w:lvl w:ilvl="3" w:tentative="1">
+      <w:start w:val="1"/>
+      <w:numFmt w:val="bullet"/>
+      <w:lvlText w:val=""/>
+      <w:lvlJc w:val="left"/>
+      <w:pPr>
+        <w:tabs>
+          <w:tab w:val="num" w:pos="2880"/>
+        </w:tabs>
+        <w:ind w:left="2880" w:hanging="360"/>
+      </w:pPr>
+      <w:rPr>
+        <w:rFonts w:ascii="Symbol" w:hAnsi="Symbol" w:hint="default"/>
+        <w:sz w:val="20"/>
+      </w:rPr>
+    </w:lvl>
+    <w:lvl w:ilvl="4" w:tentative="1">
+      <w:start w:val="1"/>
+      <w:numFmt w:val="bullet"/>
+      <w:lvlText w:val=""/>
+      <w:lvlJc w:val="left"/>
+      <w:pPr>
+        <w:tabs>
+          <w:tab w:val="num" w:pos="3600"/>
+        </w:tabs>
+        <w:ind w:left="3600" w:hanging="360"/>
+      </w:pPr>
+      <w:rPr>
+        <w:rFonts w:ascii="Symbol" w:hAnsi="Symbol" w:hint="default"/>
+        <w:sz w:val="20"/>
+      </w:rPr>
+    </w:lvl>
+    <w:lvl w:ilvl="5" w:tentative="1">
+      <w:start w:val="1"/>
+      <w:numFmt w:val="bullet"/>
+      <w:lvlText w:val=""/>
+      <w:lvlJc w:val="left"/>
+      <w:pPr>
+        <w:tabs>
+          <w:tab w:val="num" w:pos="4320"/>
+        </w:tabs>
+        <w:ind w:left="4320" w:hanging="360"/>
+      </w:pPr>
+      <w:rPr>
+        <w:rFonts w:ascii="Symbol" w:hAnsi="Symbol" w:hint="default"/>
+        <w:sz w:val="20"/>
+      </w:rPr>
+    </w:lvl>
+    <w:lvl w:ilvl="6" w:tentative="1">
+      <w:start w:val="1"/>
+      <w:numFmt w:val="bullet"/>
+      <w:lvlText w:val=""/>
+      <w:lvlJc w:val="left"/>
+      <w:pPr>
+        <w:tabs>
+          <w:tab w:val="num" w:pos="5040"/>
+        </w:tabs>
+        <w:ind w:left="5040" w:hanging="360"/>
+      </w:pPr>
+      <w:rPr>
+        <w:rFonts w:ascii="Symbol" w:hAnsi="Symbol" w:hint="default"/>
+        <w:sz w:val="20"/>
+      </w:rPr>
+    </w:lvl>
+    <w:lvl w:ilvl="7" w:tentative="1">
+      <w:start w:val="1"/>
+      <w:numFmt w:val="bullet"/>
+      <w:lvlText w:val=""/>
+      <w:lvlJc w:val="left"/>
+      <w:pPr>
+        <w:tabs>
+          <w:tab w:val="num" w:pos="5760"/>
+        </w:tabs>
+        <w:ind w:left="5760" w:hanging="360"/>
+      </w:pPr>
+      <w:rPr>
+        <w:rFonts w:ascii="Symbol" w:hAnsi="Symbol" w:hint="default"/>
+        <w:sz w:val="20"/>
+      </w:rPr>
+    </w:lvl>
+    <w:lvl w:ilvl="8" w:tentative="1">
+      <w:start w:val="1"/>
+      <w:numFmt w:val="bullet"/>
+      <w:lvlText w:val=""/>
+      <w:lvlJc w:val="left"/>
+      <w:pPr>
+        <w:tabs>
+          <w:tab w:val="num" w:pos="6480"/>
+        </w:tabs>
+        <w:ind w:left="6480" w:hanging="360"/>
+      </w:pPr>
+      <w:rPr>
+        <w:rFonts w:ascii="Symbol" w:hAnsi="Symbol" w:hint="default"/>
+        <w:sz w:val="20"/>
+      </w:rPr>
+    </w:lvl>
+  </w:abstractNum>
+  <w:abstractNum w:abstractNumId="1" w15:restartNumberingAfterBreak="0">
+    <w:nsid w:val="0D3611C3"/>
+    <w:multiLevelType w:val="multilevel"/>
+    <w:tmpl w:val="4246E780"/>
+    <w:lvl w:ilvl="0">
+      <w:start w:val="1"/>
+      <w:numFmt w:val="bullet"/>
+      <w:lvlText w:val=""/>
+      <w:lvlJc w:val="left"/>
+      <w:pPr>
+        <w:tabs>
+          <w:tab w:val="num" w:pos="720"/>
+        </w:tabs>
+        <w:ind w:left="720" w:hanging="360"/>
+      </w:pPr>
+      <w:rPr>
+        <w:rFonts w:ascii="Symbol" w:hAnsi="Symbol" w:hint="default"/>
+        <w:sz w:val="20"/>
+      </w:rPr>
+    </w:lvl>
+    <w:lvl w:ilvl="1" w:tentative="1">
+      <w:start w:val="1"/>
+      <w:numFmt w:val="bullet"/>
+      <w:lvlText w:val=""/>
+      <w:lvlJc w:val="left"/>
+      <w:pPr>
+        <w:tabs>
+          <w:tab w:val="num" w:pos="1440"/>
+        </w:tabs>
+        <w:ind w:left="1440" w:hanging="360"/>
+      </w:pPr>
+      <w:rPr>
+        <w:rFonts w:ascii="Symbol" w:hAnsi="Symbol" w:hint="default"/>
+        <w:sz w:val="20"/>
+      </w:rPr>
+    </w:lvl>
+    <w:lvl w:ilvl="2" w:tentative="1">
+      <w:start w:val="1"/>
+      <w:numFmt w:val="bullet"/>
+      <w:lvlText w:val=""/>
+      <w:lvlJc w:val="left"/>
+      <w:pPr>
+        <w:tabs>
+          <w:tab w:val="num" w:pos="2160"/>
+        </w:tabs>
+        <w:ind w:left="2160" w:hanging="360"/>
+      </w:pPr>
+      <w:rPr>
+        <w:rFonts w:ascii="Symbol" w:hAnsi="Symbol" w:hint="default"/>
+        <w:sz w:val="20"/>
+      </w:rPr>
+    </w:lvl>
+    <w:lvl w:ilvl="3" w:tentative="1">
+      <w:start w:val="1"/>
+      <w:numFmt w:val="bullet"/>
+      <w:lvlText w:val=""/>
+      <w:lvlJc w:val="left"/>
+      <w:pPr>
+        <w:tabs>
+          <w:tab w:val="num" w:pos="2880"/>
+        </w:tabs>
+        <w:ind w:left="2880" w:hanging="360"/>
+      </w:pPr>
+      <w:rPr>
+        <w:rFonts w:ascii="Symbol" w:hAnsi="Symbol" w:hint="default"/>
+        <w:sz w:val="20"/>
+      </w:rPr>
+    </w:lvl>
+    <w:lvl w:ilvl="4" w:tentative="1">
+      <w:start w:val="1"/>
+      <w:numFmt w:val="bullet"/>
+      <w:lvlText w:val=""/>
+      <w:lvlJc w:val="left"/>
+      <w:pPr>
+        <w:tabs>
+          <w:tab w:val="num" w:pos="3600"/>
+        </w:tabs>
+        <w:ind w:left="3600" w:hanging="360"/>
+      </w:pPr>
+      <w:rPr>
+        <w:rFonts w:ascii="Symbol" w:hAnsi="Symbol" w:hint="default"/>
+        <w:sz w:val="20"/>
+      </w:rPr>
+    </w:lvl>
+    <w:lvl w:ilvl="5" w:tentative="1">
+      <w:start w:val="1"/>
+      <w:numFmt w:val="bullet"/>
+      <w:lvlText w:val=""/>
+      <w:lvlJc w:val="left"/>
+      <w:pPr>
+        <w:tabs>
+          <w:tab w:val="num" w:pos="4320"/>
+        </w:tabs>
+        <w:ind w:left="4320" w:hanging="360"/>
+      </w:pPr>
+      <w:rPr>
+        <w:rFonts w:ascii="Symbol" w:hAnsi="Symbol" w:hint="default"/>
+        <w:sz w:val="20"/>
+      </w:rPr>
+    </w:lvl>
+    <w:lvl w:ilvl="6" w:tentative="1">
+      <w:start w:val="1"/>
+      <w:numFmt w:val="bullet"/>
+      <w:lvlText w:val=""/>
+      <w:lvlJc w:val="left"/>
+      <w:pPr>
+        <w:tabs>
+          <w:tab w:val="num" w:pos="5040"/>
+        </w:tabs>
+        <w:ind w:left="5040" w:hanging="360"/>
+      </w:pPr>
+      <w:rPr>
+        <w:rFonts w:ascii="Symbol" w:hAnsi="Symbol" w:hint="default"/>
+        <w:sz w:val="20"/>
+      </w:rPr>
+    </w:lvl>
+    <w:lvl w:ilvl="7" w:tentative="1">
+      <w:start w:val="1"/>
+      <w:numFmt w:val="bullet"/>
+      <w:lvlText w:val=""/>
+      <w:lvlJc w:val="left"/>
+      <w:pPr>
+        <w:tabs>
+          <w:tab w:val="num" w:pos="5760"/>
+        </w:tabs>
+        <w:ind w:left="5760" w:hanging="360"/>
+      </w:pPr>
+      <w:rPr>
+        <w:rFonts w:ascii="Symbol" w:hAnsi="Symbol" w:hint="default"/>
+        <w:sz w:val="20"/>
+      </w:rPr>
+    </w:lvl>
+    <w:lvl w:ilvl="8" w:tentative="1">
+      <w:start w:val="1"/>
+      <w:numFmt w:val="bullet"/>
+      <w:lvlText w:val=""/>
+      <w:lvlJc w:val="left"/>
+      <w:pPr>
+        <w:tabs>
+          <w:tab w:val="num" w:pos="6480"/>
+        </w:tabs>
+        <w:ind w:left="6480" w:hanging="360"/>
+      </w:pPr>
+      <w:rPr>
+        <w:rFonts w:ascii="Symbol" w:hAnsi="Symbol" w:hint="default"/>
+        <w:sz w:val="20"/>
+      </w:rPr>
+    </w:lvl>
+  </w:abstractNum>
+  <w:abstractNum w:abstractNumId="2" w15:restartNumberingAfterBreak="0">
     <w:nsid w:val="5B98116E"/>
     <w:multiLevelType w:val="multilevel"/>
     <w:tmpl w:val="BCA8ED38"/>
@@ -768,6 +1264,12 @@
     </w:lvl>
   </w:abstractNum>
   <w:num w:numId="1" w16cid:durableId="201358208">
+    <w:abstractNumId w:val="2"/>
+  </w:num>
+  <w:num w:numId="2" w16cid:durableId="1531576486">
+    <w:abstractNumId w:val="1"/>
+  </w:num>
+  <w:num w:numId="3" w16cid:durableId="83645540">
     <w:abstractNumId w:val="0"/>
   </w:num>
 </w:numbering>

--- a/proposal.docx
+++ b/proposal.docx
@@ -8,458 +8,757 @@
         <w:rPr>
           <w:b/>
           <w:bCs/>
-          <w:sz w:val="40"/>
-          <w:szCs w:val="40"/>
-          <w:lang w:val="en-GB"/>
         </w:rPr>
       </w:pPr>
       <w:r>
         <w:rPr>
           <w:b/>
           <w:bCs/>
-          <w:sz w:val="40"/>
-          <w:szCs w:val="40"/>
-          <w:lang w:val="en-GB"/>
-        </w:rPr>
-        <w:t>Predicting House Prices for Real Estate Evaluation</w:t>
-      </w:r>
-    </w:p>
-    <w:p>
-      <w:pPr>
+          <w:noProof/>
+        </w:rPr>
+        <mc:AlternateContent>
+          <mc:Choice Requires="wpg">
+            <w:drawing>
+              <wp:anchor distT="0" distB="0" distL="114300" distR="114300" simplePos="0" relativeHeight="251659264" behindDoc="0" locked="0" layoutInCell="1" allowOverlap="1" wp14:anchorId="38DDFF3A" wp14:editId="3795163C">
+                <wp:simplePos x="0" y="0"/>
+                <wp:positionH relativeFrom="page">
+                  <wp:posOffset>428625</wp:posOffset>
+                </wp:positionH>
+                <wp:positionV relativeFrom="margin">
+                  <wp:posOffset>-1170305</wp:posOffset>
+                </wp:positionV>
+                <wp:extent cx="228600" cy="10403205"/>
+                <wp:effectExtent l="0" t="0" r="0" b="0"/>
+                <wp:wrapNone/>
+                <wp:docPr id="317328846" name="Group 6"/>
+                <wp:cNvGraphicFramePr/>
+                <a:graphic xmlns:a="http://schemas.openxmlformats.org/drawingml/2006/main">
+                  <a:graphicData uri="http://schemas.microsoft.com/office/word/2010/wordprocessingGroup">
+                    <wpg:wgp>
+                      <wpg:cNvGrpSpPr/>
+                      <wpg:grpSpPr>
+                        <a:xfrm>
+                          <a:off x="0" y="0"/>
+                          <a:ext cx="228600" cy="10403205"/>
+                          <a:chOff x="0" y="0"/>
+                          <a:chExt cx="228600" cy="7560000"/>
+                        </a:xfrm>
+                      </wpg:grpSpPr>
+                      <wpg:grpSp>
+                        <wpg:cNvPr id="1690149248" name="Group 1690149248"/>
+                        <wpg:cNvGrpSpPr/>
+                        <wpg:grpSpPr>
+                          <a:xfrm>
+                            <a:off x="0" y="0"/>
+                            <a:ext cx="228600" cy="7560000"/>
+                            <a:chOff x="0" y="0"/>
+                            <a:chExt cx="228600" cy="9144000"/>
+                          </a:xfrm>
+                        </wpg:grpSpPr>
+                        <wps:wsp>
+                          <wps:cNvPr id="1667936752" name="Rectangle 1667936752"/>
+                          <wps:cNvSpPr/>
+                          <wps:spPr>
+                            <a:xfrm>
+                              <a:off x="0" y="0"/>
+                              <a:ext cx="228600" cy="9144000"/>
+                            </a:xfrm>
+                            <a:prstGeom prst="rect">
+                              <a:avLst/>
+                            </a:prstGeom>
+                            <a:noFill/>
+                            <a:ln>
+                              <a:noFill/>
+                            </a:ln>
+                          </wps:spPr>
+                          <wps:txbx>
+                            <w:txbxContent>
+                              <w:p>
+                                <w:pPr>
+                                  <w:spacing w:after="0" w:line="240" w:lineRule="auto"/>
+                                </w:pPr>
+                              </w:p>
+                            </w:txbxContent>
+                          </wps:txbx>
+                          <wps:bodyPr spcFirstLastPara="1" wrap="square" lIns="91425" tIns="91425" rIns="91425" bIns="91425" anchor="ctr" anchorCtr="0">
+                            <a:noAutofit/>
+                          </wps:bodyPr>
+                        </wps:wsp>
+                        <wps:wsp>
+                          <wps:cNvPr id="1698970068" name="Rectangle 1698970068"/>
+                          <wps:cNvSpPr/>
+                          <wps:spPr>
+                            <a:xfrm>
+                              <a:off x="0" y="0"/>
+                              <a:ext cx="228600" cy="8782050"/>
+                            </a:xfrm>
+                            <a:prstGeom prst="rect">
+                              <a:avLst/>
+                            </a:prstGeom>
+                            <a:solidFill>
+                              <a:schemeClr val="accent2"/>
+                            </a:solidFill>
+                            <a:ln>
+                              <a:noFill/>
+                            </a:ln>
+                          </wps:spPr>
+                          <wps:txbx>
+                            <w:txbxContent>
+                              <w:p>
+                                <w:pPr>
+                                  <w:spacing w:after="0" w:line="240" w:lineRule="auto"/>
+                                </w:pPr>
+                              </w:p>
+                            </w:txbxContent>
+                          </wps:txbx>
+                          <wps:bodyPr spcFirstLastPara="1" wrap="square" lIns="91425" tIns="91425" rIns="91425" bIns="91425" anchor="ctr" anchorCtr="0">
+                            <a:noAutofit/>
+                          </wps:bodyPr>
+                        </wps:wsp>
+                        <wps:wsp>
+                          <wps:cNvPr id="2092632952" name="Rectangle 2092632952"/>
+                          <wps:cNvSpPr/>
+                          <wps:spPr>
+                            <a:xfrm>
+                              <a:off x="0" y="8915400"/>
+                              <a:ext cx="228600" cy="228600"/>
+                            </a:xfrm>
+                            <a:prstGeom prst="rect">
+                              <a:avLst/>
+                            </a:prstGeom>
+                            <a:solidFill>
+                              <a:schemeClr val="accent1"/>
+                            </a:solidFill>
+                            <a:ln>
+                              <a:noFill/>
+                            </a:ln>
+                          </wps:spPr>
+                          <wps:txbx>
+                            <w:txbxContent>
+                              <w:p>
+                                <w:pPr>
+                                  <w:spacing w:after="0" w:line="240" w:lineRule="auto"/>
+                                </w:pPr>
+                              </w:p>
+                            </w:txbxContent>
+                          </wps:txbx>
+                          <wps:bodyPr spcFirstLastPara="1" wrap="square" lIns="91425" tIns="91425" rIns="91425" bIns="91425" anchor="ctr" anchorCtr="0">
+                            <a:noAutofit/>
+                          </wps:bodyPr>
+                        </wps:wsp>
+                      </wpg:grpSp>
+                    </wpg:wgp>
+                  </a:graphicData>
+                </a:graphic>
+                <wp14:sizeRelH relativeFrom="page">
+                  <wp14:pctWidth>0</wp14:pctWidth>
+                </wp14:sizeRelH>
+                <wp14:sizeRelV relativeFrom="page">
+                  <wp14:pctHeight>0</wp14:pctHeight>
+                </wp14:sizeRelV>
+              </wp:anchor>
+            </w:drawing>
+          </mc:Choice>
+          <mc:Fallback>
+            <w:pict>
+              <v:group w14:anchorId="38DDFF3A" id="Group 6" o:spid="_x0000_s1026" style="position:absolute;left:0;text-align:left;margin-left:33.75pt;margin-top:-92.15pt;width:18pt;height:819.15pt;z-index:251659264;mso-position-horizontal-relative:page;mso-position-vertical-relative:margin" coordsize="2286,75600" o:gfxdata="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">
+                <v:group id="Group 1690149248" o:spid="_x0000_s1027" style="position:absolute;width:2286;height:75600" coordsize="2286,91440" o:gfxdata="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">
+                  <v:rect id="Rectangle 1667936752" o:spid="_x0000_s1028" style="position:absolute;width:2286;height:91440;visibility:visible;mso-wrap-style:square;v-text-anchor:middle" o:gfxdata="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" filled="f" stroked="f">
+                    <v:textbox inset="2.53958mm,2.53958mm,2.53958mm,2.53958mm">
+                      <w:txbxContent>
+                        <w:p>
+                          <w:pPr>
+                            <w:spacing w:after="0" w:line="240" w:lineRule="auto"/>
+                          </w:pPr>
+                        </w:p>
+                      </w:txbxContent>
+                    </v:textbox>
+                  </v:rect>
+                  <v:rect id="Rectangle 1698970068" o:spid="_x0000_s1029" style="position:absolute;width:2286;height:87820;visibility:visible;mso-wrap-style:square;v-text-anchor:middle" o:gfxdata="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" fillcolor="#e97132 [3205]" stroked="f">
+                    <v:textbox inset="2.53958mm,2.53958mm,2.53958mm,2.53958mm">
+                      <w:txbxContent>
+                        <w:p>
+                          <w:pPr>
+                            <w:spacing w:after="0" w:line="240" w:lineRule="auto"/>
+                          </w:pPr>
+                        </w:p>
+                      </w:txbxContent>
+                    </v:textbox>
+                  </v:rect>
+                  <v:rect id="Rectangle 2092632952" o:spid="_x0000_s1030" style="position:absolute;top:89154;width:2286;height:2286;visibility:visible;mso-wrap-style:square;v-text-anchor:middle" o:gfxdata="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" fillcolor="#156082 [3204]" stroked="f">
+                    <v:textbox inset="2.53958mm,2.53958mm,2.53958mm,2.53958mm">
+                      <w:txbxContent>
+                        <w:p>
+                          <w:pPr>
+                            <w:spacing w:after="0" w:line="240" w:lineRule="auto"/>
+                          </w:pPr>
+                        </w:p>
+                      </w:txbxContent>
+                    </v:textbox>
+                  </v:rect>
+                </v:group>
+                <w10:wrap anchorx="page" anchory="margin"/>
+              </v:group>
+            </w:pict>
+          </mc:Fallback>
+        </mc:AlternateContent>
+      </w:r>
+      <w:r>
         <w:rPr>
           <w:b/>
           <w:bCs/>
-          <w:lang w:val="en-GB"/>
-        </w:rPr>
-      </w:pPr>
-      <w:r>
+          <w:noProof/>
+        </w:rPr>
+        <w:drawing>
+          <wp:anchor distT="0" distB="0" distL="114300" distR="114300" simplePos="0" relativeHeight="251661312" behindDoc="0" locked="0" layoutInCell="1" allowOverlap="1" wp14:anchorId="6D82BE2E" wp14:editId="4BC6E85E">
+            <wp:simplePos x="0" y="0"/>
+            <wp:positionH relativeFrom="margin">
+              <wp:posOffset>4174490</wp:posOffset>
+            </wp:positionH>
+            <wp:positionV relativeFrom="margin">
+              <wp:posOffset>-276225</wp:posOffset>
+            </wp:positionV>
+            <wp:extent cx="2206625" cy="762000"/>
+            <wp:effectExtent l="0" t="0" r="3175" b="0"/>
+            <wp:wrapSquare wrapText="bothSides"/>
+            <wp:docPr id="813719782" name="Picture 5" descr="A logo for college computing&#10;&#10;Description automatically generated"/>
+            <wp:cNvGraphicFramePr>
+              <a:graphicFrameLocks xmlns:a="http://schemas.openxmlformats.org/drawingml/2006/main" noChangeAspect="1"/>
+            </wp:cNvGraphicFramePr>
+            <a:graphic xmlns:a="http://schemas.openxmlformats.org/drawingml/2006/main">
+              <a:graphicData uri="http://schemas.openxmlformats.org/drawingml/2006/picture">
+                <pic:pic xmlns:pic="http://schemas.openxmlformats.org/drawingml/2006/picture">
+                  <pic:nvPicPr>
+                    <pic:cNvPr id="0" name="image1.png" descr="A logo for college computing&#10;&#10;Description automatically generated"/>
+                    <pic:cNvPicPr>
+                      <a:picLocks noChangeAspect="1" noChangeArrowheads="1"/>
+                    </pic:cNvPicPr>
+                  </pic:nvPicPr>
+                  <pic:blipFill>
+                    <a:blip r:embed="rId5">
+                      <a:extLst>
+                        <a:ext uri="{28A0092B-C50C-407E-A947-70E740481C1C}">
+                          <a14:useLocalDpi xmlns:a14="http://schemas.microsoft.com/office/drawing/2010/main" val="0"/>
+                        </a:ext>
+                      </a:extLst>
+                    </a:blip>
+                    <a:srcRect/>
+                    <a:stretch>
+                      <a:fillRect/>
+                    </a:stretch>
+                  </pic:blipFill>
+                  <pic:spPr bwMode="auto">
+                    <a:xfrm>
+                      <a:off x="0" y="0"/>
+                      <a:ext cx="2206625" cy="762000"/>
+                    </a:xfrm>
+                    <a:prstGeom prst="rect">
+                      <a:avLst/>
+                    </a:prstGeom>
+                    <a:noFill/>
+                  </pic:spPr>
+                </pic:pic>
+              </a:graphicData>
+            </a:graphic>
+            <wp14:sizeRelH relativeFrom="page">
+              <wp14:pctWidth>0</wp14:pctWidth>
+            </wp14:sizeRelH>
+            <wp14:sizeRelV relativeFrom="page">
+              <wp14:pctHeight>0</wp14:pctHeight>
+            </wp14:sizeRelV>
+          </wp:anchor>
+        </w:drawing>
+      </w:r>
+    </w:p>
+    <w:p>
+      <w:pPr>
+        <w:jc w:val="center"/>
         <w:rPr>
           <w:b/>
           <w:bCs/>
-          <w:lang w:val="en-GB"/>
-        </w:rPr>
-        <w:t>Introduction</w:t>
-      </w:r>
-    </w:p>
-    <w:p>
-      <w:pPr>
-        <w:rPr>
-          <w:lang w:val="en-GB"/>
-        </w:rPr>
-      </w:pPr>
-      <w:r>
-        <w:rPr>
-          <w:lang w:val="en-GB"/>
-        </w:rPr>
-        <w:t>In modern real estate markets, determining fair market valuation for residential property is critical for homebuyers, sellers, mortgage lenders, and property investors.</w:t>
-      </w:r>
-      <w:r>
-        <w:rPr>
-          <w:lang w:val="en-GB"/>
-        </w:rPr>
-        <w:t xml:space="preserve"> </w:t>
-      </w:r>
-      <w:r>
-        <w:rPr>
-          <w:lang w:val="en-GB"/>
-        </w:rPr>
-        <w:t>Overpricing can cause a property to sit on the market indefinitely, while under-pricing leads to a direct loss for the seller. Conversely, buyers need reliable estimates to ensure they are paying a fair market price</w:t>
-      </w:r>
-      <w:r>
-        <w:rPr>
-          <w:lang w:val="en-GB"/>
-        </w:rPr>
-        <w:t xml:space="preserve"> .</w:t>
-      </w:r>
-      <w:r>
-        <w:rPr>
-          <w:lang w:val="en-GB"/>
-        </w:rPr>
-        <w:t xml:space="preserve"> </w:t>
-      </w:r>
-    </w:p>
-    <w:p>
-      <w:pPr>
-        <w:rPr>
-          <w:lang w:val="en-GB"/>
-        </w:rPr>
-      </w:pPr>
-      <w:r>
-        <w:rPr>
-          <w:lang w:val="en-GB"/>
-        </w:rPr>
-        <w:t>Traditional appraisal methods rely heavily on manual comparisons, subject-matter expertise, and localized market knowledge, which can introduce subjectivity, human bias, and processing delays</w:t>
-      </w:r>
-      <w:r>
-        <w:rPr>
-          <w:lang w:val="en-GB"/>
-        </w:rPr>
-        <w:t xml:space="preserve"> </w:t>
-      </w:r>
-      <w:r>
-        <w:rPr>
-          <w:lang w:val="en-GB"/>
-        </w:rPr>
-        <w:t>impacted by information gaps</w:t>
-      </w:r>
-      <w:r>
-        <w:rPr>
-          <w:lang w:val="en-GB"/>
-        </w:rPr>
-        <w:t>.</w:t>
-      </w:r>
-    </w:p>
-    <w:p>
-      <w:pPr>
-        <w:rPr>
-          <w:lang w:val="en-GB"/>
-        </w:rPr>
-      </w:pPr>
-      <w:r>
-        <w:rPr>
-          <w:lang w:val="en-GB"/>
-        </w:rPr>
-        <w:t>Housing prices are driven by a complex interplay of structural attributes—such as interior square footage, number of bedrooms, bathrooms, construction grade, and lot size—as well as geographic location. When these factors are volatile or poorly understood, it can cause prolonged time-on-market for sellers or over-leveraging for buyers.</w:t>
-      </w:r>
-    </w:p>
-    <w:p>
-      <w:r>
-        <w:t>Property values are of</w:t>
-      </w:r>
-      <w:r>
-        <w:t>ten</w:t>
-      </w:r>
-      <w:r>
-        <w:t xml:space="preserve"> difficult to estimate consistently. This project combines strategic business thinking, data analytics, and predictive </w:t>
-      </w:r>
-      <w:proofErr w:type="spellStart"/>
-      <w:r>
-        <w:t>modeling</w:t>
-      </w:r>
-      <w:proofErr w:type="spellEnd"/>
-      <w:r>
-        <w:t xml:space="preserve"> to better understand the key factors that influence housing prices. By </w:t>
-      </w:r>
-      <w:proofErr w:type="spellStart"/>
-      <w:r>
-        <w:t>analyzing</w:t>
-      </w:r>
-      <w:proofErr w:type="spellEnd"/>
-      <w:r>
-        <w:t xml:space="preserve"> historical housing transaction data and leveraging Python-based analytics tools, my goal is to develop a reliable regression model as part of an automated valuation model (AVM). This approach aims to reduce valuation variance, bring greater transparency, and provide clearer, data-driven insights to help buyers, sellers, and real estate agencies make more informed and confident decisions.</w:t>
-      </w:r>
-    </w:p>
-    <w:p>
+        </w:rPr>
+      </w:pPr>
       <w:r>
         <w:rPr>
           <w:b/>
           <w:bCs/>
-          <w:lang w:val="en-GB"/>
-        </w:rPr>
-        <w:t>Problem Definition</w:t>
-      </w:r>
-    </w:p>
-    <w:p>
-      <w:pPr>
-        <w:rPr>
-          <w:lang w:val="en-GB"/>
-        </w:rPr>
-      </w:pPr>
-      <w:r>
-        <w:rPr>
-          <w:lang w:val="en-GB"/>
-        </w:rPr>
-        <w:t>The primary business challenge is</w:t>
-      </w:r>
-      <w:r>
-        <w:rPr>
-          <w:lang w:val="en-GB"/>
-        </w:rPr>
-        <w:t xml:space="preserve"> real estate market often suffers from valuation discrepancies</w:t>
-      </w:r>
-      <w:r>
-        <w:rPr>
-          <w:lang w:val="en-GB"/>
-        </w:rPr>
-        <w:t xml:space="preserve"> and</w:t>
-      </w:r>
-      <w:r>
-        <w:rPr>
-          <w:lang w:val="en-GB"/>
-        </w:rPr>
-        <w:t xml:space="preserve"> </w:t>
-      </w:r>
-      <w:r>
-        <w:rPr>
-          <w:lang w:val="en-GB"/>
-        </w:rPr>
-        <w:t xml:space="preserve">inconsistent price estimates </w:t>
-      </w:r>
-      <w:r>
-        <w:rPr>
-          <w:lang w:val="en-GB"/>
-        </w:rPr>
-        <w:t>where properties are listed significantly above or below their true market value due</w:t>
-      </w:r>
-      <w:r>
-        <w:rPr>
-          <w:lang w:val="en-GB"/>
-        </w:rPr>
-        <w:t xml:space="preserve"> </w:t>
-      </w:r>
-      <w:r>
-        <w:rPr>
-          <w:lang w:val="en-GB"/>
-        </w:rPr>
-        <w:t>to complex non-linear relationships between physical property features (e.g., floor area, bedrooms, build age) and external environmental metrics (e.g., proximity to transport links, local crime rates, macroeconomic indicators).</w:t>
-      </w:r>
-    </w:p>
-    <w:p>
-      <w:pPr>
-        <w:rPr>
-          <w:lang w:val="en-GB"/>
-        </w:rPr>
-      </w:pPr>
-      <w:r>
-        <w:rPr>
-          <w:lang w:val="en-GB"/>
-        </w:rPr>
-        <w:t xml:space="preserve">the lack of a transparent, data-driven pricing model that can consistently predict residential real estate market values. </w:t>
-      </w:r>
-    </w:p>
-    <w:p>
-      <w:pPr>
-        <w:rPr>
-          <w:lang w:val="en-GB"/>
-        </w:rPr>
-      </w:pPr>
-      <w:r>
-        <w:rPr>
-          <w:lang w:val="en-GB"/>
-        </w:rPr>
-        <w:t>. Buyers struggle to identify fair pricing without extensive market research, while lenders face risks associated with overvaluing collateral properties.</w:t>
-      </w:r>
-    </w:p>
-    <w:p>
-      <w:pPr>
-        <w:rPr>
-          <w:lang w:val="en-GB"/>
-        </w:rPr>
-      </w:pPr>
-      <w:r>
-        <w:rPr>
-          <w:lang w:val="en-GB"/>
-        </w:rPr>
-        <w:lastRenderedPageBreak/>
-        <w:t xml:space="preserve">Manually </w:t>
-      </w:r>
-      <w:proofErr w:type="spellStart"/>
-      <w:r>
-        <w:rPr>
-          <w:lang w:val="en-GB"/>
-        </w:rPr>
-        <w:t>analyzing</w:t>
-      </w:r>
-      <w:proofErr w:type="spellEnd"/>
-      <w:r>
-        <w:rPr>
-          <w:lang w:val="en-GB"/>
-        </w:rPr>
-        <w:t xml:space="preserve"> thousands of historical real estate transactions to extract pricing trends is inefficient and prone to error. </w:t>
-      </w:r>
-      <w:r>
-        <w:rPr>
-          <w:lang w:val="en-GB"/>
-        </w:rPr>
-        <w:t>slow to adapt to market fluctuations, and inconsistent across different neighbourhoods.</w:t>
-      </w:r>
-    </w:p>
-    <w:p>
-      <w:pPr>
-        <w:rPr>
-          <w:lang w:val="en-GB"/>
-        </w:rPr>
-      </w:pPr>
-      <w:r>
-        <w:rPr>
-          <w:lang w:val="en-GB"/>
-        </w:rPr>
-        <w:t>By utilizing data analytics and machine learning, we can uncover non-linear relationships between physical property features and final transaction prices.</w:t>
-      </w:r>
-    </w:p>
-    <w:p>
-      <w:pPr>
-        <w:rPr>
-          <w:lang w:val="en-GB"/>
-        </w:rPr>
-      </w:pPr>
-      <w:r>
-        <w:rPr>
-          <w:lang w:val="en-GB"/>
-        </w:rPr>
-        <w:t>The Problem: Property values are difficult to estimate consistently, leading to listing discrepancies and uncertain market valuations.</w:t>
-      </w:r>
-    </w:p>
-    <w:p>
-      <w:pPr>
-        <w:rPr>
-          <w:lang w:val="en-GB"/>
-        </w:rPr>
-      </w:pPr>
-      <w:r>
-        <w:rPr>
-          <w:lang w:val="en-GB"/>
-        </w:rPr>
-        <w:t>Impact: Inaccurate pricing creates friction in property transactions, reduces buyer trust, and slows down agency sales cycles.</w:t>
-      </w:r>
-      <w:r>
-        <w:rPr>
-          <w:lang w:val="en-GB"/>
-        </w:rPr>
-        <w:t xml:space="preserve"> Buyers struggle to know if they are paying a fair price, and lenders face financial risks associated with overvaluing collateral assets.</w:t>
-      </w:r>
-    </w:p>
-    <w:p>
-      <w:pPr>
-        <w:rPr>
-          <w:lang w:val="en-GB"/>
-        </w:rPr>
-      </w:pPr>
-      <w:r>
-        <w:rPr>
-          <w:lang w:val="en-GB"/>
-        </w:rPr>
-        <w:t>Inaccurate property valuations introduce financial risks for:</w:t>
-      </w:r>
-    </w:p>
-    <w:p>
-      <w:pPr>
-        <w:rPr>
-          <w:lang w:val="en-GB"/>
-        </w:rPr>
-      </w:pPr>
-      <w:r>
-        <w:rPr>
-          <w:lang w:val="en-GB"/>
-        </w:rPr>
-        <w:t xml:space="preserve"> * Mortgage Lenders: Increased risk of over-leveraging assets based on inflated valuations.</w:t>
-      </w:r>
-    </w:p>
-    <w:p>
-      <w:pPr>
-        <w:rPr>
-          <w:lang w:val="en-GB"/>
-        </w:rPr>
-      </w:pPr>
-      <w:r>
-        <w:rPr>
-          <w:lang w:val="en-GB"/>
-        </w:rPr>
-        <w:t xml:space="preserve"> * Property Buyers/Sellers: Suboptimal purchasing prices or prolonged time-on-market due to unrealistic listing prices.</w:t>
-      </w:r>
-    </w:p>
-    <w:p>
-      <w:pPr>
-        <w:rPr>
-          <w:lang w:val="en-GB"/>
-        </w:rPr>
-      </w:pPr>
-      <w:r>
-        <w:rPr>
-          <w:lang w:val="en-GB"/>
-        </w:rPr>
-        <w:t xml:space="preserve"> * Real Estate Platforms: Reduced user trust caused by inaccurate automated estimates</w:t>
-      </w:r>
-    </w:p>
-    <w:p>
-      <w:pPr>
-        <w:rPr>
-          <w:lang w:val="en-GB"/>
-        </w:rPr>
-      </w:pPr>
-      <w:r>
-        <w:rPr>
-          <w:lang w:val="en-GB"/>
-        </w:rPr>
-        <w:t>the hidden patterns between a home's physical characteristics and its final sale price, turning raw transaction records into a practical forecasting tool.</w:t>
-      </w:r>
-    </w:p>
-    <w:p>
-      <w:pPr>
-        <w:rPr>
-          <w:lang w:val="en-GB"/>
-        </w:rPr>
-      </w:pPr>
-      <w:r>
-        <w:rPr>
-          <w:lang w:val="en-GB"/>
-        </w:rPr>
-        <w:t>Role of Data Analytics: By leveraging exploratory data analysis (EDA) and predictive regression algorithms</w:t>
-      </w:r>
-      <w:r>
-        <w:rPr>
-          <w:lang w:val="en-GB"/>
-        </w:rPr>
-        <w:t xml:space="preserve"> and</w:t>
-      </w:r>
-      <w:r>
-        <w:rPr>
-          <w:lang w:val="en-GB"/>
-        </w:rPr>
-        <w:t xml:space="preserve"> </w:t>
-      </w:r>
-      <w:r>
-        <w:rPr>
-          <w:lang w:val="en-GB"/>
-        </w:rPr>
-        <w:t>historical sales transactions</w:t>
-      </w:r>
-      <w:r>
-        <w:rPr>
-          <w:lang w:val="en-GB"/>
-        </w:rPr>
-        <w:t xml:space="preserve">, we can uncover hidden pricing patterns across structural features (e.g., square footage, bedrooms) </w:t>
-      </w:r>
-      <w:r>
-        <w:rPr>
-          <w:lang w:val="en-GB"/>
-        </w:rPr>
-        <w:t>,</w:t>
-      </w:r>
-      <w:r>
-        <w:rPr>
-          <w:lang w:val="en-GB"/>
-        </w:rPr>
-        <w:t xml:space="preserve"> </w:t>
-      </w:r>
-      <w:r>
-        <w:rPr>
-          <w:lang w:val="en-GB"/>
-        </w:rPr>
-        <w:t>, quantify attribute importance</w:t>
-      </w:r>
-      <w:r>
-        <w:rPr>
-          <w:lang w:val="en-GB"/>
-        </w:rPr>
-        <w:t xml:space="preserve"> and build a robust model that accurately forecasts property sales prices in near real-time.</w:t>
-      </w:r>
-    </w:p>
-    <w:p>
-      <w:pPr>
-        <w:rPr>
-          <w:lang w:val="en-GB"/>
-        </w:rPr>
-      </w:pPr>
-      <w:r>
-        <w:rPr>
-          <w:lang w:val="en-GB"/>
-        </w:rPr>
-        <w:t>" thereby supporting better real estate investment and lending decisions"</w:t>
-      </w:r>
-    </w:p>
-    <w:p>
-      <w:pPr>
+        </w:rPr>
+        <w:t>Assessment Cover Page</w:t>
+      </w:r>
+    </w:p>
+    <w:tbl>
+      <w:tblPr>
+        <w:tblW w:w="9015" w:type="dxa"/>
+        <w:tblBorders>
+          <w:insideH w:val="nil"/>
+          <w:insideV w:val="nil"/>
+        </w:tblBorders>
+        <w:tblLayout w:type="fixed"/>
+        <w:tblLook w:val="0400" w:firstRow="0" w:lastRow="0" w:firstColumn="0" w:lastColumn="0" w:noHBand="0" w:noVBand="1"/>
+      </w:tblPr>
+      <w:tblGrid>
+        <w:gridCol w:w="3256"/>
+        <w:gridCol w:w="5759"/>
+      </w:tblGrid>
+      <w:tr>
+        <w:tc>
+          <w:tcPr>
+            <w:tcW w:w="3256" w:type="dxa"/>
+            <w:hideMark/>
+          </w:tcPr>
+          <w:p>
+            <w:pPr>
+              <w:jc w:val="center"/>
+              <w:rPr>
+                <w:b/>
+                <w:bCs/>
+                <w:i/>
+              </w:rPr>
+            </w:pPr>
+            <w:r>
+              <w:rPr>
+                <w:b/>
+                <w:bCs/>
+                <w:i/>
+              </w:rPr>
+              <w:t>Student Full Name</w:t>
+            </w:r>
+          </w:p>
+          <w:p>
+            <w:pPr>
+              <w:jc w:val="center"/>
+              <w:rPr>
+                <w:b/>
+                <w:bCs/>
+                <w:i/>
+              </w:rPr>
+            </w:pPr>
+            <w:r>
+              <w:rPr>
+                <w:b/>
+                <w:bCs/>
+                <w:i/>
+              </w:rPr>
+              <w:t>Mohamed Jerjini</w:t>
+            </w:r>
+          </w:p>
+        </w:tc>
+        <w:tc>
+          <w:tcPr>
+            <w:tcW w:w="5759" w:type="dxa"/>
+          </w:tcPr>
+          <w:p>
+            <w:pPr>
+              <w:jc w:val="center"/>
+              <w:rPr>
+                <w:b/>
+                <w:bCs/>
+              </w:rPr>
+            </w:pPr>
+          </w:p>
+        </w:tc>
+      </w:tr>
+      <w:tr>
+        <w:tc>
+          <w:tcPr>
+            <w:tcW w:w="3256" w:type="dxa"/>
+            <w:hideMark/>
+          </w:tcPr>
+          <w:p>
+            <w:pPr>
+              <w:jc w:val="center"/>
+              <w:rPr>
+                <w:b/>
+                <w:bCs/>
+                <w:i/>
+              </w:rPr>
+            </w:pPr>
+            <w:r>
+              <w:rPr>
+                <w:b/>
+                <w:bCs/>
+                <w:i/>
+              </w:rPr>
+              <w:t>Student Number</w:t>
+            </w:r>
+          </w:p>
+          <w:p>
+            <w:pPr>
+              <w:jc w:val="center"/>
+              <w:rPr>
+                <w:b/>
+                <w:bCs/>
+                <w:i/>
+              </w:rPr>
+            </w:pPr>
+            <w:r>
+              <w:rPr>
+                <w:b/>
+                <w:bCs/>
+                <w:i/>
+              </w:rPr>
+              <w:t>2026690</w:t>
+            </w:r>
+          </w:p>
+        </w:tc>
+        <w:tc>
+          <w:tcPr>
+            <w:tcW w:w="5759" w:type="dxa"/>
+          </w:tcPr>
+          <w:p>
+            <w:pPr>
+              <w:jc w:val="center"/>
+              <w:rPr>
+                <w:b/>
+                <w:bCs/>
+              </w:rPr>
+            </w:pPr>
+          </w:p>
+        </w:tc>
+      </w:tr>
+      <w:tr>
+        <w:tc>
+          <w:tcPr>
+            <w:tcW w:w="3256" w:type="dxa"/>
+            <w:hideMark/>
+          </w:tcPr>
+          <w:p>
+            <w:pPr>
+              <w:jc w:val="center"/>
+              <w:rPr>
+                <w:b/>
+                <w:bCs/>
+                <w:i/>
+              </w:rPr>
+            </w:pPr>
+            <w:r>
+              <w:rPr>
+                <w:b/>
+                <w:bCs/>
+                <w:i/>
+              </w:rPr>
+              <w:t>Module Title</w:t>
+            </w:r>
+          </w:p>
+          <w:p>
+            <w:pPr>
+              <w:jc w:val="center"/>
+              <w:rPr>
+                <w:b/>
+                <w:bCs/>
+                <w:i/>
+              </w:rPr>
+            </w:pPr>
+            <w:r>
+              <w:rPr>
+                <w:b/>
+                <w:bCs/>
+                <w:i/>
+              </w:rPr>
+              <w:t xml:space="preserve">Strategic Thinking </w:t>
+            </w:r>
+          </w:p>
+        </w:tc>
+        <w:tc>
+          <w:tcPr>
+            <w:tcW w:w="5759" w:type="dxa"/>
+          </w:tcPr>
+          <w:p>
+            <w:pPr>
+              <w:jc w:val="center"/>
+              <w:rPr>
+                <w:b/>
+                <w:bCs/>
+              </w:rPr>
+            </w:pPr>
+          </w:p>
+        </w:tc>
+      </w:tr>
+      <w:tr>
+        <w:tc>
+          <w:tcPr>
+            <w:tcW w:w="3256" w:type="dxa"/>
+            <w:hideMark/>
+          </w:tcPr>
+          <w:p>
+            <w:pPr>
+              <w:jc w:val="center"/>
+              <w:rPr>
+                <w:b/>
+                <w:bCs/>
+                <w:i/>
+              </w:rPr>
+            </w:pPr>
+            <w:r>
+              <w:rPr>
+                <w:b/>
+                <w:bCs/>
+                <w:i/>
+              </w:rPr>
+              <w:t>Assessment Title</w:t>
+            </w:r>
+          </w:p>
+          <w:p>
+            <w:pPr>
+              <w:jc w:val="center"/>
+              <w:rPr>
+                <w:b/>
+                <w:bCs/>
+                <w:i/>
+              </w:rPr>
+            </w:pPr>
+            <w:r>
+              <w:rPr>
+                <w:b/>
+                <w:bCs/>
+                <w:i/>
+              </w:rPr>
+              <w:t>CA 1 – Capstone Project Proposal</w:t>
+            </w:r>
+          </w:p>
+        </w:tc>
+        <w:tc>
+          <w:tcPr>
+            <w:tcW w:w="5759" w:type="dxa"/>
+          </w:tcPr>
+          <w:p>
+            <w:pPr>
+              <w:jc w:val="center"/>
+              <w:rPr>
+                <w:b/>
+                <w:bCs/>
+              </w:rPr>
+            </w:pPr>
+          </w:p>
+        </w:tc>
+      </w:tr>
+      <w:tr>
+        <w:tc>
+          <w:tcPr>
+            <w:tcW w:w="3256" w:type="dxa"/>
+            <w:hideMark/>
+          </w:tcPr>
+          <w:p>
+            <w:pPr>
+              <w:jc w:val="center"/>
+              <w:rPr>
+                <w:b/>
+                <w:bCs/>
+                <w:i/>
+              </w:rPr>
+            </w:pPr>
+            <w:r>
+              <w:rPr>
+                <w:b/>
+                <w:bCs/>
+                <w:i/>
+              </w:rPr>
+              <w:t>Lecturer/Supervisor</w:t>
+            </w:r>
+          </w:p>
+          <w:p>
+            <w:pPr>
+              <w:jc w:val="center"/>
+              <w:rPr>
+                <w:b/>
+                <w:bCs/>
+                <w:i/>
+              </w:rPr>
+            </w:pPr>
+            <w:r>
+              <w:rPr>
+                <w:b/>
+                <w:bCs/>
+                <w:i/>
+                <w:lang w:val="fr-FR"/>
+              </w:rPr>
+              <w:t>Taufique Ahmed</w:t>
+            </w:r>
+          </w:p>
+        </w:tc>
+        <w:tc>
+          <w:tcPr>
+            <w:tcW w:w="5759" w:type="dxa"/>
+          </w:tcPr>
+          <w:p>
+            <w:pPr>
+              <w:jc w:val="center"/>
+              <w:rPr>
+                <w:b/>
+                <w:bCs/>
+              </w:rPr>
+            </w:pPr>
+          </w:p>
+        </w:tc>
+      </w:tr>
+      <w:tr>
+        <w:tc>
+          <w:tcPr>
+            <w:tcW w:w="3256" w:type="dxa"/>
+            <w:hideMark/>
+          </w:tcPr>
+          <w:p>
+            <w:pPr>
+              <w:jc w:val="center"/>
+              <w:rPr>
+                <w:b/>
+                <w:bCs/>
+                <w:i/>
+              </w:rPr>
+            </w:pPr>
+            <w:r>
+              <w:rPr>
+                <w:b/>
+                <w:bCs/>
+                <w:i/>
+              </w:rPr>
+              <w:t>Assessment Due Date</w:t>
+            </w:r>
+          </w:p>
+          <w:p>
+            <w:pPr>
+              <w:jc w:val="center"/>
+              <w:rPr>
+                <w:b/>
+                <w:bCs/>
+                <w:i/>
+              </w:rPr>
+            </w:pPr>
+            <w:r>
+              <w:rPr>
+                <w:b/>
+                <w:bCs/>
+                <w:i/>
+              </w:rPr>
+              <w:t>25</w:t>
+            </w:r>
+            <w:r>
+              <w:rPr>
+                <w:b/>
+                <w:bCs/>
+                <w:i/>
+              </w:rPr>
+              <w:t>/</w:t>
+            </w:r>
+            <w:r>
+              <w:rPr>
+                <w:b/>
+                <w:bCs/>
+                <w:i/>
+              </w:rPr>
+              <w:t>10</w:t>
+            </w:r>
+            <w:r>
+              <w:rPr>
+                <w:b/>
+                <w:bCs/>
+                <w:i/>
+              </w:rPr>
+              <w:t>/2026</w:t>
+            </w:r>
+          </w:p>
+        </w:tc>
+        <w:tc>
+          <w:tcPr>
+            <w:tcW w:w="5759" w:type="dxa"/>
+          </w:tcPr>
+          <w:p>
+            <w:pPr>
+              <w:jc w:val="center"/>
+              <w:rPr>
+                <w:b/>
+                <w:bCs/>
+              </w:rPr>
+            </w:pPr>
+          </w:p>
+        </w:tc>
+      </w:tr>
+      <w:tr>
+        <w:tc>
+          <w:tcPr>
+            <w:tcW w:w="3256" w:type="dxa"/>
+            <w:hideMark/>
+          </w:tcPr>
+          <w:p>
+            <w:pPr>
+              <w:jc w:val="center"/>
+              <w:rPr>
+                <w:b/>
+                <w:bCs/>
+                <w:i/>
+              </w:rPr>
+            </w:pPr>
+            <w:r>
+              <w:rPr>
+                <w:b/>
+                <w:bCs/>
+                <w:i/>
+              </w:rPr>
+              <w:t>Date of Submission</w:t>
+            </w:r>
+          </w:p>
+          <w:p>
+            <w:pPr>
+              <w:jc w:val="center"/>
+              <w:rPr>
+                <w:b/>
+                <w:bCs/>
+                <w:i/>
+              </w:rPr>
+            </w:pPr>
+            <w:r>
+              <w:rPr>
+                <w:b/>
+                <w:bCs/>
+                <w:i/>
+              </w:rPr>
+              <w:t>25</w:t>
+            </w:r>
+            <w:r>
+              <w:rPr>
+                <w:b/>
+                <w:bCs/>
+                <w:i/>
+              </w:rPr>
+              <w:t>/</w:t>
+            </w:r>
+            <w:r>
+              <w:rPr>
+                <w:b/>
+                <w:bCs/>
+                <w:i/>
+              </w:rPr>
+              <w:t>10</w:t>
+            </w:r>
+            <w:r>
+              <w:rPr>
+                <w:b/>
+                <w:bCs/>
+                <w:i/>
+              </w:rPr>
+              <w:t>/2026</w:t>
+            </w:r>
+          </w:p>
+        </w:tc>
+        <w:tc>
+          <w:tcPr>
+            <w:tcW w:w="5759" w:type="dxa"/>
+          </w:tcPr>
+          <w:p>
+            <w:pPr>
+              <w:jc w:val="center"/>
+              <w:rPr>
+                <w:b/>
+                <w:bCs/>
+              </w:rPr>
+            </w:pPr>
+          </w:p>
+        </w:tc>
+      </w:tr>
+    </w:tbl>
+    <w:p>
+      <w:pPr>
+        <w:jc w:val="center"/>
         <w:rPr>
           <w:b/>
           <w:bCs/>
@@ -470,193 +769,1867 @@
           <w:b/>
           <w:bCs/>
         </w:rPr>
-        <w:t>Aim and Objectives</w:t>
-      </w:r>
-    </w:p>
-    <w:p>
-      <w:r>
+        <w:t>Use of AI Tools</w:t>
+      </w:r>
+    </w:p>
+    <w:p>
+      <w:pPr>
+        <w:jc w:val="center"/>
         <w:rPr>
           <w:b/>
           <w:bCs/>
         </w:rPr>
-        <w:t>Overall Aim:</w:t>
-      </w:r>
-      <w:r>
-        <w:br/>
-        <w:t>To design, develop, and evaluate a machine learning regression model capable of accurately and consistently predicting residential property transaction prices based on structural, spatial, and economic attributes. This model aims to support automated valuation models (AVMs) that improve transparency, reduce valuation variance, and enhance decision-making for buyers, sellers, lenders, and real estate agencies.</w:t>
-      </w:r>
-    </w:p>
-    <w:p>
+      </w:pPr>
       <w:r>
         <w:rPr>
           <w:b/>
           <w:bCs/>
         </w:rPr>
-        <w:t>Specific Objectives:</w:t>
+        <w:t>I have not used any AI tools or technologies in the preparation of this assessment.</w:t>
+      </w:r>
+    </w:p>
+    <w:p>
+      <w:pPr>
+        <w:jc w:val="center"/>
+        <w:rPr>
+          <w:b/>
+          <w:bCs/>
+        </w:rPr>
+      </w:pPr>
+      <w:r>
+        <w:rPr>
+          <w:b/>
+          <w:bCs/>
+          <w:noProof/>
+        </w:rPr>
+        <mc:AlternateContent>
+          <mc:Choice Requires="wps">
+            <w:drawing>
+              <wp:anchor distT="0" distB="0" distL="114300" distR="114300" simplePos="0" relativeHeight="251660288" behindDoc="0" locked="0" layoutInCell="1" allowOverlap="1" wp14:anchorId="28CD2927" wp14:editId="61B09030">
+                <wp:simplePos x="0" y="0"/>
+                <wp:positionH relativeFrom="margin">
+                  <wp:posOffset>-38550</wp:posOffset>
+                </wp:positionH>
+                <wp:positionV relativeFrom="paragraph">
+                  <wp:posOffset>78905</wp:posOffset>
+                </wp:positionV>
+                <wp:extent cx="5928150" cy="3026550"/>
+                <wp:effectExtent l="19050" t="19050" r="15875" b="21590"/>
+                <wp:wrapNone/>
+                <wp:docPr id="374523524" name="Rectangle 4"/>
+                <wp:cNvGraphicFramePr/>
+                <a:graphic xmlns:a="http://schemas.openxmlformats.org/drawingml/2006/main">
+                  <a:graphicData uri="http://schemas.microsoft.com/office/word/2010/wordprocessingShape">
+                    <wps:wsp>
+                      <wps:cNvSpPr/>
+                      <wps:spPr>
+                        <a:xfrm>
+                          <a:off x="0" y="0"/>
+                          <a:ext cx="5928150" cy="3026550"/>
+                        </a:xfrm>
+                        <a:prstGeom prst="rect">
+                          <a:avLst/>
+                        </a:prstGeom>
+                        <a:solidFill>
+                          <a:schemeClr val="lt1"/>
+                        </a:solidFill>
+                        <a:ln w="28575" cap="flat" cmpd="sng">
+                          <a:solidFill>
+                            <a:schemeClr val="accent1"/>
+                          </a:solidFill>
+                          <a:prstDash val="solid"/>
+                          <a:round/>
+                          <a:headEnd type="none" w="sm" len="sm"/>
+                          <a:tailEnd type="none" w="sm" len="sm"/>
+                        </a:ln>
+                      </wps:spPr>
+                      <wps:txbx>
+                        <w:txbxContent>
+                          <w:p>
+                            <w:r>
+                              <w:rPr>
+                                <w:b/>
+                                <w:color w:val="156082"/>
+                                <w:sz w:val="32"/>
+                              </w:rPr>
+                              <w:t>Declaration</w:t>
+                            </w:r>
+                          </w:p>
+                          <w:p>
+                            <w:r>
+                              <w:rPr>
+                                <w:color w:val="000000"/>
+                                <w:sz w:val="28"/>
+                              </w:rPr>
+                              <w:t xml:space="preserve">By submitting this assessment, I confirm that I have read the CCT policy on academic misconduct and understand the implications of submitting work that is not my own or does not appropriately reference material taken from a third party or other source. </w:t>
+                            </w:r>
+                          </w:p>
+                          <w:p>
+                            <w:r>
+                              <w:rPr>
+                                <w:color w:val="000000"/>
+                                <w:sz w:val="28"/>
+                              </w:rPr>
+                              <w:t>I declare it to be my own work and that all material from third parties has been appropriately referenced.</w:t>
+                            </w:r>
+                          </w:p>
+                          <w:p>
+                            <w:r>
+                              <w:rPr>
+                                <w:color w:val="000000"/>
+                                <w:sz w:val="28"/>
+                              </w:rPr>
+                              <w:t xml:space="preserve"> I further confirm that this work has not previously been submitted for assessment by myself or someone else in CCT College Dublin or any other higher education institution.</w:t>
+                            </w:r>
+                          </w:p>
+                        </w:txbxContent>
+                      </wps:txbx>
+                      <wps:bodyPr spcFirstLastPara="1" vertOverflow="clip" horzOverflow="clip" wrap="square" lIns="91425" tIns="45700" rIns="91425" bIns="45700" anchor="t" anchorCtr="0">
+                        <a:noAutofit/>
+                      </wps:bodyPr>
+                    </wps:wsp>
+                  </a:graphicData>
+                </a:graphic>
+                <wp14:sizeRelH relativeFrom="page">
+                  <wp14:pctWidth>0</wp14:pctWidth>
+                </wp14:sizeRelH>
+                <wp14:sizeRelV relativeFrom="page">
+                  <wp14:pctHeight>0</wp14:pctHeight>
+                </wp14:sizeRelV>
+              </wp:anchor>
+            </w:drawing>
+          </mc:Choice>
+          <mc:Fallback>
+            <w:pict>
+              <v:rect w14:anchorId="28CD2927" id="Rectangle 4" o:spid="_x0000_s1031" style="position:absolute;left:0;text-align:left;margin-left:-3.05pt;margin-top:6.2pt;width:466.8pt;height:238.3pt;z-index:251660288;visibility:visible;mso-wrap-style:square;mso-width-percent:0;mso-height-percent:0;mso-wrap-distance-left:9pt;mso-wrap-distance-top:0;mso-wrap-distance-right:9pt;mso-wrap-distance-bottom:0;mso-position-horizontal:absolute;mso-position-horizontal-relative:margin;mso-position-vertical:absolute;mso-position-vertical-relative:text;mso-width-percent:0;mso-height-percent:0;mso-width-relative:page;mso-height-relative:page;v-text-anchor:top" o:gfxdata="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" fillcolor="white [3201]" strokecolor="#156082 [3204]" strokeweight="2.25pt">
+                <v:stroke startarrowwidth="narrow" startarrowlength="short" endarrowwidth="narrow" endarrowlength="short" joinstyle="round"/>
+                <v:textbox inset="2.53958mm,1.2694mm,2.53958mm,1.2694mm">
+                  <w:txbxContent>
+                    <w:p>
+                      <w:r>
+                        <w:rPr>
+                          <w:b/>
+                          <w:color w:val="156082"/>
+                          <w:sz w:val="32"/>
+                        </w:rPr>
+                        <w:t>Declaration</w:t>
+                      </w:r>
+                    </w:p>
+                    <w:p>
+                      <w:r>
+                        <w:rPr>
+                          <w:color w:val="000000"/>
+                          <w:sz w:val="28"/>
+                        </w:rPr>
+                        <w:t xml:space="preserve">By submitting this assessment, I confirm that I have read the CCT policy on academic misconduct and understand the implications of submitting work that is not my own or does not appropriately reference material taken from a third party or other source. </w:t>
+                      </w:r>
+                    </w:p>
+                    <w:p>
+                      <w:r>
+                        <w:rPr>
+                          <w:color w:val="000000"/>
+                          <w:sz w:val="28"/>
+                        </w:rPr>
+                        <w:t>I declare it to be my own work and that all material from third parties has been appropriately referenced.</w:t>
+                      </w:r>
+                    </w:p>
+                    <w:p>
+                      <w:r>
+                        <w:rPr>
+                          <w:color w:val="000000"/>
+                          <w:sz w:val="28"/>
+                        </w:rPr>
+                        <w:t xml:space="preserve"> I further confirm that this work has not previously been submitted for assessment by myself or someone else in CCT College Dublin or any other higher education institution.</w:t>
+                      </w:r>
+                    </w:p>
+                  </w:txbxContent>
+                </v:textbox>
+                <w10:wrap anchorx="margin"/>
+              </v:rect>
+            </w:pict>
+          </mc:Fallback>
+        </mc:AlternateContent>
+      </w:r>
+    </w:p>
+    <w:p>
+      <w:pPr>
+        <w:jc w:val="center"/>
+        <w:rPr>
+          <w:b/>
+          <w:bCs/>
+        </w:rPr>
+      </w:pPr>
+    </w:p>
+    <w:p>
+      <w:pPr>
+        <w:jc w:val="center"/>
+        <w:rPr>
+          <w:b/>
+          <w:bCs/>
+        </w:rPr>
+      </w:pPr>
+    </w:p>
+    <w:p>
+      <w:pPr>
+        <w:jc w:val="center"/>
+        <w:rPr>
+          <w:b/>
+          <w:bCs/>
+        </w:rPr>
+      </w:pPr>
+    </w:p>
+    <w:p>
+      <w:pPr>
+        <w:jc w:val="center"/>
+        <w:rPr>
+          <w:b/>
+          <w:bCs/>
+        </w:rPr>
+      </w:pPr>
+    </w:p>
+    <w:p>
+      <w:pPr>
+        <w:rPr>
+          <w:b/>
+          <w:bCs/>
+        </w:rPr>
+      </w:pPr>
+    </w:p>
+    <w:p>
+      <w:pPr>
+        <w:jc w:val="center"/>
+        <w:rPr>
+          <w:b/>
+          <w:bCs/>
+        </w:rPr>
+      </w:pPr>
+    </w:p>
+    <w:p>
+      <w:pPr>
+        <w:jc w:val="center"/>
+        <w:rPr>
+          <w:b/>
+          <w:bCs/>
+        </w:rPr>
+      </w:pPr>
+    </w:p>
+    <w:sdt>
+      <w:sdtPr>
+        <w:rPr>
+          <w:rFonts w:asciiTheme="minorHAnsi" w:eastAsiaTheme="minorHAnsi" w:hAnsiTheme="minorHAnsi" w:cstheme="minorBidi"/>
+          <w:color w:val="auto"/>
+          <w:kern w:val="2"/>
+          <w:sz w:val="24"/>
+          <w:szCs w:val="24"/>
+          <w:lang w:val="en-GB" w:eastAsia="en-US"/>
+          <w14:ligatures w14:val="standardContextual"/>
+        </w:rPr>
+        <w:id w:val="-1082677972"/>
+        <w:docPartObj>
+          <w:docPartGallery w:val="Table of Contents"/>
+          <w:docPartUnique/>
+        </w:docPartObj>
+      </w:sdtPr>
+      <w:sdtEndPr>
+        <w:rPr>
+          <w:b/>
+          <w:bCs/>
+        </w:rPr>
+      </w:sdtEndPr>
+      <w:sdtContent>
+        <w:p>
+          <w:pPr>
+            <w:pStyle w:val="TOCHeading"/>
+            <w:spacing w:line="720" w:lineRule="auto"/>
+            <w:rPr>
+              <w:lang w:val="en-GB"/>
+            </w:rPr>
+          </w:pPr>
+          <w:r>
+            <w:rPr>
+              <w:lang w:val="en-GB"/>
+            </w:rPr>
+            <w:br w:type="page"/>
+          </w:r>
+        </w:p>
+        <w:p>
+          <w:pPr>
+            <w:jc w:val="center"/>
+            <w:rPr>
+              <w:b/>
+              <w:bCs/>
+              <w:sz w:val="32"/>
+              <w:szCs w:val="32"/>
+            </w:rPr>
+          </w:pPr>
+          <w:r>
+            <w:rPr>
+              <w:b/>
+              <w:bCs/>
+              <w:sz w:val="32"/>
+              <w:szCs w:val="32"/>
+            </w:rPr>
+            <w:lastRenderedPageBreak/>
+            <w:t>Predicting House Prices for Real Estate Evaluation</w:t>
+          </w:r>
+        </w:p>
+        <w:p>
+          <w:pPr>
+            <w:pStyle w:val="TOCHeading"/>
+            <w:spacing w:line="720" w:lineRule="auto"/>
+            <w:rPr>
+              <w:lang w:val="en-GB"/>
+            </w:rPr>
+          </w:pPr>
+        </w:p>
+        <w:p>
+          <w:pPr>
+            <w:pStyle w:val="TOCHeading"/>
+            <w:spacing w:line="600" w:lineRule="auto"/>
+          </w:pPr>
+          <w:r>
+            <w:rPr>
+              <w:lang w:val="en-GB"/>
+            </w:rPr>
+            <w:t>Contents</w:t>
+          </w:r>
+        </w:p>
+        <w:p>
+          <w:pPr>
+            <w:pStyle w:val="TOC1"/>
+            <w:spacing w:line="600" w:lineRule="auto"/>
+            <w:rPr>
+              <w:rFonts w:eastAsiaTheme="minorEastAsia"/>
+              <w:noProof/>
+              <w:lang w:eastAsia="en-IE"/>
+            </w:rPr>
+          </w:pPr>
+          <w:r>
+            <w:fldChar w:fldCharType="begin"/>
+          </w:r>
+          <w:r>
+            <w:instrText xml:space="preserve"> TOC \o \h \z \u </w:instrText>
+          </w:r>
+          <w:r>
+            <w:fldChar w:fldCharType="separate"/>
+          </w:r>
+          <w:hyperlink w:anchor="_Toc243864863" w:history="1">
+            <w:r>
+              <w:rPr>
+                <w:rStyle w:val="Hyperlink"/>
+                <w:b/>
+                <w:bCs/>
+                <w:noProof/>
+              </w:rPr>
+              <w:t>Introduction</w:t>
+            </w:r>
+            <w:r>
+              <w:rPr>
+                <w:noProof/>
+                <w:webHidden/>
+              </w:rPr>
+              <w:tab/>
+            </w:r>
+            <w:r>
+              <w:rPr>
+                <w:noProof/>
+                <w:webHidden/>
+              </w:rPr>
+              <w:fldChar w:fldCharType="begin"/>
+            </w:r>
+            <w:r>
+              <w:rPr>
+                <w:noProof/>
+                <w:webHidden/>
+              </w:rPr>
+              <w:instrText xml:space="preserve"> PAGEREF _Toc243864863 \h </w:instrText>
+            </w:r>
+            <w:r>
+              <w:rPr>
+                <w:noProof/>
+                <w:webHidden/>
+              </w:rPr>
+            </w:r>
+            <w:r>
+              <w:rPr>
+                <w:noProof/>
+                <w:webHidden/>
+              </w:rPr>
+              <w:fldChar w:fldCharType="separate"/>
+            </w:r>
+            <w:r>
+              <w:rPr>
+                <w:noProof/>
+                <w:webHidden/>
+              </w:rPr>
+              <w:t>2</w:t>
+            </w:r>
+            <w:r>
+              <w:rPr>
+                <w:noProof/>
+                <w:webHidden/>
+              </w:rPr>
+              <w:fldChar w:fldCharType="end"/>
+            </w:r>
+          </w:hyperlink>
+        </w:p>
+        <w:p>
+          <w:pPr>
+            <w:pStyle w:val="TOC2"/>
+            <w:tabs>
+              <w:tab w:val="right" w:leader="dot" w:pos="9016"/>
+            </w:tabs>
+            <w:spacing w:line="600" w:lineRule="auto"/>
+            <w:ind w:left="0"/>
+            <w:rPr>
+              <w:rFonts w:eastAsiaTheme="minorEastAsia"/>
+              <w:noProof/>
+              <w:lang w:eastAsia="en-IE"/>
+            </w:rPr>
+          </w:pPr>
+          <w:hyperlink w:anchor="_Toc243864864" w:history="1">
+            <w:r>
+              <w:rPr>
+                <w:rStyle w:val="Hyperlink"/>
+                <w:b/>
+                <w:bCs/>
+                <w:noProof/>
+              </w:rPr>
+              <w:t>Problem Definition</w:t>
+            </w:r>
+            <w:r>
+              <w:rPr>
+                <w:noProof/>
+                <w:webHidden/>
+              </w:rPr>
+              <w:tab/>
+            </w:r>
+            <w:r>
+              <w:rPr>
+                <w:noProof/>
+                <w:webHidden/>
+              </w:rPr>
+              <w:fldChar w:fldCharType="begin"/>
+            </w:r>
+            <w:r>
+              <w:rPr>
+                <w:noProof/>
+                <w:webHidden/>
+              </w:rPr>
+              <w:instrText xml:space="preserve"> PAGEREF _Toc243864864 \h </w:instrText>
+            </w:r>
+            <w:r>
+              <w:rPr>
+                <w:noProof/>
+                <w:webHidden/>
+              </w:rPr>
+            </w:r>
+            <w:r>
+              <w:rPr>
+                <w:noProof/>
+                <w:webHidden/>
+              </w:rPr>
+              <w:fldChar w:fldCharType="separate"/>
+            </w:r>
+            <w:r>
+              <w:rPr>
+                <w:noProof/>
+                <w:webHidden/>
+              </w:rPr>
+              <w:t>3</w:t>
+            </w:r>
+            <w:r>
+              <w:rPr>
+                <w:noProof/>
+                <w:webHidden/>
+              </w:rPr>
+              <w:fldChar w:fldCharType="end"/>
+            </w:r>
+          </w:hyperlink>
+        </w:p>
+        <w:p>
+          <w:pPr>
+            <w:pStyle w:val="TOC3"/>
+            <w:tabs>
+              <w:tab w:val="right" w:leader="dot" w:pos="9016"/>
+            </w:tabs>
+            <w:spacing w:line="600" w:lineRule="auto"/>
+            <w:ind w:left="0"/>
+            <w:rPr>
+              <w:rFonts w:eastAsiaTheme="minorEastAsia"/>
+              <w:noProof/>
+              <w:lang w:eastAsia="en-IE"/>
+            </w:rPr>
+          </w:pPr>
+          <w:hyperlink w:anchor="_Toc243864865" w:history="1">
+            <w:r>
+              <w:rPr>
+                <w:rStyle w:val="Hyperlink"/>
+                <w:b/>
+                <w:bCs/>
+                <w:noProof/>
+              </w:rPr>
+              <w:t>Aim and Objectives</w:t>
+            </w:r>
+            <w:r>
+              <w:rPr>
+                <w:noProof/>
+                <w:webHidden/>
+              </w:rPr>
+              <w:tab/>
+            </w:r>
+            <w:r>
+              <w:rPr>
+                <w:noProof/>
+                <w:webHidden/>
+              </w:rPr>
+              <w:fldChar w:fldCharType="begin"/>
+            </w:r>
+            <w:r>
+              <w:rPr>
+                <w:noProof/>
+                <w:webHidden/>
+              </w:rPr>
+              <w:instrText xml:space="preserve"> PAGEREF _Toc243864865 \h </w:instrText>
+            </w:r>
+            <w:r>
+              <w:rPr>
+                <w:noProof/>
+                <w:webHidden/>
+              </w:rPr>
+            </w:r>
+            <w:r>
+              <w:rPr>
+                <w:noProof/>
+                <w:webHidden/>
+              </w:rPr>
+              <w:fldChar w:fldCharType="separate"/>
+            </w:r>
+            <w:r>
+              <w:rPr>
+                <w:noProof/>
+                <w:webHidden/>
+              </w:rPr>
+              <w:t>4</w:t>
+            </w:r>
+            <w:r>
+              <w:rPr>
+                <w:noProof/>
+                <w:webHidden/>
+              </w:rPr>
+              <w:fldChar w:fldCharType="end"/>
+            </w:r>
+          </w:hyperlink>
+        </w:p>
+        <w:p>
+          <w:pPr>
+            <w:pStyle w:val="TOC4"/>
+            <w:tabs>
+              <w:tab w:val="right" w:leader="dot" w:pos="9016"/>
+            </w:tabs>
+            <w:spacing w:line="600" w:lineRule="auto"/>
+            <w:ind w:left="0"/>
+            <w:rPr>
+              <w:rFonts w:eastAsiaTheme="minorEastAsia"/>
+              <w:noProof/>
+              <w:lang w:eastAsia="en-IE"/>
+            </w:rPr>
+          </w:pPr>
+          <w:hyperlink w:anchor="_Toc243864866" w:history="1">
+            <w:r>
+              <w:rPr>
+                <w:rStyle w:val="Hyperlink"/>
+                <w:b/>
+                <w:bCs/>
+                <w:noProof/>
+              </w:rPr>
+              <w:t>Scope</w:t>
+            </w:r>
+            <w:r>
+              <w:rPr>
+                <w:noProof/>
+                <w:webHidden/>
+              </w:rPr>
+              <w:tab/>
+            </w:r>
+            <w:r>
+              <w:rPr>
+                <w:noProof/>
+                <w:webHidden/>
+              </w:rPr>
+              <w:fldChar w:fldCharType="begin"/>
+            </w:r>
+            <w:r>
+              <w:rPr>
+                <w:noProof/>
+                <w:webHidden/>
+              </w:rPr>
+              <w:instrText xml:space="preserve"> PAGEREF _Toc243864866 \h </w:instrText>
+            </w:r>
+            <w:r>
+              <w:rPr>
+                <w:noProof/>
+                <w:webHidden/>
+              </w:rPr>
+            </w:r>
+            <w:r>
+              <w:rPr>
+                <w:noProof/>
+                <w:webHidden/>
+              </w:rPr>
+              <w:fldChar w:fldCharType="separate"/>
+            </w:r>
+            <w:r>
+              <w:rPr>
+                <w:noProof/>
+                <w:webHidden/>
+              </w:rPr>
+              <w:t>4</w:t>
+            </w:r>
+            <w:r>
+              <w:rPr>
+                <w:noProof/>
+                <w:webHidden/>
+              </w:rPr>
+              <w:fldChar w:fldCharType="end"/>
+            </w:r>
+          </w:hyperlink>
+        </w:p>
+        <w:p>
+          <w:pPr>
+            <w:pStyle w:val="TOC5"/>
+            <w:tabs>
+              <w:tab w:val="right" w:leader="dot" w:pos="9016"/>
+            </w:tabs>
+            <w:spacing w:line="600" w:lineRule="auto"/>
+            <w:ind w:left="0"/>
+            <w:rPr>
+              <w:rFonts w:eastAsiaTheme="minorEastAsia"/>
+              <w:noProof/>
+              <w:lang w:eastAsia="en-IE"/>
+            </w:rPr>
+          </w:pPr>
+          <w:hyperlink w:anchor="_Toc243864867" w:history="1">
+            <w:r>
+              <w:rPr>
+                <w:rStyle w:val="Hyperlink"/>
+                <w:b/>
+                <w:bCs/>
+                <w:noProof/>
+              </w:rPr>
+              <w:t>Methodology</w:t>
+            </w:r>
+            <w:r>
+              <w:rPr>
+                <w:noProof/>
+                <w:webHidden/>
+              </w:rPr>
+              <w:tab/>
+            </w:r>
+            <w:r>
+              <w:rPr>
+                <w:noProof/>
+                <w:webHidden/>
+              </w:rPr>
+              <w:fldChar w:fldCharType="begin"/>
+            </w:r>
+            <w:r>
+              <w:rPr>
+                <w:noProof/>
+                <w:webHidden/>
+              </w:rPr>
+              <w:instrText xml:space="preserve"> PAGEREF _Toc243864867 \h </w:instrText>
+            </w:r>
+            <w:r>
+              <w:rPr>
+                <w:noProof/>
+                <w:webHidden/>
+              </w:rPr>
+            </w:r>
+            <w:r>
+              <w:rPr>
+                <w:noProof/>
+                <w:webHidden/>
+              </w:rPr>
+              <w:fldChar w:fldCharType="separate"/>
+            </w:r>
+            <w:r>
+              <w:rPr>
+                <w:noProof/>
+                <w:webHidden/>
+              </w:rPr>
+              <w:t>5</w:t>
+            </w:r>
+            <w:r>
+              <w:rPr>
+                <w:noProof/>
+                <w:webHidden/>
+              </w:rPr>
+              <w:fldChar w:fldCharType="end"/>
+            </w:r>
+          </w:hyperlink>
+        </w:p>
+        <w:p>
+          <w:pPr>
+            <w:pStyle w:val="TOC6"/>
+            <w:tabs>
+              <w:tab w:val="right" w:leader="dot" w:pos="9016"/>
+            </w:tabs>
+            <w:spacing w:line="600" w:lineRule="auto"/>
+            <w:ind w:left="0"/>
+            <w:rPr>
+              <w:rFonts w:eastAsiaTheme="minorEastAsia"/>
+              <w:noProof/>
+              <w:lang w:eastAsia="en-IE"/>
+            </w:rPr>
+          </w:pPr>
+          <w:hyperlink w:anchor="_Toc243864868" w:history="1">
+            <w:r>
+              <w:rPr>
+                <w:rStyle w:val="Hyperlink"/>
+                <w:b/>
+                <w:bCs/>
+                <w:noProof/>
+              </w:rPr>
+              <w:t>Data Sources</w:t>
+            </w:r>
+            <w:r>
+              <w:rPr>
+                <w:noProof/>
+                <w:webHidden/>
+              </w:rPr>
+              <w:tab/>
+            </w:r>
+            <w:r>
+              <w:rPr>
+                <w:noProof/>
+                <w:webHidden/>
+              </w:rPr>
+              <w:fldChar w:fldCharType="begin"/>
+            </w:r>
+            <w:r>
+              <w:rPr>
+                <w:noProof/>
+                <w:webHidden/>
+              </w:rPr>
+              <w:instrText xml:space="preserve"> PAGEREF _Toc243864868 \h </w:instrText>
+            </w:r>
+            <w:r>
+              <w:rPr>
+                <w:noProof/>
+                <w:webHidden/>
+              </w:rPr>
+            </w:r>
+            <w:r>
+              <w:rPr>
+                <w:noProof/>
+                <w:webHidden/>
+              </w:rPr>
+              <w:fldChar w:fldCharType="separate"/>
+            </w:r>
+            <w:r>
+              <w:rPr>
+                <w:noProof/>
+                <w:webHidden/>
+              </w:rPr>
+              <w:t>6</w:t>
+            </w:r>
+            <w:r>
+              <w:rPr>
+                <w:noProof/>
+                <w:webHidden/>
+              </w:rPr>
+              <w:fldChar w:fldCharType="end"/>
+            </w:r>
+          </w:hyperlink>
+        </w:p>
+        <w:p>
+          <w:pPr>
+            <w:pStyle w:val="TOC7"/>
+            <w:tabs>
+              <w:tab w:val="right" w:leader="dot" w:pos="9016"/>
+            </w:tabs>
+            <w:spacing w:line="600" w:lineRule="auto"/>
+            <w:ind w:left="0"/>
+            <w:rPr>
+              <w:rFonts w:eastAsiaTheme="minorEastAsia"/>
+              <w:noProof/>
+              <w:lang w:eastAsia="en-IE"/>
+            </w:rPr>
+          </w:pPr>
+          <w:hyperlink w:anchor="_Toc243864869" w:history="1">
+            <w:r>
+              <w:rPr>
+                <w:rStyle w:val="Hyperlink"/>
+                <w:b/>
+                <w:bCs/>
+                <w:noProof/>
+              </w:rPr>
+              <w:t>Expected Deliverables</w:t>
+            </w:r>
+            <w:r>
+              <w:rPr>
+                <w:noProof/>
+                <w:webHidden/>
+              </w:rPr>
+              <w:tab/>
+            </w:r>
+            <w:r>
+              <w:rPr>
+                <w:noProof/>
+                <w:webHidden/>
+              </w:rPr>
+              <w:fldChar w:fldCharType="begin"/>
+            </w:r>
+            <w:r>
+              <w:rPr>
+                <w:noProof/>
+                <w:webHidden/>
+              </w:rPr>
+              <w:instrText xml:space="preserve"> PAGEREF _Toc243864869 \h </w:instrText>
+            </w:r>
+            <w:r>
+              <w:rPr>
+                <w:noProof/>
+                <w:webHidden/>
+              </w:rPr>
+            </w:r>
+            <w:r>
+              <w:rPr>
+                <w:noProof/>
+                <w:webHidden/>
+              </w:rPr>
+              <w:fldChar w:fldCharType="separate"/>
+            </w:r>
+            <w:r>
+              <w:rPr>
+                <w:noProof/>
+                <w:webHidden/>
+              </w:rPr>
+              <w:t>7</w:t>
+            </w:r>
+            <w:r>
+              <w:rPr>
+                <w:noProof/>
+                <w:webHidden/>
+              </w:rPr>
+              <w:fldChar w:fldCharType="end"/>
+            </w:r>
+          </w:hyperlink>
+        </w:p>
+        <w:p>
+          <w:pPr>
+            <w:pStyle w:val="TOC8"/>
+            <w:tabs>
+              <w:tab w:val="right" w:leader="dot" w:pos="9016"/>
+            </w:tabs>
+            <w:spacing w:line="600" w:lineRule="auto"/>
+            <w:ind w:left="0"/>
+            <w:rPr>
+              <w:rFonts w:eastAsiaTheme="minorEastAsia"/>
+              <w:noProof/>
+              <w:lang w:eastAsia="en-IE"/>
+            </w:rPr>
+          </w:pPr>
+          <w:hyperlink w:anchor="_Toc243864870" w:history="1">
+            <w:r>
+              <w:rPr>
+                <w:rStyle w:val="Hyperlink"/>
+                <w:b/>
+                <w:bCs/>
+                <w:noProof/>
+              </w:rPr>
+              <w:t>Project Timeline</w:t>
+            </w:r>
+            <w:r>
+              <w:rPr>
+                <w:noProof/>
+                <w:webHidden/>
+              </w:rPr>
+              <w:tab/>
+            </w:r>
+            <w:r>
+              <w:rPr>
+                <w:noProof/>
+                <w:webHidden/>
+              </w:rPr>
+              <w:fldChar w:fldCharType="begin"/>
+            </w:r>
+            <w:r>
+              <w:rPr>
+                <w:noProof/>
+                <w:webHidden/>
+              </w:rPr>
+              <w:instrText xml:space="preserve"> PAGEREF _Toc243864870 \h </w:instrText>
+            </w:r>
+            <w:r>
+              <w:rPr>
+                <w:noProof/>
+                <w:webHidden/>
+              </w:rPr>
+            </w:r>
+            <w:r>
+              <w:rPr>
+                <w:noProof/>
+                <w:webHidden/>
+              </w:rPr>
+              <w:fldChar w:fldCharType="separate"/>
+            </w:r>
+            <w:r>
+              <w:rPr>
+                <w:noProof/>
+                <w:webHidden/>
+              </w:rPr>
+              <w:t>7</w:t>
+            </w:r>
+            <w:r>
+              <w:rPr>
+                <w:noProof/>
+                <w:webHidden/>
+              </w:rPr>
+              <w:fldChar w:fldCharType="end"/>
+            </w:r>
+          </w:hyperlink>
+        </w:p>
+        <w:p>
+          <w:pPr>
+            <w:pStyle w:val="TOC9"/>
+            <w:tabs>
+              <w:tab w:val="right" w:leader="dot" w:pos="9016"/>
+            </w:tabs>
+            <w:spacing w:line="600" w:lineRule="auto"/>
+            <w:ind w:left="0"/>
+            <w:rPr>
+              <w:rFonts w:eastAsiaTheme="minorEastAsia"/>
+              <w:noProof/>
+              <w:lang w:eastAsia="en-IE"/>
+            </w:rPr>
+          </w:pPr>
+          <w:hyperlink w:anchor="_Toc243864871" w:history="1">
+            <w:r>
+              <w:rPr>
+                <w:rStyle w:val="Hyperlink"/>
+                <w:b/>
+                <w:bCs/>
+                <w:noProof/>
+              </w:rPr>
+              <w:t>Ethical and Legal Considerations</w:t>
+            </w:r>
+            <w:r>
+              <w:rPr>
+                <w:noProof/>
+                <w:webHidden/>
+              </w:rPr>
+              <w:tab/>
+            </w:r>
+            <w:r>
+              <w:rPr>
+                <w:noProof/>
+                <w:webHidden/>
+              </w:rPr>
+              <w:fldChar w:fldCharType="begin"/>
+            </w:r>
+            <w:r>
+              <w:rPr>
+                <w:noProof/>
+                <w:webHidden/>
+              </w:rPr>
+              <w:instrText xml:space="preserve"> PAGEREF _Toc243864871 \h </w:instrText>
+            </w:r>
+            <w:r>
+              <w:rPr>
+                <w:noProof/>
+                <w:webHidden/>
+              </w:rPr>
+            </w:r>
+            <w:r>
+              <w:rPr>
+                <w:noProof/>
+                <w:webHidden/>
+              </w:rPr>
+              <w:fldChar w:fldCharType="separate"/>
+            </w:r>
+            <w:r>
+              <w:rPr>
+                <w:noProof/>
+                <w:webHidden/>
+              </w:rPr>
+              <w:t>7</w:t>
+            </w:r>
+            <w:r>
+              <w:rPr>
+                <w:noProof/>
+                <w:webHidden/>
+              </w:rPr>
+              <w:fldChar w:fldCharType="end"/>
+            </w:r>
+          </w:hyperlink>
+        </w:p>
+        <w:p>
+          <w:pPr>
+            <w:pStyle w:val="TOC9"/>
+            <w:tabs>
+              <w:tab w:val="right" w:leader="dot" w:pos="9016"/>
+            </w:tabs>
+            <w:spacing w:line="600" w:lineRule="auto"/>
+            <w:ind w:left="0"/>
+            <w:rPr>
+              <w:rFonts w:eastAsiaTheme="minorEastAsia"/>
+              <w:noProof/>
+              <w:lang w:eastAsia="en-IE"/>
+            </w:rPr>
+          </w:pPr>
+          <w:hyperlink w:anchor="_Toc243864872" w:history="1">
+            <w:r>
+              <w:rPr>
+                <w:rStyle w:val="Hyperlink"/>
+                <w:b/>
+                <w:bCs/>
+                <w:noProof/>
+              </w:rPr>
+              <w:t>References</w:t>
+            </w:r>
+            <w:r>
+              <w:rPr>
+                <w:noProof/>
+                <w:webHidden/>
+              </w:rPr>
+              <w:tab/>
+            </w:r>
+            <w:r>
+              <w:rPr>
+                <w:noProof/>
+                <w:webHidden/>
+              </w:rPr>
+              <w:fldChar w:fldCharType="begin"/>
+            </w:r>
+            <w:r>
+              <w:rPr>
+                <w:noProof/>
+                <w:webHidden/>
+              </w:rPr>
+              <w:instrText xml:space="preserve"> PAGEREF _Toc243864872 \h </w:instrText>
+            </w:r>
+            <w:r>
+              <w:rPr>
+                <w:noProof/>
+                <w:webHidden/>
+              </w:rPr>
+            </w:r>
+            <w:r>
+              <w:rPr>
+                <w:noProof/>
+                <w:webHidden/>
+              </w:rPr>
+              <w:fldChar w:fldCharType="separate"/>
+            </w:r>
+            <w:r>
+              <w:rPr>
+                <w:noProof/>
+                <w:webHidden/>
+              </w:rPr>
+              <w:t>8</w:t>
+            </w:r>
+            <w:r>
+              <w:rPr>
+                <w:noProof/>
+                <w:webHidden/>
+              </w:rPr>
+              <w:fldChar w:fldCharType="end"/>
+            </w:r>
+          </w:hyperlink>
+        </w:p>
+        <w:p>
+          <w:pPr>
+            <w:spacing w:line="600" w:lineRule="auto"/>
+          </w:pPr>
+          <w:r>
+            <w:fldChar w:fldCharType="end"/>
+          </w:r>
+        </w:p>
+      </w:sdtContent>
+    </w:sdt>
+    <w:p>
+      <w:pPr>
+        <w:jc w:val="center"/>
+        <w:rPr>
+          <w:b/>
+          <w:bCs/>
+        </w:rPr>
+      </w:pPr>
+    </w:p>
+    <w:p>
+      <w:pPr>
+        <w:rPr>
+          <w:b/>
+          <w:bCs/>
+        </w:rPr>
+      </w:pPr>
+    </w:p>
+    <w:p>
+      <w:pPr>
+        <w:rPr>
+          <w:b/>
+          <w:bCs/>
+        </w:rPr>
+      </w:pPr>
+    </w:p>
+    <w:p>
+      <w:pPr>
+        <w:pStyle w:val="Heading1"/>
+        <w:rPr>
+          <w:b/>
+          <w:bCs/>
+        </w:rPr>
+      </w:pPr>
+      <w:bookmarkStart w:id="0" w:name="_Toc243864863"/>
+      <w:r>
+        <w:rPr>
+          <w:b/>
+          <w:bCs/>
+        </w:rPr>
+        <w:lastRenderedPageBreak/>
+        <w:t>Introduction</w:t>
+      </w:r>
+      <w:bookmarkEnd w:id="0"/>
+    </w:p>
+    <w:p>
+      <w:pPr>
+        <w:rPr>
+          <w:lang w:val="en-GB"/>
+        </w:rPr>
+      </w:pPr>
+      <w:r>
+        <w:rPr>
+          <w:lang w:val="en-GB"/>
+        </w:rPr>
+        <w:t>In modern real estate markets, determining fair market valuation for residential property is critical for homebuyers, sellers, mortgage lenders, and property investors.</w:t>
+      </w:r>
+      <w:r>
+        <w:rPr>
+          <w:lang w:val="en-GB"/>
+        </w:rPr>
+        <w:t xml:space="preserve"> </w:t>
+      </w:r>
+      <w:r>
+        <w:rPr>
+          <w:lang w:val="en-GB"/>
+        </w:rPr>
+        <w:t>Overpricing can cause a property to sit on the market indefinitely, while under-pricing leads to a direct loss for the seller. Conversely, buyers need reliable estimates to ensure they are paying a fair market price</w:t>
+      </w:r>
+      <w:r>
+        <w:rPr>
+          <w:lang w:val="en-GB"/>
+        </w:rPr>
+        <w:t xml:space="preserve"> Traditional appraisal methods rely heavily on manual comparisons, subject-matter expertise, and localized market knowledge, which can introduce subjectivity, human bias, and processing delays</w:t>
+      </w:r>
+      <w:r>
+        <w:rPr>
+          <w:lang w:val="en-GB"/>
+        </w:rPr>
+        <w:t xml:space="preserve"> </w:t>
+      </w:r>
+      <w:r>
+        <w:rPr>
+          <w:lang w:val="en-GB"/>
+        </w:rPr>
+        <w:t>impacted by information gaps</w:t>
+      </w:r>
+      <w:r>
+        <w:rPr>
+          <w:lang w:val="en-GB"/>
+        </w:rPr>
+        <w:t>.</w:t>
+      </w:r>
+    </w:p>
+    <w:p>
+      <w:pPr>
+        <w:rPr>
+          <w:lang w:val="en-GB"/>
+        </w:rPr>
+      </w:pPr>
+      <w:r>
+        <w:rPr>
+          <w:lang w:val="en-GB"/>
+        </w:rPr>
+        <w:t>Housing prices are driven by a complex interplay of structural attributes—such as interior square footage, number of bedrooms, bathrooms, construction grade, and lot size—as well as geographic location. When these factors are volatile or poorly understood, it can cause prolonged time-on-market for sellers or over-leveraging for buyers.</w:t>
+      </w:r>
+    </w:p>
+    <w:p>
+      <w:pPr>
+        <w:rPr>
+          <w:lang w:val="en-GB"/>
+        </w:rPr>
+      </w:pPr>
+      <w:r>
+        <w:rPr>
+          <w:lang w:val="en-GB"/>
+        </w:rPr>
+        <w:t>With the rapid expansion of digital property listings, macro-economic open data, and modern machine learning techniques, data analytics can provide fast, data-driven real estate valuations. This project investigates how regression-based algorithms and spatial feature analysis can predict property sale prices, evaluate market trends, and deliver actionable insights for automated valuation models (AVMs) in real estate decision-making.</w:t>
+      </w:r>
+    </w:p>
+    <w:p>
+      <w:pPr>
+        <w:rPr>
+          <w:lang w:val="en-GB"/>
+        </w:rPr>
+      </w:pPr>
+      <w:r>
+        <w:t>Property values are of</w:t>
+      </w:r>
+      <w:r>
+        <w:t>ten</w:t>
+      </w:r>
+      <w:r>
+        <w:t xml:space="preserve"> difficult to estimate consistently. This project combines strategic business thinking, data analytics, and predictive modeling to better understand the key factors that influence housing prices. By analyzing historical housing transaction data and leveraging Python-based analytics tools, my goal is to develop a reliable regression model as part of an automated valuation model (AVM). This approach aims to reduce valuation variance, bring greater transparency, and provide clearer, data-driven insights to help buyers, sellers, and real estate agencies make more informed and confident decisions.</w:t>
+      </w:r>
+    </w:p>
+    <w:p>
+      <w:pPr>
+        <w:rPr>
+          <w:b/>
+          <w:bCs/>
+        </w:rPr>
+      </w:pPr>
+    </w:p>
+    <w:p>
+      <w:pPr>
+        <w:pStyle w:val="Heading2"/>
+        <w:rPr>
+          <w:b/>
+          <w:bCs/>
+        </w:rPr>
+      </w:pPr>
+      <w:bookmarkStart w:id="1" w:name="_Toc243864864"/>
+      <w:r>
+        <w:rPr>
+          <w:b/>
+          <w:bCs/>
+        </w:rPr>
+        <w:t>Problem Definition</w:t>
+      </w:r>
+      <w:bookmarkEnd w:id="1"/>
+    </w:p>
+    <w:p>
+      <w:r>
+        <w:t>The real estate market often faces valuation discrepancies with properties listed significantly above or below true market value due to complex relationships between property features (floor area, bedrooms, age) and environmental factors (transport access, crime, economy).</w:t>
+      </w:r>
+    </w:p>
+    <w:p>
+      <w:r>
+        <w:lastRenderedPageBreak/>
+        <w:t>A transparent, data-driven pricing model is lacking. Buyers struggle to find fair prices, and lenders risk overvaluing collateral. Manual analysis of transaction data is inefficient, error-prone, slow to adapt, and inconsistent regionally.</w:t>
+      </w:r>
+    </w:p>
+    <w:p>
+      <w:r>
+        <w:t>By using data analytics and machine learning, we can detect hidden, non-linear patterns influencing sale prices. Inconsistent valuations create friction, reduce buyer trust, and slow sales. They pose financial risks to:</w:t>
       </w:r>
     </w:p>
     <w:p>
       <w:pPr>
         <w:numPr>
           <w:ilvl w:val="0"/>
-          <w:numId w:val="1"/>
+          <w:numId w:val="4"/>
         </w:numPr>
       </w:pPr>
       <w:r>
+        <w:t>Mortgage lenders: risk of over-leveraging assets.</w:t>
+      </w:r>
+    </w:p>
+    <w:p>
+      <w:pPr>
+        <w:numPr>
+          <w:ilvl w:val="0"/>
+          <w:numId w:val="4"/>
+        </w:numPr>
+      </w:pPr>
+      <w:r>
+        <w:t>Buyers/sellers: poor pricing or longer selling times.</w:t>
+      </w:r>
+    </w:p>
+    <w:p>
+      <w:pPr>
+        <w:numPr>
+          <w:ilvl w:val="0"/>
+          <w:numId w:val="4"/>
+        </w:numPr>
+      </w:pPr>
+      <w:r>
+        <w:t>Platforms: loss of user trust due to inaccurate estimates.</w:t>
+      </w:r>
+    </w:p>
+    <w:p>
+      <w:r>
+        <w:t>Leveraging exploratory data analysis (EDA) and predictive regression models uncovers price-driving patterns from structural features, enabling accurate near real-time forecasts to support investment and lending decisions.</w:t>
+      </w:r>
+    </w:p>
+    <w:p>
+      <w:pPr>
+        <w:pStyle w:val="Heading3"/>
         <w:rPr>
           <w:b/>
           <w:bCs/>
         </w:rPr>
-        <w:t>Data Acquisition and Preprocessing:</w:t>
-      </w:r>
-      <w:r>
-        <w:t xml:space="preserve"> Collect, clean, and preprocess multi-source historical residential property sales datasets, handling missing values, </w:t>
-      </w:r>
-      <w:r>
-        <w:lastRenderedPageBreak/>
-        <w:t>outliers, and categorical feature encoding to ensure data quality and readiness for analysis.</w:t>
+      </w:pPr>
+      <w:bookmarkStart w:id="2" w:name="_Toc243864865"/>
+      <w:r>
+        <w:rPr>
+          <w:b/>
+          <w:bCs/>
+        </w:rPr>
+        <w:t>Aim and Objectives</w:t>
+      </w:r>
+      <w:bookmarkEnd w:id="2"/>
+    </w:p>
+    <w:p>
+      <w:r>
+        <w:rPr>
+          <w:b/>
+          <w:bCs/>
+        </w:rPr>
+        <w:t>Aim:</w:t>
+      </w:r>
+      <w:r>
+        <w:br/>
+        <w:t>Design and evaluate a machine learning regression model to predict residential property prices consistently using structural, spatial, and economic attributes, underpinning AVMs to enhance transparency and decision support.</w:t>
+      </w:r>
+    </w:p>
+    <w:p>
+      <w:r>
+        <w:rPr>
+          <w:b/>
+          <w:bCs/>
+        </w:rPr>
+        <w:t>Objectives:</w:t>
       </w:r>
     </w:p>
     <w:p>
       <w:pPr>
         <w:numPr>
           <w:ilvl w:val="0"/>
-          <w:numId w:val="1"/>
+          <w:numId w:val="5"/>
         </w:numPr>
       </w:pPr>
+      <w:r>
+        <w:t>Collect and clean multi-source housing sales datasets, handling missing data and outliers.</w:t>
+      </w:r>
+    </w:p>
+    <w:p>
+      <w:pPr>
+        <w:numPr>
+          <w:ilvl w:val="0"/>
+          <w:numId w:val="5"/>
+        </w:numPr>
+      </w:pPr>
+      <w:r>
+        <w:t>Perform detailed EDA with Python libraries to identify key correlations between features and sale prices.</w:t>
+      </w:r>
+    </w:p>
+    <w:p>
+      <w:pPr>
+        <w:numPr>
+          <w:ilvl w:val="0"/>
+          <w:numId w:val="5"/>
+        </w:numPr>
+      </w:pPr>
+      <w:r>
+        <w:t>Engineer spatial and economic features such as transport proximity and local price averages.</w:t>
+      </w:r>
+    </w:p>
+    <w:p>
+      <w:pPr>
+        <w:numPr>
+          <w:ilvl w:val="0"/>
+          <w:numId w:val="5"/>
+        </w:numPr>
+      </w:pPr>
+      <w:r>
+        <w:t>Train and compare regression models (Linear Regression, Random Forest, Gradient Boosting) evaluated by RMSE, MAE, and R².</w:t>
+      </w:r>
+    </w:p>
+    <w:p>
+      <w:pPr>
+        <w:numPr>
+          <w:ilvl w:val="0"/>
+          <w:numId w:val="5"/>
+        </w:numPr>
+      </w:pPr>
+      <w:r>
+        <w:t>Analyse feature importance to determine primary value drivers by geography and market.</w:t>
+      </w:r>
+    </w:p>
+    <w:p>
+      <w:pPr>
+        <w:numPr>
+          <w:ilvl w:val="0"/>
+          <w:numId w:val="5"/>
+        </w:numPr>
+      </w:pPr>
+      <w:r>
+        <w:t>Translate findings into actionable recommendations for valuation improvement and risk reduction.</w:t>
+      </w:r>
+    </w:p>
+    <w:p>
       <w:r>
         <w:rPr>
           <w:b/>
           <w:bCs/>
         </w:rPr>
-        <w:t>Exploratory Data Analysis (EDA):</w:t>
-      </w:r>
-      <w:r>
-        <w:t xml:space="preserve"> Perform detailed analysis using Python libraries (e.g., pandas, seaborn, matplotlib) to uncover key correlations and patterns between property features (such as square footage, number of bedrooms, property age, construction grade) and sale prices.</w:t>
+        <w:t>Hypothesis:</w:t>
+      </w:r>
+      <w:r>
+        <w:br/>
+        <w:t>Properties with better structural quality and location traits exhibit predictable price patterns. Advanced machine learning models will outperform traditional linear regression in accuracy.</w:t>
+      </w:r>
+    </w:p>
+    <w:p>
+      <w:pPr>
+        <w:pStyle w:val="Heading4"/>
+        <w:rPr>
+          <w:b/>
+          <w:bCs/>
+          <w:sz w:val="28"/>
+          <w:szCs w:val="28"/>
+        </w:rPr>
+      </w:pPr>
+      <w:bookmarkStart w:id="3" w:name="_Toc243864866"/>
+      <w:r>
+        <w:rPr>
+          <w:b/>
+          <w:bCs/>
+          <w:sz w:val="28"/>
+          <w:szCs w:val="28"/>
+        </w:rPr>
+        <w:lastRenderedPageBreak/>
+        <w:t>Scope</w:t>
+      </w:r>
+      <w:bookmarkEnd w:id="3"/>
+    </w:p>
+    <w:p>
+      <w:r>
+        <w:rPr>
+          <w:b/>
+          <w:bCs/>
+        </w:rPr>
+        <w:t>In Scope:</w:t>
       </w:r>
     </w:p>
     <w:p>
       <w:pPr>
         <w:numPr>
           <w:ilvl w:val="0"/>
-          <w:numId w:val="1"/>
+          <w:numId w:val="6"/>
         </w:numPr>
       </w:pPr>
+      <w:r>
+        <w:t>Residential properties (single-family homes and townhouses) in a defined geographic area.</w:t>
+      </w:r>
+    </w:p>
+    <w:p>
+      <w:pPr>
+        <w:numPr>
+          <w:ilvl w:val="0"/>
+          <w:numId w:val="6"/>
+        </w:numPr>
+      </w:pPr>
+      <w:r>
+        <w:t>Structural features (size, bedrooms, age, grade), spatial indicators, and economic variables.</w:t>
+      </w:r>
+    </w:p>
+    <w:p>
+      <w:pPr>
+        <w:numPr>
+          <w:ilvl w:val="0"/>
+          <w:numId w:val="6"/>
+        </w:numPr>
+      </w:pPr>
+      <w:r>
+        <w:t>Data cleaning, EDA, feature engineering, and regression modelling using Python.</w:t>
+      </w:r>
+    </w:p>
+    <w:p>
+      <w:pPr>
+        <w:numPr>
+          <w:ilvl w:val="0"/>
+          <w:numId w:val="6"/>
+        </w:numPr>
+      </w:pPr>
+      <w:r>
+        <w:t>Translating analysis into automated valuation insights.</w:t>
+      </w:r>
+    </w:p>
+    <w:p>
       <w:r>
         <w:rPr>
           <w:b/>
           <w:bCs/>
         </w:rPr>
-        <w:t>Feature Engineering:</w:t>
-      </w:r>
-      <w:r>
-        <w:t xml:space="preserve"> Construct meaningful spatial and economic indicators, including proximity to transport and city </w:t>
-      </w:r>
-      <w:proofErr w:type="spellStart"/>
-      <w:r>
-        <w:t>centers</w:t>
-      </w:r>
-      <w:proofErr w:type="spellEnd"/>
-      <w:r>
-        <w:t>, local price-per-square-meter averages, and structural grading metrics, to enhance predictive power.</w:t>
+        <w:t>Out of Scope:</w:t>
       </w:r>
     </w:p>
     <w:p>
       <w:pPr>
         <w:numPr>
           <w:ilvl w:val="0"/>
-          <w:numId w:val="1"/>
+          <w:numId w:val="7"/>
         </w:numPr>
       </w:pPr>
       <w:r>
+        <w:t>Commercial or industrial real estate valuation.</w:t>
+      </w:r>
+    </w:p>
+    <w:p>
+      <w:pPr>
+        <w:numPr>
+          <w:ilvl w:val="0"/>
+          <w:numId w:val="7"/>
+        </w:numPr>
+      </w:pPr>
+      <w:r>
+        <w:t>Real-time data feeds or web scraping integration.</w:t>
+      </w:r>
+    </w:p>
+    <w:p>
+      <w:pPr>
+        <w:numPr>
+          <w:ilvl w:val="0"/>
+          <w:numId w:val="7"/>
+        </w:numPr>
+      </w:pPr>
+      <w:r>
+        <w:t>Production-ready app or image analysis development.</w:t>
+      </w:r>
+    </w:p>
+    <w:p>
+      <w:pPr>
+        <w:numPr>
+          <w:ilvl w:val="0"/>
+          <w:numId w:val="7"/>
+        </w:numPr>
+      </w:pPr>
+      <w:r>
+        <w:t>Financial trading applications.</w:t>
+      </w:r>
+    </w:p>
+    <w:p>
+      <w:pPr>
+        <w:pStyle w:val="Heading5"/>
         <w:rPr>
           <w:b/>
           <w:bCs/>
-        </w:rPr>
-        <w:t>Model Development, Benchmarking, and Evaluation:</w:t>
-      </w:r>
-      <w:r>
-        <w:t xml:space="preserve"> Train, tune, and compare multiple regression models (e.g., Multiple Linear Regression, Random Forest, Gradient Boosting) to identify the best-performing algorithm based on standard metrics such as RMSE, MAE, and R².</w:t>
+          <w:sz w:val="28"/>
+          <w:szCs w:val="28"/>
+        </w:rPr>
+      </w:pPr>
+      <w:bookmarkStart w:id="4" w:name="_Toc243864867"/>
+      <w:r>
+        <w:rPr>
+          <w:b/>
+          <w:bCs/>
+          <w:sz w:val="28"/>
+          <w:szCs w:val="28"/>
+        </w:rPr>
+        <w:t>Methodology</w:t>
+      </w:r>
+      <w:bookmarkEnd w:id="4"/>
+    </w:p>
+    <w:p>
+      <w:r>
+        <w:rPr>
+          <w:b/>
+          <w:bCs/>
+        </w:rPr>
+        <w:t>Tools &amp; Techniques:</w:t>
       </w:r>
     </w:p>
     <w:p>
       <w:pPr>
         <w:numPr>
           <w:ilvl w:val="0"/>
-          <w:numId w:val="1"/>
+          <w:numId w:val="8"/>
         </w:numPr>
       </w:pPr>
+      <w:r>
+        <w:t>Programming with Python, using Pandas, NumPy, Seaborn, Matplotlib, and Scikit-learn.</w:t>
+      </w:r>
+    </w:p>
+    <w:p>
+      <w:pPr>
+        <w:numPr>
+          <w:ilvl w:val="0"/>
+          <w:numId w:val="8"/>
+        </w:numPr>
+      </w:pPr>
+      <w:r>
+        <w:t>Data imputation, outlier handling, normalization, categorical encoding.</w:t>
+      </w:r>
+    </w:p>
+    <w:p>
+      <w:pPr>
+        <w:numPr>
+          <w:ilvl w:val="0"/>
+          <w:numId w:val="8"/>
+        </w:numPr>
+      </w:pPr>
+      <w:r>
+        <w:t>EDA including correlation and spatial visualization.</w:t>
+      </w:r>
+    </w:p>
+    <w:p>
+      <w:pPr>
+        <w:numPr>
+          <w:ilvl w:val="0"/>
+          <w:numId w:val="8"/>
+        </w:numPr>
+      </w:pPr>
+      <w:r>
+        <w:t>Modelling with Multiple Linear Regression and ensemble methods (Random Forest, Gradient Boosting).</w:t>
+      </w:r>
+    </w:p>
+    <w:p>
+      <w:pPr>
+        <w:numPr>
+          <w:ilvl w:val="0"/>
+          <w:numId w:val="8"/>
+        </w:numPr>
+      </w:pPr>
+      <w:r>
+        <w:t>Model validation via k-fold cross-validation; performance metrics: RMSE, MAE, R².</w:t>
+      </w:r>
+    </w:p>
+    <w:p>
       <w:r>
         <w:rPr>
           <w:b/>
           <w:bCs/>
         </w:rPr>
-        <w:t>Insight Extraction:</w:t>
-      </w:r>
-      <w:r>
-        <w:t xml:space="preserve"> Analyse and interpret feature importance to identify the primary drivers of property value fluctuations across different geographic areas and market conditions.</w:t>
+        <w:t>Workflow:</w:t>
       </w:r>
     </w:p>
     <w:p>
       <w:pPr>
         <w:numPr>
           <w:ilvl w:val="0"/>
-          <w:numId w:val="1"/>
+          <w:numId w:val="9"/>
         </w:numPr>
       </w:pPr>
       <w:r>
+        <w:t>Import and inspect approximately 21,000 records from Housing.csv.</w:t>
+      </w:r>
+    </w:p>
+    <w:p>
+      <w:pPr>
+        <w:numPr>
+          <w:ilvl w:val="0"/>
+          <w:numId w:val="9"/>
+        </w:numPr>
+      </w:pPr>
+      <w:r>
+        <w:t>Clean, handle missing values/outliers, prepare data types.</w:t>
+      </w:r>
+    </w:p>
+    <w:p>
+      <w:pPr>
+        <w:numPr>
+          <w:ilvl w:val="0"/>
+          <w:numId w:val="9"/>
+        </w:numPr>
+      </w:pPr>
+      <w:r>
+        <w:t>Conduct EDA to identify influencing features.</w:t>
+      </w:r>
+    </w:p>
+    <w:p>
+      <w:pPr>
+        <w:numPr>
+          <w:ilvl w:val="0"/>
+          <w:numId w:val="9"/>
+        </w:numPr>
+      </w:pPr>
+      <w:r>
+        <w:t>Engineer new spatial and economic features to boost predictive power.</w:t>
+      </w:r>
+    </w:p>
+    <w:p>
+      <w:pPr>
+        <w:numPr>
+          <w:ilvl w:val="0"/>
+          <w:numId w:val="9"/>
+        </w:numPr>
+      </w:pPr>
+      <w:r>
+        <w:t>Split data (training/testing), train and tune models.</w:t>
+      </w:r>
+    </w:p>
+    <w:p>
+      <w:pPr>
+        <w:numPr>
+          <w:ilvl w:val="0"/>
+          <w:numId w:val="9"/>
+        </w:numPr>
+      </w:pPr>
+      <w:r>
+        <w:t>Evaluate models on test data; select best model by metrics.</w:t>
+      </w:r>
+    </w:p>
+    <w:p>
+      <w:pPr>
+        <w:numPr>
+          <w:ilvl w:val="0"/>
+          <w:numId w:val="9"/>
+        </w:numPr>
+      </w:pPr>
+      <w:r>
+        <w:lastRenderedPageBreak/>
+        <w:t>Extract business insights using feature importance techniques (SHAP).</w:t>
+      </w:r>
+    </w:p>
+    <w:p>
+      <w:pPr>
+        <w:numPr>
+          <w:ilvl w:val="0"/>
+          <w:numId w:val="9"/>
+        </w:numPr>
+      </w:pPr>
+      <w:r>
+        <w:t>Document all steps and maintain version control on GitHub; prepare final reports and presentations.</w:t>
+      </w:r>
+    </w:p>
+    <w:p>
+      <w:pPr>
+        <w:jc w:val="center"/>
         <w:rPr>
           <w:b/>
           <w:bCs/>
-        </w:rPr>
-        <w:t>Business Recommendation Framework:</w:t>
-      </w:r>
-      <w:r>
-        <w:t xml:space="preserve"> Translate model findings into actionable guidelines for real estate valuation efficiency, risk assessment, and improved transparency in automated valuation systems.</w:t>
-      </w:r>
-    </w:p>
-    <w:p>
+          <w:lang w:eastAsia="en-IE"/>
+        </w:rPr>
+      </w:pPr>
       <w:r>
         <w:rPr>
           <w:b/>
           <w:bCs/>
-        </w:rPr>
-        <w:t>Business Hypothesis:</w:t>
-      </w:r>
-      <w:r>
-        <w:br/>
-        <w:t>Properties with higher structural quality, larger living areas, and advantageous spatial attributes will show predictable price patterns, and advanced machine learning models incorporating non-linearities will significantly outperform traditional linear regression in reducing valuation errors.</w:t>
-      </w:r>
-    </w:p>
-    <w:p>
-      <w:pPr>
+          <w:lang w:eastAsia="en-IE"/>
+        </w:rPr>
+        <w:t>High-Level  Architecture Diagram</w:t>
+      </w:r>
+    </w:p>
+    <w:p>
+      <w:pPr>
+        <w:pStyle w:val="ListParagraph"/>
+        <w:jc w:val="center"/>
+      </w:pPr>
+      <w:r>
+        <w:rPr>
+          <w:noProof/>
+          <w:lang w:val="en-GB"/>
+        </w:rPr>
+        <w:drawing>
+          <wp:inline distT="0" distB="0" distL="0" distR="0" wp14:anchorId="4D98652B" wp14:editId="6A6DF364">
+            <wp:extent cx="4343165" cy="5375787"/>
+            <wp:effectExtent l="0" t="0" r="635" b="0"/>
+            <wp:docPr id="1939870403" name="Picture 3" descr="The diagram illustrates a comprehensive data pipeline for a housing market analysis, including raw data handling, preprocessing, exploratory analysis, model training, evaluation, and providing actionable business insights.&#10;&#10;AI-generated content may be incorrect."/>
+            <wp:cNvGraphicFramePr>
+              <a:graphicFrameLocks xmlns:a="http://schemas.openxmlformats.org/drawingml/2006/main" noChangeAspect="1"/>
+            </wp:cNvGraphicFramePr>
+            <a:graphic xmlns:a="http://schemas.openxmlformats.org/drawingml/2006/main">
+              <a:graphicData uri="http://schemas.openxmlformats.org/drawingml/2006/picture">
+                <pic:pic xmlns:pic="http://schemas.openxmlformats.org/drawingml/2006/picture">
+                  <pic:nvPicPr>
+                    <pic:cNvPr id="1939870403" name="Picture 3" descr="The diagram illustrates a comprehensive data pipeline for a housing market analysis, including raw data handling, preprocessing, exploratory analysis, model training, evaluation, and providing actionable business insights.&#10;&#10;AI-generated content may be incorrect."/>
+                    <pic:cNvPicPr/>
+                  </pic:nvPicPr>
+                  <pic:blipFill>
+                    <a:blip r:embed="rId6">
+                      <a:extLst>
+                        <a:ext uri="{28A0092B-C50C-407E-A947-70E740481C1C}">
+                          <a14:useLocalDpi xmlns:a14="http://schemas.microsoft.com/office/drawing/2010/main" val="0"/>
+                        </a:ext>
+                      </a:extLst>
+                    </a:blip>
+                    <a:stretch>
+                      <a:fillRect/>
+                    </a:stretch>
+                  </pic:blipFill>
+                  <pic:spPr>
+                    <a:xfrm>
+                      <a:off x="0" y="0"/>
+                      <a:ext cx="4343165" cy="5375787"/>
+                    </a:xfrm>
+                    <a:prstGeom prst="rect">
+                      <a:avLst/>
+                    </a:prstGeom>
+                  </pic:spPr>
+                </pic:pic>
+              </a:graphicData>
+            </a:graphic>
+          </wp:inline>
+        </w:drawing>
+      </w:r>
+    </w:p>
+    <w:p>
+      <w:pPr>
+        <w:pStyle w:val="Heading6"/>
         <w:rPr>
           <w:b/>
           <w:bCs/>
-        </w:rPr>
-      </w:pPr>
+          <w:sz w:val="28"/>
+          <w:szCs w:val="28"/>
+        </w:rPr>
+      </w:pPr>
+      <w:bookmarkStart w:id="5" w:name="_Toc243864868"/>
       <w:r>
         <w:rPr>
           <w:b/>
           <w:bCs/>
-        </w:rPr>
-        <w:t>Scope</w:t>
-      </w:r>
-    </w:p>
-    <w:p>
-      <w:r>
+          <w:sz w:val="28"/>
+          <w:szCs w:val="28"/>
+        </w:rPr>
+        <w:t>Data Sources</w:t>
+      </w:r>
+      <w:bookmarkEnd w:id="5"/>
+    </w:p>
+    <w:p>
+      <w:r>
+        <w:t>The primary dataset is the publicly available Housing.csv dataset, widely used for property valuation research. It contains approximately 21,613 housing transaction records with 21 descriptive features including sale price, transaction date, number of bedrooms and bathrooms, living and lot area, number of floors, construction grade, condition score, waterfront presence, geographic coordinates, and zip codes. Such rich structural, spatial, and economic information enables effective regression modeling.</w:t>
+      </w:r>
+    </w:p>
+    <w:p>
+      <w:r>
+        <w:t xml:space="preserve">This dataset is licensed for academic use under open data permissions, requiring no special access, complying fully with relevant ethical and legal standards. Where </w:t>
+      </w:r>
+      <w:r>
+        <w:lastRenderedPageBreak/>
+        <w:t>necessary, the model may be enhanced by integrating supplementary publicly available datasets—for example, local crime statistics, transport accessibility, or macroeconomic indicators to improve predictions.</w:t>
+      </w:r>
+    </w:p>
+    <w:p>
+      <w:pPr>
+        <w:pStyle w:val="Heading7"/>
         <w:rPr>
           <w:b/>
           <w:bCs/>
-        </w:rPr>
-        <w:t>In Scope:</w:t>
-      </w:r>
+          <w:sz w:val="28"/>
+          <w:szCs w:val="28"/>
+        </w:rPr>
+      </w:pPr>
+      <w:bookmarkStart w:id="6" w:name="_Toc243864869"/>
+      <w:r>
+        <w:rPr>
+          <w:b/>
+          <w:bCs/>
+          <w:sz w:val="28"/>
+          <w:szCs w:val="28"/>
+        </w:rPr>
+        <w:t>Expected Deliverables</w:t>
+      </w:r>
+      <w:bookmarkEnd w:id="6"/>
     </w:p>
     <w:p>
       <w:pPr>
         <w:numPr>
           <w:ilvl w:val="0"/>
-          <w:numId w:val="2"/>
+          <w:numId w:val="10"/>
         </w:numPr>
       </w:pPr>
       <w:r>
@@ -664,17 +2637,17 @@
           <w:b/>
           <w:bCs/>
         </w:rPr>
-        <w:t>Property Type:</w:t>
-      </w:r>
-      <w:r>
-        <w:t xml:space="preserve"> Residential properties, including single-family homes and townhouses within a specified geographic region </w:t>
+        <w:t>Trained Regression Model:</w:t>
+      </w:r>
+      <w:r>
+        <w:t xml:space="preserve"> A validated Python-based model accurately predicting market prices using relevant property features.</w:t>
       </w:r>
     </w:p>
     <w:p>
       <w:pPr>
         <w:numPr>
           <w:ilvl w:val="0"/>
-          <w:numId w:val="2"/>
+          <w:numId w:val="10"/>
         </w:numPr>
       </w:pPr>
       <w:r>
@@ -682,17 +2655,17 @@
           <w:b/>
           <w:bCs/>
         </w:rPr>
-        <w:t>Data Analysis:</w:t>
-      </w:r>
-      <w:r>
-        <w:t xml:space="preserve"> Examination of historical housing transactions focusing on structural features such as living area (square footage), number of bedrooms and bathrooms, property age, construction grade, condition, and geographic location (zip codes, latitude, longitude).</w:t>
+        <w:t>Feature Importance Reports:</w:t>
+      </w:r>
+      <w:r>
+        <w:t xml:space="preserve"> Visual and analytical presentations detailing the main valuation drivers such as location, size, and condition.</w:t>
       </w:r>
     </w:p>
     <w:p>
       <w:pPr>
         <w:numPr>
           <w:ilvl w:val="0"/>
-          <w:numId w:val="2"/>
+          <w:numId w:val="10"/>
         </w:numPr>
       </w:pPr>
       <w:r>
@@ -700,17 +2673,17 @@
           <w:b/>
           <w:bCs/>
         </w:rPr>
-        <w:t>Data Preparation and Processing:</w:t>
-      </w:r>
-      <w:r>
-        <w:t xml:space="preserve"> Data cleaning, handling missing values and outliers, feature engineering including spatial and economic indicators (e.g., proximity to transport, local price averages), and exploratory data analysis (EDA) using Python libraries like pandas, matplotlib, and seaborn.</w:t>
+        <w:t>Interactive Prototype Dashboard:</w:t>
+      </w:r>
+      <w:r>
+        <w:t xml:space="preserve"> A prototype developed using tools like Streamlit or Power BI that allows users to input property details and view predicted prices with confidence intervals.</w:t>
       </w:r>
     </w:p>
     <w:p>
       <w:pPr>
         <w:numPr>
           <w:ilvl w:val="0"/>
-          <w:numId w:val="2"/>
+          <w:numId w:val="10"/>
         </w:numPr>
       </w:pPr>
       <w:r>
@@ -718,120 +2691,390 @@
           <w:b/>
           <w:bCs/>
         </w:rPr>
-        <w:lastRenderedPageBreak/>
-        <w:t>Model Development and Evaluation:</w:t>
-      </w:r>
-      <w:r>
-        <w:t xml:space="preserve"> Training, tuning, and benchmarking multiple regression models (e.g., Linear Regression, Random Forest, Gradient Boosting) using scikit-learn to predict property sale prices; evaluating models with performance metrics such as RMSE, MAE, and R².</w:t>
-      </w:r>
-    </w:p>
-    <w:p>
-      <w:pPr>
-        <w:numPr>
-          <w:ilvl w:val="0"/>
-          <w:numId w:val="2"/>
-        </w:numPr>
-      </w:pPr>
-      <w:r>
+        <w:t>Final Documentation:</w:t>
+      </w:r>
+      <w:r>
+        <w:t xml:space="preserve"> A comprehensive report detailing the methodology, data analysis, model evaluation, and business insights supporting actionable real estate valuation improvements.</w:t>
+      </w:r>
+    </w:p>
+    <w:p>
+      <w:pPr>
+        <w:pStyle w:val="Heading8"/>
         <w:rPr>
           <w:b/>
           <w:bCs/>
-        </w:rPr>
-        <w:t>Insight Extraction:</w:t>
-      </w:r>
-      <w:r>
-        <w:t xml:space="preserve"> Analysing feature importance to identify key drivers of property valuation variability and translating findings into actionable business recommendations to enhance automated valuation model (AVM) efficiency and risk assessment.</w:t>
-      </w:r>
-    </w:p>
-    <w:p>
-      <w:pPr>
-        <w:numPr>
-          <w:ilvl w:val="0"/>
-          <w:numId w:val="2"/>
-        </w:numPr>
-      </w:pPr>
+          <w:sz w:val="28"/>
+          <w:szCs w:val="28"/>
+        </w:rPr>
+      </w:pPr>
+      <w:bookmarkStart w:id="7" w:name="_Toc243864870"/>
       <w:r>
         <w:rPr>
           <w:b/>
           <w:bCs/>
-        </w:rPr>
-        <w:t>Deliverables:</w:t>
-      </w:r>
-      <w:r>
-        <w:t xml:space="preserve"> Predictive valuation models, performance evaluation reports, visualizations of price trends, and a framework to support real estate stakeholders with data-driven valuation insights.</w:t>
-      </w:r>
-    </w:p>
-    <w:p>
-      <w:r>
+          <w:sz w:val="28"/>
+          <w:szCs w:val="28"/>
+        </w:rPr>
+        <w:t>Project Timeline</w:t>
+      </w:r>
+      <w:bookmarkEnd w:id="7"/>
+    </w:p>
+    <w:tbl>
+      <w:tblPr>
+        <w:tblW w:w="11624" w:type="dxa"/>
+        <w:tblInd w:w="-1281" w:type="dxa"/>
+        <w:tblBorders>
+          <w:top w:val="single" w:sz="4" w:space="0" w:color="auto"/>
+          <w:left w:val="single" w:sz="4" w:space="0" w:color="auto"/>
+          <w:bottom w:val="single" w:sz="4" w:space="0" w:color="auto"/>
+          <w:right w:val="single" w:sz="4" w:space="0" w:color="auto"/>
+          <w:insideH w:val="single" w:sz="4" w:space="0" w:color="auto"/>
+          <w:insideV w:val="single" w:sz="4" w:space="0" w:color="auto"/>
+        </w:tblBorders>
+        <w:shd w:val="clear" w:color="auto" w:fill="FFFFFF"/>
+        <w:tblCellMar>
+          <w:left w:w="0" w:type="dxa"/>
+          <w:right w:w="0" w:type="dxa"/>
+        </w:tblCellMar>
+        <w:tblLook w:val="04A0" w:firstRow="1" w:lastRow="0" w:firstColumn="1" w:lastColumn="0" w:noHBand="0" w:noVBand="1"/>
+      </w:tblPr>
+      <w:tblGrid>
+        <w:gridCol w:w="3571"/>
+        <w:gridCol w:w="4724"/>
+        <w:gridCol w:w="3329"/>
+      </w:tblGrid>
+      <w:tr>
+        <w:trPr>
+          <w:tblHeader/>
+        </w:trPr>
+        <w:tc>
+          <w:tcPr>
+            <w:tcW w:w="3571" w:type="dxa"/>
+            <w:shd w:val="clear" w:color="auto" w:fill="FAFAFA"/>
+            <w:vAlign w:val="center"/>
+            <w:hideMark/>
+          </w:tcPr>
+          <w:p>
+            <w:pPr>
+              <w:ind w:left="720"/>
+              <w:rPr>
+                <w:b/>
+                <w:bCs/>
+              </w:rPr>
+            </w:pPr>
+            <w:r>
+              <w:rPr>
+                <w:b/>
+                <w:bCs/>
+              </w:rPr>
+              <w:t>Project Phase</w:t>
+            </w:r>
+          </w:p>
+        </w:tc>
+        <w:tc>
+          <w:tcPr>
+            <w:tcW w:w="0" w:type="auto"/>
+            <w:shd w:val="clear" w:color="auto" w:fill="FAFAFA"/>
+            <w:vAlign w:val="center"/>
+            <w:hideMark/>
+          </w:tcPr>
+          <w:p>
+            <w:pPr>
+              <w:ind w:left="720"/>
+              <w:rPr>
+                <w:b/>
+                <w:bCs/>
+              </w:rPr>
+            </w:pPr>
+            <w:r>
+              <w:rPr>
+                <w:b/>
+                <w:bCs/>
+              </w:rPr>
+              <w:t>Key Activities &amp; Milestones</w:t>
+            </w:r>
+          </w:p>
+        </w:tc>
+        <w:tc>
+          <w:tcPr>
+            <w:tcW w:w="3329" w:type="dxa"/>
+            <w:shd w:val="clear" w:color="auto" w:fill="FFFFFF"/>
+            <w:vAlign w:val="center"/>
+            <w:hideMark/>
+          </w:tcPr>
+          <w:p>
+            <w:pPr>
+              <w:ind w:left="720"/>
+              <w:rPr>
+                <w:b/>
+                <w:bCs/>
+              </w:rPr>
+            </w:pPr>
+            <w:r>
+              <w:rPr>
+                <w:b/>
+                <w:bCs/>
+              </w:rPr>
+              <w:t>Semester / Timeline</w:t>
+            </w:r>
+          </w:p>
+        </w:tc>
+      </w:tr>
+      <w:tr>
+        <w:tc>
+          <w:tcPr>
+            <w:tcW w:w="3571" w:type="dxa"/>
+            <w:shd w:val="clear" w:color="auto" w:fill="FFFFFF"/>
+            <w:vAlign w:val="center"/>
+            <w:hideMark/>
+          </w:tcPr>
+          <w:p>
+            <w:pPr>
+              <w:ind w:left="720"/>
+            </w:pPr>
+            <w:r>
+              <w:rPr>
+                <w:b/>
+                <w:bCs/>
+              </w:rPr>
+              <w:t>Phase 1: Proposal &amp; Scoping</w:t>
+            </w:r>
+          </w:p>
+        </w:tc>
+        <w:tc>
+          <w:tcPr>
+            <w:tcW w:w="0" w:type="auto"/>
+            <w:shd w:val="clear" w:color="auto" w:fill="FFFFFF"/>
+            <w:vAlign w:val="center"/>
+            <w:hideMark/>
+          </w:tcPr>
+          <w:p>
+            <w:pPr>
+              <w:ind w:left="720"/>
+            </w:pPr>
+            <w:r>
+              <w:t>Define business problem, conduct literature review on property valuation and AVMs, formulate project proposal, set up GitHub repository.</w:t>
+            </w:r>
+          </w:p>
+        </w:tc>
+        <w:tc>
+          <w:tcPr>
+            <w:tcW w:w="3329" w:type="dxa"/>
+            <w:shd w:val="clear" w:color="auto" w:fill="FFFFFF"/>
+            <w:vAlign w:val="center"/>
+            <w:hideMark/>
+          </w:tcPr>
+          <w:p>
+            <w:pPr>
+              <w:ind w:left="720"/>
+            </w:pPr>
+            <w:r>
+              <w:t>Semester 1 (Weeks 1–6)</w:t>
+            </w:r>
+          </w:p>
+        </w:tc>
+      </w:tr>
+      <w:tr>
+        <w:tc>
+          <w:tcPr>
+            <w:tcW w:w="3571" w:type="dxa"/>
+            <w:shd w:val="clear" w:color="auto" w:fill="FFFFFF"/>
+            <w:vAlign w:val="center"/>
+            <w:hideMark/>
+          </w:tcPr>
+          <w:p>
+            <w:pPr>
+              <w:ind w:left="720"/>
+            </w:pPr>
+            <w:r>
+              <w:rPr>
+                <w:b/>
+                <w:bCs/>
+              </w:rPr>
+              <w:t>Phase 2: Data Acquisition &amp; EDA</w:t>
+            </w:r>
+          </w:p>
+        </w:tc>
+        <w:tc>
+          <w:tcPr>
+            <w:tcW w:w="0" w:type="auto"/>
+            <w:shd w:val="clear" w:color="auto" w:fill="FFFFFF"/>
+            <w:vAlign w:val="center"/>
+            <w:hideMark/>
+          </w:tcPr>
+          <w:p>
+            <w:pPr>
+              <w:ind w:left="720"/>
+            </w:pPr>
+            <w:r>
+              <w:t xml:space="preserve">Load </w:t>
+            </w:r>
+            <w:r>
+              <w:t xml:space="preserve"> </w:t>
+            </w:r>
+            <w:r>
+              <w:t xml:space="preserve"> dataset, clean data (handle missing values, outliers), conduct exploratory data analysis (correlation matrix, spatial visualization), feature engineering.</w:t>
+            </w:r>
+          </w:p>
+        </w:tc>
+        <w:tc>
+          <w:tcPr>
+            <w:tcW w:w="3329" w:type="dxa"/>
+            <w:shd w:val="clear" w:color="auto" w:fill="FFFFFF"/>
+            <w:vAlign w:val="center"/>
+            <w:hideMark/>
+          </w:tcPr>
+          <w:p>
+            <w:pPr>
+              <w:ind w:left="720"/>
+            </w:pPr>
+            <w:r>
+              <w:t>Semester 1 (Weeks 7–12)</w:t>
+            </w:r>
+          </w:p>
+        </w:tc>
+      </w:tr>
+      <w:tr>
+        <w:tc>
+          <w:tcPr>
+            <w:tcW w:w="3571" w:type="dxa"/>
+            <w:shd w:val="clear" w:color="auto" w:fill="FFFFFF"/>
+            <w:vAlign w:val="center"/>
+            <w:hideMark/>
+          </w:tcPr>
+          <w:p>
+            <w:pPr>
+              <w:ind w:left="720"/>
+            </w:pPr>
+            <w:r>
+              <w:rPr>
+                <w:b/>
+                <w:bCs/>
+              </w:rPr>
+              <w:t>Phase 3: Model Building</w:t>
+            </w:r>
+          </w:p>
+        </w:tc>
+        <w:tc>
+          <w:tcPr>
+            <w:tcW w:w="0" w:type="auto"/>
+            <w:shd w:val="clear" w:color="auto" w:fill="FFFFFF"/>
+            <w:vAlign w:val="center"/>
+            <w:hideMark/>
+          </w:tcPr>
+          <w:p>
+            <w:pPr>
+              <w:ind w:left="720"/>
+            </w:pPr>
+            <w:r>
+              <w:t>Develop baseline regression models, implement advanced models (Random Forest, Gradient Boosting), perform hyperparameter tuning, and train models with cross-validation.</w:t>
+            </w:r>
+          </w:p>
+        </w:tc>
+        <w:tc>
+          <w:tcPr>
+            <w:tcW w:w="3329" w:type="dxa"/>
+            <w:shd w:val="clear" w:color="auto" w:fill="FFFFFF"/>
+            <w:vAlign w:val="center"/>
+            <w:hideMark/>
+          </w:tcPr>
+          <w:p>
+            <w:pPr>
+              <w:ind w:left="720"/>
+            </w:pPr>
+            <w:r>
+              <w:t>Semester 2 (Weeks 1–5)</w:t>
+            </w:r>
+          </w:p>
+        </w:tc>
+      </w:tr>
+    </w:tbl>
+    <w:p>
+      <w:pPr>
         <w:rPr>
           <w:b/>
           <w:bCs/>
         </w:rPr>
-        <w:t>Out of Scope:</w:t>
-      </w:r>
-    </w:p>
-    <w:p>
-      <w:pPr>
-        <w:numPr>
-          <w:ilvl w:val="0"/>
-          <w:numId w:val="3"/>
-        </w:numPr>
-      </w:pPr>
-      <w:r>
-        <w:t>Commercial real estate, industrial land, or multi-family apartment complexes valuation models.</w:t>
-      </w:r>
-    </w:p>
-    <w:p>
-      <w:pPr>
-        <w:numPr>
-          <w:ilvl w:val="0"/>
-          <w:numId w:val="3"/>
-        </w:numPr>
-      </w:pPr>
-      <w:r>
-        <w:t>Real-time data integration such as web scraping from active property listings or live feeds from Multiple Listing Services (MLS).</w:t>
-      </w:r>
-    </w:p>
-    <w:p>
-      <w:pPr>
-        <w:numPr>
-          <w:ilvl w:val="0"/>
-          <w:numId w:val="3"/>
-        </w:numPr>
-      </w:pPr>
-      <w:r>
-        <w:t>Developing production-ready web or mobile applications for real estate valuation.</w:t>
-      </w:r>
-    </w:p>
-    <w:p>
-      <w:pPr>
-        <w:numPr>
-          <w:ilvl w:val="0"/>
-          <w:numId w:val="3"/>
-        </w:numPr>
-      </w:pPr>
-      <w:r>
-        <w:t>Computer vision or image analysis of interior or exterior property photos.</w:t>
-      </w:r>
-    </w:p>
-    <w:p>
-      <w:pPr>
-        <w:numPr>
-          <w:ilvl w:val="0"/>
-          <w:numId w:val="3"/>
-        </w:numPr>
-      </w:pPr>
-      <w:r>
-        <w:t>High-frequency trading or automated bidding execution in property markets.</w:t>
-      </w:r>
-    </w:p>
-    <w:p/>
-    <w:p>
-      <w:pPr>
-        <w:rPr>
-          <w:lang w:val="en-GB"/>
-        </w:rPr>
-      </w:pPr>
+      </w:pPr>
+    </w:p>
+    <w:p>
+      <w:pPr>
+        <w:pStyle w:val="Heading9"/>
+        <w:rPr>
+          <w:b/>
+          <w:bCs/>
+          <w:sz w:val="28"/>
+          <w:szCs w:val="28"/>
+        </w:rPr>
+      </w:pPr>
+      <w:bookmarkStart w:id="8" w:name="_Toc243864871"/>
+      <w:r>
+        <w:rPr>
+          <w:b/>
+          <w:bCs/>
+          <w:sz w:val="28"/>
+          <w:szCs w:val="28"/>
+        </w:rPr>
+        <w:t>Ethical and Legal Considerations</w:t>
+      </w:r>
+      <w:bookmarkEnd w:id="8"/>
+    </w:p>
+    <w:p>
+      <w:r>
+        <w:t xml:space="preserve">This project exclusively employs publicly available, anonymized housing transaction data with no personal identifiers, fully compliant with GDPR and related privacy laws. </w:t>
+      </w:r>
+      <w:r>
+        <w:lastRenderedPageBreak/>
+        <w:t>Datasets come from official public sources or academic repositories under proper licensing for ethical research use.</w:t>
+      </w:r>
+    </w:p>
+    <w:p>
+      <w:r>
+        <w:t>The project actively addresses algorithmic fairness; model outputs will be audited across different regions to minimize socio-economic bias and ensure equitable valuation. Data handling will be transparent and responsible, with thorough documentation and avoidance of manipulation that could mislead results.</w:t>
+      </w:r>
+    </w:p>
+    <w:p>
+      <w:r>
+        <w:t>Security measures will protect data confidentiality during storage and analysis, respecting institutional and legal standards. The project is solely educational and analytical, involving no sensitive human subjects’ data.</w:t>
+      </w:r>
+    </w:p>
+    <w:p>
+      <w:pPr>
+        <w:pStyle w:val="Heading9"/>
+        <w:rPr>
+          <w:b/>
+          <w:bCs/>
+          <w:sz w:val="28"/>
+          <w:szCs w:val="28"/>
+        </w:rPr>
+      </w:pPr>
+      <w:bookmarkStart w:id="9" w:name="_Toc243864872"/>
+      <w:r>
+        <w:rPr>
+          <w:b/>
+          <w:bCs/>
+          <w:sz w:val="28"/>
+          <w:szCs w:val="28"/>
+        </w:rPr>
+        <w:t>References</w:t>
+      </w:r>
+      <w:bookmarkEnd w:id="9"/>
+    </w:p>
+    <w:p>
+      <w:r>
+        <w:t>Kaggle ( 2026 )</w:t>
+      </w:r>
+      <w:r>
+        <w:t xml:space="preserve">Housing Price Dataset. Available at: </w:t>
+      </w:r>
+      <w:hyperlink r:id="rId7" w:history="1">
+        <w:r>
+          <w:rPr>
+            <w:rStyle w:val="Hyperlink"/>
+          </w:rPr>
+          <w:t>https://www.kaggle.com/datasets/sukhmandeepsinghbrar/housing-price-dataset?resource=download (Accessed: 25 October 2026).</w:t>
+        </w:r>
+      </w:hyperlink>
     </w:p>
     <w:p>
       <w:pPr>
@@ -1002,6 +3245,119 @@
     </w:lvl>
   </w:abstractNum>
   <w:abstractNum w:abstractNumId="1" w15:restartNumberingAfterBreak="0">
+    <w:nsid w:val="0D175D12"/>
+    <w:multiLevelType w:val="multilevel"/>
+    <w:tmpl w:val="9DAC3B14"/>
+    <w:lvl w:ilvl="0">
+      <w:start w:val="1"/>
+      <w:numFmt w:val="decimal"/>
+      <w:lvlText w:val="%1."/>
+      <w:lvlJc w:val="left"/>
+      <w:pPr>
+        <w:tabs>
+          <w:tab w:val="num" w:pos="720"/>
+        </w:tabs>
+        <w:ind w:left="720" w:hanging="360"/>
+      </w:pPr>
+    </w:lvl>
+    <w:lvl w:ilvl="1" w:tentative="1">
+      <w:start w:val="1"/>
+      <w:numFmt w:val="decimal"/>
+      <w:lvlText w:val="%2."/>
+      <w:lvlJc w:val="left"/>
+      <w:pPr>
+        <w:tabs>
+          <w:tab w:val="num" w:pos="1440"/>
+        </w:tabs>
+        <w:ind w:left="1440" w:hanging="360"/>
+      </w:pPr>
+    </w:lvl>
+    <w:lvl w:ilvl="2" w:tentative="1">
+      <w:start w:val="1"/>
+      <w:numFmt w:val="decimal"/>
+      <w:lvlText w:val="%3."/>
+      <w:lvlJc w:val="left"/>
+      <w:pPr>
+        <w:tabs>
+          <w:tab w:val="num" w:pos="2160"/>
+        </w:tabs>
+        <w:ind w:left="2160" w:hanging="360"/>
+      </w:pPr>
+    </w:lvl>
+    <w:lvl w:ilvl="3" w:tentative="1">
+      <w:start w:val="1"/>
+      <w:numFmt w:val="decimal"/>
+      <w:lvlText w:val="%4."/>
+      <w:lvlJc w:val="left"/>
+      <w:pPr>
+        <w:tabs>
+          <w:tab w:val="num" w:pos="2880"/>
+        </w:tabs>
+        <w:ind w:left="2880" w:hanging="360"/>
+      </w:pPr>
+    </w:lvl>
+    <w:lvl w:ilvl="4" w:tentative="1">
+      <w:start w:val="1"/>
+      <w:numFmt w:val="decimal"/>
+      <w:lvlText w:val="%5."/>
+      <w:lvlJc w:val="left"/>
+      <w:pPr>
+        <w:tabs>
+          <w:tab w:val="num" w:pos="3600"/>
+        </w:tabs>
+        <w:ind w:left="3600" w:hanging="360"/>
+      </w:pPr>
+    </w:lvl>
+    <w:lvl w:ilvl="5" w:tentative="1">
+      <w:start w:val="1"/>
+      <w:numFmt w:val="decimal"/>
+      <w:lvlText w:val="%6."/>
+      <w:lvlJc w:val="left"/>
+      <w:pPr>
+        <w:tabs>
+          <w:tab w:val="num" w:pos="4320"/>
+        </w:tabs>
+        <w:ind w:left="4320" w:hanging="360"/>
+      </w:pPr>
+    </w:lvl>
+    <w:lvl w:ilvl="6" w:tentative="1">
+      <w:start w:val="1"/>
+      <w:numFmt w:val="decimal"/>
+      <w:lvlText w:val="%7."/>
+      <w:lvlJc w:val="left"/>
+      <w:pPr>
+        <w:tabs>
+          <w:tab w:val="num" w:pos="5040"/>
+        </w:tabs>
+        <w:ind w:left="5040" w:hanging="360"/>
+      </w:pPr>
+    </w:lvl>
+    <w:lvl w:ilvl="7" w:tentative="1">
+      <w:start w:val="1"/>
+      <w:numFmt w:val="decimal"/>
+      <w:lvlText w:val="%8."/>
+      <w:lvlJc w:val="left"/>
+      <w:pPr>
+        <w:tabs>
+          <w:tab w:val="num" w:pos="5760"/>
+        </w:tabs>
+        <w:ind w:left="5760" w:hanging="360"/>
+      </w:pPr>
+    </w:lvl>
+    <w:lvl w:ilvl="8" w:tentative="1">
+      <w:start w:val="1"/>
+      <w:numFmt w:val="decimal"/>
+      <w:lvlText w:val="%9."/>
+      <w:lvlJc w:val="left"/>
+      <w:pPr>
+        <w:tabs>
+          <w:tab w:val="num" w:pos="6480"/>
+        </w:tabs>
+        <w:ind w:left="6480" w:hanging="360"/>
+      </w:pPr>
+    </w:lvl>
+  </w:abstractNum>
+  <w:abstractNum w:abstractNumId="2" w15:restartNumberingAfterBreak="0">
     <w:nsid w:val="0D3611C3"/>
     <w:multiLevelType w:val="multilevel"/>
     <w:tmpl w:val="4246E780"/>
@@ -1150,7 +3506,829 @@
       </w:rPr>
     </w:lvl>
   </w:abstractNum>
-  <w:abstractNum w:abstractNumId="2" w15:restartNumberingAfterBreak="0">
+  <w:abstractNum w:abstractNumId="3" w15:restartNumberingAfterBreak="0">
+    <w:nsid w:val="102100B4"/>
+    <w:multiLevelType w:val="multilevel"/>
+    <w:tmpl w:val="73C83640"/>
+    <w:lvl w:ilvl="0">
+      <w:start w:val="1"/>
+      <w:numFmt w:val="decimal"/>
+      <w:lvlText w:val="%1."/>
+      <w:lvlJc w:val="left"/>
+      <w:pPr>
+        <w:tabs>
+          <w:tab w:val="num" w:pos="720"/>
+        </w:tabs>
+        <w:ind w:left="720" w:hanging="360"/>
+      </w:pPr>
+    </w:lvl>
+    <w:lvl w:ilvl="1" w:tentative="1">
+      <w:start w:val="1"/>
+      <w:numFmt w:val="decimal"/>
+      <w:lvlText w:val="%2."/>
+      <w:lvlJc w:val="left"/>
+      <w:pPr>
+        <w:tabs>
+          <w:tab w:val="num" w:pos="1440"/>
+        </w:tabs>
+        <w:ind w:left="1440" w:hanging="360"/>
+      </w:pPr>
+    </w:lvl>
+    <w:lvl w:ilvl="2" w:tentative="1">
+      <w:start w:val="1"/>
+      <w:numFmt w:val="decimal"/>
+      <w:lvlText w:val="%3."/>
+      <w:lvlJc w:val="left"/>
+      <w:pPr>
+        <w:tabs>
+          <w:tab w:val="num" w:pos="2160"/>
+        </w:tabs>
+        <w:ind w:left="2160" w:hanging="360"/>
+      </w:pPr>
+    </w:lvl>
+    <w:lvl w:ilvl="3" w:tentative="1">
+      <w:start w:val="1"/>
+      <w:numFmt w:val="decimal"/>
+      <w:lvlText w:val="%4."/>
+      <w:lvlJc w:val="left"/>
+      <w:pPr>
+        <w:tabs>
+          <w:tab w:val="num" w:pos="2880"/>
+        </w:tabs>
+        <w:ind w:left="2880" w:hanging="360"/>
+      </w:pPr>
+    </w:lvl>
+    <w:lvl w:ilvl="4" w:tentative="1">
+      <w:start w:val="1"/>
+      <w:numFmt w:val="decimal"/>
+      <w:lvlText w:val="%5."/>
+      <w:lvlJc w:val="left"/>
+      <w:pPr>
+        <w:tabs>
+          <w:tab w:val="num" w:pos="3600"/>
+        </w:tabs>
+        <w:ind w:left="3600" w:hanging="360"/>
+      </w:pPr>
+    </w:lvl>
+    <w:lvl w:ilvl="5" w:tentative="1">
+      <w:start w:val="1"/>
+      <w:numFmt w:val="decimal"/>
+      <w:lvlText w:val="%6."/>
+      <w:lvlJc w:val="left"/>
+      <w:pPr>
+        <w:tabs>
+          <w:tab w:val="num" w:pos="4320"/>
+        </w:tabs>
+        <w:ind w:left="4320" w:hanging="360"/>
+      </w:pPr>
+    </w:lvl>
+    <w:lvl w:ilvl="6" w:tentative="1">
+      <w:start w:val="1"/>
+      <w:numFmt w:val="decimal"/>
+      <w:lvlText w:val="%7."/>
+      <w:lvlJc w:val="left"/>
+      <w:pPr>
+        <w:tabs>
+          <w:tab w:val="num" w:pos="5040"/>
+        </w:tabs>
+        <w:ind w:left="5040" w:hanging="360"/>
+      </w:pPr>
+    </w:lvl>
+    <w:lvl w:ilvl="7" w:tentative="1">
+      <w:start w:val="1"/>
+      <w:numFmt w:val="decimal"/>
+      <w:lvlText w:val="%8."/>
+      <w:lvlJc w:val="left"/>
+      <w:pPr>
+        <w:tabs>
+          <w:tab w:val="num" w:pos="5760"/>
+        </w:tabs>
+        <w:ind w:left="5760" w:hanging="360"/>
+      </w:pPr>
+    </w:lvl>
+    <w:lvl w:ilvl="8" w:tentative="1">
+      <w:start w:val="1"/>
+      <w:numFmt w:val="decimal"/>
+      <w:lvlText w:val="%9."/>
+      <w:lvlJc w:val="left"/>
+      <w:pPr>
+        <w:tabs>
+          <w:tab w:val="num" w:pos="6480"/>
+        </w:tabs>
+        <w:ind w:left="6480" w:hanging="360"/>
+      </w:pPr>
+    </w:lvl>
+  </w:abstractNum>
+  <w:abstractNum w:abstractNumId="4" w15:restartNumberingAfterBreak="0">
+    <w:nsid w:val="182D1AA2"/>
+    <w:multiLevelType w:val="multilevel"/>
+    <w:tmpl w:val="E802376C"/>
+    <w:lvl w:ilvl="0">
+      <w:start w:val="1"/>
+      <w:numFmt w:val="decimal"/>
+      <w:lvlText w:val="%1."/>
+      <w:lvlJc w:val="left"/>
+      <w:pPr>
+        <w:tabs>
+          <w:tab w:val="num" w:pos="720"/>
+        </w:tabs>
+        <w:ind w:left="720" w:hanging="360"/>
+      </w:pPr>
+    </w:lvl>
+    <w:lvl w:ilvl="1" w:tentative="1">
+      <w:start w:val="1"/>
+      <w:numFmt w:val="decimal"/>
+      <w:lvlText w:val="%2."/>
+      <w:lvlJc w:val="left"/>
+      <w:pPr>
+        <w:tabs>
+          <w:tab w:val="num" w:pos="1440"/>
+        </w:tabs>
+        <w:ind w:left="1440" w:hanging="360"/>
+      </w:pPr>
+    </w:lvl>
+    <w:lvl w:ilvl="2" w:tentative="1">
+      <w:start w:val="1"/>
+      <w:numFmt w:val="decimal"/>
+      <w:lvlText w:val="%3."/>
+      <w:lvlJc w:val="left"/>
+      <w:pPr>
+        <w:tabs>
+          <w:tab w:val="num" w:pos="2160"/>
+        </w:tabs>
+        <w:ind w:left="2160" w:hanging="360"/>
+      </w:pPr>
+    </w:lvl>
+    <w:lvl w:ilvl="3" w:tentative="1">
+      <w:start w:val="1"/>
+      <w:numFmt w:val="decimal"/>
+      <w:lvlText w:val="%4."/>
+      <w:lvlJc w:val="left"/>
+      <w:pPr>
+        <w:tabs>
+          <w:tab w:val="num" w:pos="2880"/>
+        </w:tabs>
+        <w:ind w:left="2880" w:hanging="360"/>
+      </w:pPr>
+    </w:lvl>
+    <w:lvl w:ilvl="4" w:tentative="1">
+      <w:start w:val="1"/>
+      <w:numFmt w:val="decimal"/>
+      <w:lvlText w:val="%5."/>
+      <w:lvlJc w:val="left"/>
+      <w:pPr>
+        <w:tabs>
+          <w:tab w:val="num" w:pos="3600"/>
+        </w:tabs>
+        <w:ind w:left="3600" w:hanging="360"/>
+      </w:pPr>
+    </w:lvl>
+    <w:lvl w:ilvl="5" w:tentative="1">
+      <w:start w:val="1"/>
+      <w:numFmt w:val="decimal"/>
+      <w:lvlText w:val="%6."/>
+      <w:lvlJc w:val="left"/>
+      <w:pPr>
+        <w:tabs>
+          <w:tab w:val="num" w:pos="4320"/>
+        </w:tabs>
+        <w:ind w:left="4320" w:hanging="360"/>
+      </w:pPr>
+    </w:lvl>
+    <w:lvl w:ilvl="6" w:tentative="1">
+      <w:start w:val="1"/>
+      <w:numFmt w:val="decimal"/>
+      <w:lvlText w:val="%7."/>
+      <w:lvlJc w:val="left"/>
+      <w:pPr>
+        <w:tabs>
+          <w:tab w:val="num" w:pos="5040"/>
+        </w:tabs>
+        <w:ind w:left="5040" w:hanging="360"/>
+      </w:pPr>
+    </w:lvl>
+    <w:lvl w:ilvl="7" w:tentative="1">
+      <w:start w:val="1"/>
+      <w:numFmt w:val="decimal"/>
+      <w:lvlText w:val="%8."/>
+      <w:lvlJc w:val="left"/>
+      <w:pPr>
+        <w:tabs>
+          <w:tab w:val="num" w:pos="5760"/>
+        </w:tabs>
+        <w:ind w:left="5760" w:hanging="360"/>
+      </w:pPr>
+    </w:lvl>
+    <w:lvl w:ilvl="8" w:tentative="1">
+      <w:start w:val="1"/>
+      <w:numFmt w:val="decimal"/>
+      <w:lvlText w:val="%9."/>
+      <w:lvlJc w:val="left"/>
+      <w:pPr>
+        <w:tabs>
+          <w:tab w:val="num" w:pos="6480"/>
+        </w:tabs>
+        <w:ind w:left="6480" w:hanging="360"/>
+      </w:pPr>
+    </w:lvl>
+  </w:abstractNum>
+  <w:abstractNum w:abstractNumId="5" w15:restartNumberingAfterBreak="0">
+    <w:nsid w:val="1CB156A1"/>
+    <w:multiLevelType w:val="multilevel"/>
+    <w:tmpl w:val="6F800A12"/>
+    <w:lvl w:ilvl="0">
+      <w:start w:val="1"/>
+      <w:numFmt w:val="bullet"/>
+      <w:lvlText w:val=""/>
+      <w:lvlJc w:val="left"/>
+      <w:pPr>
+        <w:tabs>
+          <w:tab w:val="num" w:pos="720"/>
+        </w:tabs>
+        <w:ind w:left="720" w:hanging="360"/>
+      </w:pPr>
+      <w:rPr>
+        <w:rFonts w:ascii="Symbol" w:hAnsi="Symbol" w:hint="default"/>
+        <w:sz w:val="20"/>
+      </w:rPr>
+    </w:lvl>
+    <w:lvl w:ilvl="1" w:tentative="1">
+      <w:start w:val="1"/>
+      <w:numFmt w:val="bullet"/>
+      <w:lvlText w:val=""/>
+      <w:lvlJc w:val="left"/>
+      <w:pPr>
+        <w:tabs>
+          <w:tab w:val="num" w:pos="1440"/>
+        </w:tabs>
+        <w:ind w:left="1440" w:hanging="360"/>
+      </w:pPr>
+      <w:rPr>
+        <w:rFonts w:ascii="Symbol" w:hAnsi="Symbol" w:hint="default"/>
+        <w:sz w:val="20"/>
+      </w:rPr>
+    </w:lvl>
+    <w:lvl w:ilvl="2" w:tentative="1">
+      <w:start w:val="1"/>
+      <w:numFmt w:val="bullet"/>
+      <w:lvlText w:val=""/>
+      <w:lvlJc w:val="left"/>
+      <w:pPr>
+        <w:tabs>
+          <w:tab w:val="num" w:pos="2160"/>
+        </w:tabs>
+        <w:ind w:left="2160" w:hanging="360"/>
+      </w:pPr>
+      <w:rPr>
+        <w:rFonts w:ascii="Symbol" w:hAnsi="Symbol" w:hint="default"/>
+        <w:sz w:val="20"/>
+      </w:rPr>
+    </w:lvl>
+    <w:lvl w:ilvl="3" w:tentative="1">
+      <w:start w:val="1"/>
+      <w:numFmt w:val="bullet"/>
+      <w:lvlText w:val=""/>
+      <w:lvlJc w:val="left"/>
+      <w:pPr>
+        <w:tabs>
+          <w:tab w:val="num" w:pos="2880"/>
+        </w:tabs>
+        <w:ind w:left="2880" w:hanging="360"/>
+      </w:pPr>
+      <w:rPr>
+        <w:rFonts w:ascii="Symbol" w:hAnsi="Symbol" w:hint="default"/>
+        <w:sz w:val="20"/>
+      </w:rPr>
+    </w:lvl>
+    <w:lvl w:ilvl="4" w:tentative="1">
+      <w:start w:val="1"/>
+      <w:numFmt w:val="bullet"/>
+      <w:lvlText w:val=""/>
+      <w:lvlJc w:val="left"/>
+      <w:pPr>
+        <w:tabs>
+          <w:tab w:val="num" w:pos="3600"/>
+        </w:tabs>
+        <w:ind w:left="3600" w:hanging="360"/>
+      </w:pPr>
+      <w:rPr>
+        <w:rFonts w:ascii="Symbol" w:hAnsi="Symbol" w:hint="default"/>
+        <w:sz w:val="20"/>
+      </w:rPr>
+    </w:lvl>
+    <w:lvl w:ilvl="5" w:tentative="1">
+      <w:start w:val="1"/>
+      <w:numFmt w:val="bullet"/>
+      <w:lvlText w:val=""/>
+      <w:lvlJc w:val="left"/>
+      <w:pPr>
+        <w:tabs>
+          <w:tab w:val="num" w:pos="4320"/>
+        </w:tabs>
+        <w:ind w:left="4320" w:hanging="360"/>
+      </w:pPr>
+      <w:rPr>
+        <w:rFonts w:ascii="Symbol" w:hAnsi="Symbol" w:hint="default"/>
+        <w:sz w:val="20"/>
+      </w:rPr>
+    </w:lvl>
+    <w:lvl w:ilvl="6" w:tentative="1">
+      <w:start w:val="1"/>
+      <w:numFmt w:val="bullet"/>
+      <w:lvlText w:val=""/>
+      <w:lvlJc w:val="left"/>
+      <w:pPr>
+        <w:tabs>
+          <w:tab w:val="num" w:pos="5040"/>
+        </w:tabs>
+        <w:ind w:left="5040" w:hanging="360"/>
+      </w:pPr>
+      <w:rPr>
+        <w:rFonts w:ascii="Symbol" w:hAnsi="Symbol" w:hint="default"/>
+        <w:sz w:val="20"/>
+      </w:rPr>
+    </w:lvl>
+    <w:lvl w:ilvl="7" w:tentative="1">
+      <w:start w:val="1"/>
+      <w:numFmt w:val="bullet"/>
+      <w:lvlText w:val=""/>
+      <w:lvlJc w:val="left"/>
+      <w:pPr>
+        <w:tabs>
+          <w:tab w:val="num" w:pos="5760"/>
+        </w:tabs>
+        <w:ind w:left="5760" w:hanging="360"/>
+      </w:pPr>
+      <w:rPr>
+        <w:rFonts w:ascii="Symbol" w:hAnsi="Symbol" w:hint="default"/>
+        <w:sz w:val="20"/>
+      </w:rPr>
+    </w:lvl>
+    <w:lvl w:ilvl="8" w:tentative="1">
+      <w:start w:val="1"/>
+      <w:numFmt w:val="bullet"/>
+      <w:lvlText w:val=""/>
+      <w:lvlJc w:val="left"/>
+      <w:pPr>
+        <w:tabs>
+          <w:tab w:val="num" w:pos="6480"/>
+        </w:tabs>
+        <w:ind w:left="6480" w:hanging="360"/>
+      </w:pPr>
+      <w:rPr>
+        <w:rFonts w:ascii="Symbol" w:hAnsi="Symbol" w:hint="default"/>
+        <w:sz w:val="20"/>
+      </w:rPr>
+    </w:lvl>
+  </w:abstractNum>
+  <w:abstractNum w:abstractNumId="6" w15:restartNumberingAfterBreak="0">
+    <w:nsid w:val="26344D6E"/>
+    <w:multiLevelType w:val="multilevel"/>
+    <w:tmpl w:val="96D864B0"/>
+    <w:lvl w:ilvl="0">
+      <w:start w:val="1"/>
+      <w:numFmt w:val="bullet"/>
+      <w:lvlText w:val=""/>
+      <w:lvlJc w:val="left"/>
+      <w:pPr>
+        <w:tabs>
+          <w:tab w:val="num" w:pos="720"/>
+        </w:tabs>
+        <w:ind w:left="720" w:hanging="360"/>
+      </w:pPr>
+      <w:rPr>
+        <w:rFonts w:ascii="Symbol" w:hAnsi="Symbol" w:hint="default"/>
+        <w:sz w:val="20"/>
+      </w:rPr>
+    </w:lvl>
+    <w:lvl w:ilvl="1" w:tentative="1">
+      <w:start w:val="1"/>
+      <w:numFmt w:val="bullet"/>
+      <w:lvlText w:val=""/>
+      <w:lvlJc w:val="left"/>
+      <w:pPr>
+        <w:tabs>
+          <w:tab w:val="num" w:pos="1440"/>
+        </w:tabs>
+        <w:ind w:left="1440" w:hanging="360"/>
+      </w:pPr>
+      <w:rPr>
+        <w:rFonts w:ascii="Symbol" w:hAnsi="Symbol" w:hint="default"/>
+        <w:sz w:val="20"/>
+      </w:rPr>
+    </w:lvl>
+    <w:lvl w:ilvl="2" w:tentative="1">
+      <w:start w:val="1"/>
+      <w:numFmt w:val="bullet"/>
+      <w:lvlText w:val=""/>
+      <w:lvlJc w:val="left"/>
+      <w:pPr>
+        <w:tabs>
+          <w:tab w:val="num" w:pos="2160"/>
+        </w:tabs>
+        <w:ind w:left="2160" w:hanging="360"/>
+      </w:pPr>
+      <w:rPr>
+        <w:rFonts w:ascii="Symbol" w:hAnsi="Symbol" w:hint="default"/>
+        <w:sz w:val="20"/>
+      </w:rPr>
+    </w:lvl>
+    <w:lvl w:ilvl="3" w:tentative="1">
+      <w:start w:val="1"/>
+      <w:numFmt w:val="bullet"/>
+      <w:lvlText w:val=""/>
+      <w:lvlJc w:val="left"/>
+      <w:pPr>
+        <w:tabs>
+          <w:tab w:val="num" w:pos="2880"/>
+        </w:tabs>
+        <w:ind w:left="2880" w:hanging="360"/>
+      </w:pPr>
+      <w:rPr>
+        <w:rFonts w:ascii="Symbol" w:hAnsi="Symbol" w:hint="default"/>
+        <w:sz w:val="20"/>
+      </w:rPr>
+    </w:lvl>
+    <w:lvl w:ilvl="4" w:tentative="1">
+      <w:start w:val="1"/>
+      <w:numFmt w:val="bullet"/>
+      <w:lvlText w:val=""/>
+      <w:lvlJc w:val="left"/>
+      <w:pPr>
+        <w:tabs>
+          <w:tab w:val="num" w:pos="3600"/>
+        </w:tabs>
+        <w:ind w:left="3600" w:hanging="360"/>
+      </w:pPr>
+      <w:rPr>
+        <w:rFonts w:ascii="Symbol" w:hAnsi="Symbol" w:hint="default"/>
+        <w:sz w:val="20"/>
+      </w:rPr>
+    </w:lvl>
+    <w:lvl w:ilvl="5" w:tentative="1">
+      <w:start w:val="1"/>
+      <w:numFmt w:val="bullet"/>
+      <w:lvlText w:val=""/>
+      <w:lvlJc w:val="left"/>
+      <w:pPr>
+        <w:tabs>
+          <w:tab w:val="num" w:pos="4320"/>
+        </w:tabs>
+        <w:ind w:left="4320" w:hanging="360"/>
+      </w:pPr>
+      <w:rPr>
+        <w:rFonts w:ascii="Symbol" w:hAnsi="Symbol" w:hint="default"/>
+        <w:sz w:val="20"/>
+      </w:rPr>
+    </w:lvl>
+    <w:lvl w:ilvl="6" w:tentative="1">
+      <w:start w:val="1"/>
+      <w:numFmt w:val="bullet"/>
+      <w:lvlText w:val=""/>
+      <w:lvlJc w:val="left"/>
+      <w:pPr>
+        <w:tabs>
+          <w:tab w:val="num" w:pos="5040"/>
+        </w:tabs>
+        <w:ind w:left="5040" w:hanging="360"/>
+      </w:pPr>
+      <w:rPr>
+        <w:rFonts w:ascii="Symbol" w:hAnsi="Symbol" w:hint="default"/>
+        <w:sz w:val="20"/>
+      </w:rPr>
+    </w:lvl>
+    <w:lvl w:ilvl="7" w:tentative="1">
+      <w:start w:val="1"/>
+      <w:numFmt w:val="bullet"/>
+      <w:lvlText w:val=""/>
+      <w:lvlJc w:val="left"/>
+      <w:pPr>
+        <w:tabs>
+          <w:tab w:val="num" w:pos="5760"/>
+        </w:tabs>
+        <w:ind w:left="5760" w:hanging="360"/>
+      </w:pPr>
+      <w:rPr>
+        <w:rFonts w:ascii="Symbol" w:hAnsi="Symbol" w:hint="default"/>
+        <w:sz w:val="20"/>
+      </w:rPr>
+    </w:lvl>
+    <w:lvl w:ilvl="8" w:tentative="1">
+      <w:start w:val="1"/>
+      <w:numFmt w:val="bullet"/>
+      <w:lvlText w:val=""/>
+      <w:lvlJc w:val="left"/>
+      <w:pPr>
+        <w:tabs>
+          <w:tab w:val="num" w:pos="6480"/>
+        </w:tabs>
+        <w:ind w:left="6480" w:hanging="360"/>
+      </w:pPr>
+      <w:rPr>
+        <w:rFonts w:ascii="Symbol" w:hAnsi="Symbol" w:hint="default"/>
+        <w:sz w:val="20"/>
+      </w:rPr>
+    </w:lvl>
+  </w:abstractNum>
+  <w:abstractNum w:abstractNumId="7" w15:restartNumberingAfterBreak="0">
+    <w:nsid w:val="3151206E"/>
+    <w:multiLevelType w:val="multilevel"/>
+    <w:tmpl w:val="ACFE1F00"/>
+    <w:lvl w:ilvl="0">
+      <w:start w:val="1"/>
+      <w:numFmt w:val="bullet"/>
+      <w:lvlText w:val=""/>
+      <w:lvlJc w:val="left"/>
+      <w:pPr>
+        <w:tabs>
+          <w:tab w:val="num" w:pos="720"/>
+        </w:tabs>
+        <w:ind w:left="720" w:hanging="360"/>
+      </w:pPr>
+      <w:rPr>
+        <w:rFonts w:ascii="Symbol" w:hAnsi="Symbol" w:hint="default"/>
+        <w:sz w:val="20"/>
+      </w:rPr>
+    </w:lvl>
+    <w:lvl w:ilvl="1" w:tentative="1">
+      <w:start w:val="1"/>
+      <w:numFmt w:val="bullet"/>
+      <w:lvlText w:val=""/>
+      <w:lvlJc w:val="left"/>
+      <w:pPr>
+        <w:tabs>
+          <w:tab w:val="num" w:pos="1440"/>
+        </w:tabs>
+        <w:ind w:left="1440" w:hanging="360"/>
+      </w:pPr>
+      <w:rPr>
+        <w:rFonts w:ascii="Symbol" w:hAnsi="Symbol" w:hint="default"/>
+        <w:sz w:val="20"/>
+      </w:rPr>
+    </w:lvl>
+    <w:lvl w:ilvl="2" w:tentative="1">
+      <w:start w:val="1"/>
+      <w:numFmt w:val="bullet"/>
+      <w:lvlText w:val=""/>
+      <w:lvlJc w:val="left"/>
+      <w:pPr>
+        <w:tabs>
+          <w:tab w:val="num" w:pos="2160"/>
+        </w:tabs>
+        <w:ind w:left="2160" w:hanging="360"/>
+      </w:pPr>
+      <w:rPr>
+        <w:rFonts w:ascii="Symbol" w:hAnsi="Symbol" w:hint="default"/>
+        <w:sz w:val="20"/>
+      </w:rPr>
+    </w:lvl>
+    <w:lvl w:ilvl="3" w:tentative="1">
+      <w:start w:val="1"/>
+      <w:numFmt w:val="bullet"/>
+      <w:lvlText w:val=""/>
+      <w:lvlJc w:val="left"/>
+      <w:pPr>
+        <w:tabs>
+          <w:tab w:val="num" w:pos="2880"/>
+        </w:tabs>
+        <w:ind w:left="2880" w:hanging="360"/>
+      </w:pPr>
+      <w:rPr>
+        <w:rFonts w:ascii="Symbol" w:hAnsi="Symbol" w:hint="default"/>
+        <w:sz w:val="20"/>
+      </w:rPr>
+    </w:lvl>
+    <w:lvl w:ilvl="4" w:tentative="1">
+      <w:start w:val="1"/>
+      <w:numFmt w:val="bullet"/>
+      <w:lvlText w:val=""/>
+      <w:lvlJc w:val="left"/>
+      <w:pPr>
+        <w:tabs>
+          <w:tab w:val="num" w:pos="3600"/>
+        </w:tabs>
+        <w:ind w:left="3600" w:hanging="360"/>
+      </w:pPr>
+      <w:rPr>
+        <w:rFonts w:ascii="Symbol" w:hAnsi="Symbol" w:hint="default"/>
+        <w:sz w:val="20"/>
+      </w:rPr>
+    </w:lvl>
+    <w:lvl w:ilvl="5" w:tentative="1">
+      <w:start w:val="1"/>
+      <w:numFmt w:val="bullet"/>
+      <w:lvlText w:val=""/>
+      <w:lvlJc w:val="left"/>
+      <w:pPr>
+        <w:tabs>
+          <w:tab w:val="num" w:pos="4320"/>
+        </w:tabs>
+        <w:ind w:left="4320" w:hanging="360"/>
+      </w:pPr>
+      <w:rPr>
+        <w:rFonts w:ascii="Symbol" w:hAnsi="Symbol" w:hint="default"/>
+        <w:sz w:val="20"/>
+      </w:rPr>
+    </w:lvl>
+    <w:lvl w:ilvl="6" w:tentative="1">
+      <w:start w:val="1"/>
+      <w:numFmt w:val="bullet"/>
+      <w:lvlText w:val=""/>
+      <w:lvlJc w:val="left"/>
+      <w:pPr>
+        <w:tabs>
+          <w:tab w:val="num" w:pos="5040"/>
+        </w:tabs>
+        <w:ind w:left="5040" w:hanging="360"/>
+      </w:pPr>
+      <w:rPr>
+        <w:rFonts w:ascii="Symbol" w:hAnsi="Symbol" w:hint="default"/>
+        <w:sz w:val="20"/>
+      </w:rPr>
+    </w:lvl>
+    <w:lvl w:ilvl="7" w:tentative="1">
+      <w:start w:val="1"/>
+      <w:numFmt w:val="bullet"/>
+      <w:lvlText w:val=""/>
+      <w:lvlJc w:val="left"/>
+      <w:pPr>
+        <w:tabs>
+          <w:tab w:val="num" w:pos="5760"/>
+        </w:tabs>
+        <w:ind w:left="5760" w:hanging="360"/>
+      </w:pPr>
+      <w:rPr>
+        <w:rFonts w:ascii="Symbol" w:hAnsi="Symbol" w:hint="default"/>
+        <w:sz w:val="20"/>
+      </w:rPr>
+    </w:lvl>
+    <w:lvl w:ilvl="8" w:tentative="1">
+      <w:start w:val="1"/>
+      <w:numFmt w:val="bullet"/>
+      <w:lvlText w:val=""/>
+      <w:lvlJc w:val="left"/>
+      <w:pPr>
+        <w:tabs>
+          <w:tab w:val="num" w:pos="6480"/>
+        </w:tabs>
+        <w:ind w:left="6480" w:hanging="360"/>
+      </w:pPr>
+      <w:rPr>
+        <w:rFonts w:ascii="Symbol" w:hAnsi="Symbol" w:hint="default"/>
+        <w:sz w:val="20"/>
+      </w:rPr>
+    </w:lvl>
+  </w:abstractNum>
+  <w:abstractNum w:abstractNumId="8" w15:restartNumberingAfterBreak="0">
+    <w:nsid w:val="36AE6DDC"/>
+    <w:multiLevelType w:val="multilevel"/>
+    <w:tmpl w:val="C9FAF5F4"/>
+    <w:lvl w:ilvl="0">
+      <w:start w:val="1"/>
+      <w:numFmt w:val="bullet"/>
+      <w:lvlText w:val=""/>
+      <w:lvlJc w:val="left"/>
+      <w:pPr>
+        <w:tabs>
+          <w:tab w:val="num" w:pos="720"/>
+        </w:tabs>
+        <w:ind w:left="720" w:hanging="360"/>
+      </w:pPr>
+      <w:rPr>
+        <w:rFonts w:ascii="Symbol" w:hAnsi="Symbol" w:hint="default"/>
+        <w:sz w:val="20"/>
+      </w:rPr>
+    </w:lvl>
+    <w:lvl w:ilvl="1" w:tentative="1">
+      <w:start w:val="1"/>
+      <w:numFmt w:val="bullet"/>
+      <w:lvlText w:val=""/>
+      <w:lvlJc w:val="left"/>
+      <w:pPr>
+        <w:tabs>
+          <w:tab w:val="num" w:pos="1440"/>
+        </w:tabs>
+        <w:ind w:left="1440" w:hanging="360"/>
+      </w:pPr>
+      <w:rPr>
+        <w:rFonts w:ascii="Symbol" w:hAnsi="Symbol" w:hint="default"/>
+        <w:sz w:val="20"/>
+      </w:rPr>
+    </w:lvl>
+    <w:lvl w:ilvl="2" w:tentative="1">
+      <w:start w:val="1"/>
+      <w:numFmt w:val="bullet"/>
+      <w:lvlText w:val=""/>
+      <w:lvlJc w:val="left"/>
+      <w:pPr>
+        <w:tabs>
+          <w:tab w:val="num" w:pos="2160"/>
+        </w:tabs>
+        <w:ind w:left="2160" w:hanging="360"/>
+      </w:pPr>
+      <w:rPr>
+        <w:rFonts w:ascii="Symbol" w:hAnsi="Symbol" w:hint="default"/>
+        <w:sz w:val="20"/>
+      </w:rPr>
+    </w:lvl>
+    <w:lvl w:ilvl="3" w:tentative="1">
+      <w:start w:val="1"/>
+      <w:numFmt w:val="bullet"/>
+      <w:lvlText w:val=""/>
+      <w:lvlJc w:val="left"/>
+      <w:pPr>
+        <w:tabs>
+          <w:tab w:val="num" w:pos="2880"/>
+        </w:tabs>
+        <w:ind w:left="2880" w:hanging="360"/>
+      </w:pPr>
+      <w:rPr>
+        <w:rFonts w:ascii="Symbol" w:hAnsi="Symbol" w:hint="default"/>
+        <w:sz w:val="20"/>
+      </w:rPr>
+    </w:lvl>
+    <w:lvl w:ilvl="4" w:tentative="1">
+      <w:start w:val="1"/>
+      <w:numFmt w:val="bullet"/>
+      <w:lvlText w:val=""/>
+      <w:lvlJc w:val="left"/>
+      <w:pPr>
+        <w:tabs>
+          <w:tab w:val="num" w:pos="3600"/>
+        </w:tabs>
+        <w:ind w:left="3600" w:hanging="360"/>
+      </w:pPr>
+      <w:rPr>
+        <w:rFonts w:ascii="Symbol" w:hAnsi="Symbol" w:hint="default"/>
+        <w:sz w:val="20"/>
+      </w:rPr>
+    </w:lvl>
+    <w:lvl w:ilvl="5" w:tentative="1">
+      <w:start w:val="1"/>
+      <w:numFmt w:val="bullet"/>
+      <w:lvlText w:val=""/>
+      <w:lvlJc w:val="left"/>
+      <w:pPr>
+        <w:tabs>
+          <w:tab w:val="num" w:pos="4320"/>
+        </w:tabs>
+        <w:ind w:left="4320" w:hanging="360"/>
+      </w:pPr>
+      <w:rPr>
+        <w:rFonts w:ascii="Symbol" w:hAnsi="Symbol" w:hint="default"/>
+        <w:sz w:val="20"/>
+      </w:rPr>
+    </w:lvl>
+    <w:lvl w:ilvl="6" w:tentative="1">
+      <w:start w:val="1"/>
+      <w:numFmt w:val="bullet"/>
+      <w:lvlText w:val=""/>
+      <w:lvlJc w:val="left"/>
+      <w:pPr>
+        <w:tabs>
+          <w:tab w:val="num" w:pos="5040"/>
+        </w:tabs>
+        <w:ind w:left="5040" w:hanging="360"/>
+      </w:pPr>
+      <w:rPr>
+        <w:rFonts w:ascii="Symbol" w:hAnsi="Symbol" w:hint="default"/>
+        <w:sz w:val="20"/>
+      </w:rPr>
+    </w:lvl>
+    <w:lvl w:ilvl="7" w:tentative="1">
+      <w:start w:val="1"/>
+      <w:numFmt w:val="bullet"/>
+      <w:lvlText w:val=""/>
+      <w:lvlJc w:val="left"/>
+      <w:pPr>
+        <w:tabs>
+          <w:tab w:val="num" w:pos="5760"/>
+        </w:tabs>
+        <w:ind w:left="5760" w:hanging="360"/>
+      </w:pPr>
+      <w:rPr>
+        <w:rFonts w:ascii="Symbol" w:hAnsi="Symbol" w:hint="default"/>
+        <w:sz w:val="20"/>
+      </w:rPr>
+    </w:lvl>
+    <w:lvl w:ilvl="8" w:tentative="1">
+      <w:start w:val="1"/>
+      <w:numFmt w:val="bullet"/>
+      <w:lvlText w:val=""/>
+      <w:lvlJc w:val="left"/>
+      <w:pPr>
+        <w:tabs>
+          <w:tab w:val="num" w:pos="6480"/>
+        </w:tabs>
+        <w:ind w:left="6480" w:hanging="360"/>
+      </w:pPr>
+      <w:rPr>
+        <w:rFonts w:ascii="Symbol" w:hAnsi="Symbol" w:hint="default"/>
+        <w:sz w:val="20"/>
+      </w:rPr>
+    </w:lvl>
+  </w:abstractNum>
+  <w:abstractNum w:abstractNumId="9" w15:restartNumberingAfterBreak="0">
     <w:nsid w:val="5B98116E"/>
     <w:multiLevelType w:val="multilevel"/>
     <w:tmpl w:val="BCA8ED38"/>
@@ -1264,13 +4442,34 @@
     </w:lvl>
   </w:abstractNum>
   <w:num w:numId="1" w16cid:durableId="201358208">
-    <w:abstractNumId w:val="2"/>
+    <w:abstractNumId w:val="9"/>
   </w:num>
   <w:num w:numId="2" w16cid:durableId="1531576486">
-    <w:abstractNumId w:val="1"/>
+    <w:abstractNumId w:val="2"/>
   </w:num>
   <w:num w:numId="3" w16cid:durableId="83645540">
     <w:abstractNumId w:val="0"/>
+  </w:num>
+  <w:num w:numId="4" w16cid:durableId="1583375557">
+    <w:abstractNumId w:val="7"/>
+  </w:num>
+  <w:num w:numId="5" w16cid:durableId="1493722053">
+    <w:abstractNumId w:val="4"/>
+  </w:num>
+  <w:num w:numId="6" w16cid:durableId="625351388">
+    <w:abstractNumId w:val="8"/>
+  </w:num>
+  <w:num w:numId="7" w16cid:durableId="445007783">
+    <w:abstractNumId w:val="6"/>
+  </w:num>
+  <w:num w:numId="8" w16cid:durableId="1601373000">
+    <w:abstractNumId w:val="5"/>
+  </w:num>
+  <w:num w:numId="9" w16cid:durableId="1664160609">
+    <w:abstractNumId w:val="1"/>
+  </w:num>
+  <w:num w:numId="10" w16cid:durableId="1492522486">
+    <w:abstractNumId w:val="3"/>
   </w:num>
 </w:numbering>
 </file>
@@ -1675,7 +4874,7 @@
   <w:style w:type="paragraph" w:default="1" w:styleId="Normal">
     <w:name w:val="Normal"/>
     <w:qFormat/>
-    <w:rsid w:val="00114D00"/>
+    <w:rsid w:val="001C7AF0"/>
   </w:style>
   <w:style w:type="paragraph" w:styleId="Heading1">
     <w:name w:val="heading 1"/>
@@ -1704,7 +4903,6 @@
     <w:next w:val="Normal"/>
     <w:link w:val="Heading2Char"/>
     <w:uiPriority w:val="9"/>
-    <w:semiHidden/>
     <w:unhideWhenUsed/>
     <w:qFormat/>
     <w:rsid w:val="00E70A0D"/>
@@ -1727,7 +4925,6 @@
     <w:next w:val="Normal"/>
     <w:link w:val="Heading3Char"/>
     <w:uiPriority w:val="9"/>
-    <w:semiHidden/>
     <w:unhideWhenUsed/>
     <w:qFormat/>
     <w:rsid w:val="00E70A0D"/>
@@ -1750,7 +4947,6 @@
     <w:next w:val="Normal"/>
     <w:link w:val="Heading4Char"/>
     <w:uiPriority w:val="9"/>
-    <w:semiHidden/>
     <w:unhideWhenUsed/>
     <w:qFormat/>
     <w:rsid w:val="00E70A0D"/>
@@ -1773,7 +4969,6 @@
     <w:next w:val="Normal"/>
     <w:link w:val="Heading5Char"/>
     <w:uiPriority w:val="9"/>
-    <w:semiHidden/>
     <w:unhideWhenUsed/>
     <w:qFormat/>
     <w:rsid w:val="00E70A0D"/>
@@ -1794,7 +4989,6 @@
     <w:next w:val="Normal"/>
     <w:link w:val="Heading6Char"/>
     <w:uiPriority w:val="9"/>
-    <w:semiHidden/>
     <w:unhideWhenUsed/>
     <w:qFormat/>
     <w:rsid w:val="00E70A0D"/>
@@ -1817,7 +5011,6 @@
     <w:next w:val="Normal"/>
     <w:link w:val="Heading7Char"/>
     <w:uiPriority w:val="9"/>
-    <w:semiHidden/>
     <w:unhideWhenUsed/>
     <w:qFormat/>
     <w:rsid w:val="00E70A0D"/>
@@ -1838,7 +5031,6 @@
     <w:next w:val="Normal"/>
     <w:link w:val="Heading8Char"/>
     <w:uiPriority w:val="9"/>
-    <w:semiHidden/>
     <w:unhideWhenUsed/>
     <w:qFormat/>
     <w:rsid w:val="00E70A0D"/>
@@ -1861,7 +5053,6 @@
     <w:next w:val="Normal"/>
     <w:link w:val="Heading9Char"/>
     <w:uiPriority w:val="9"/>
-    <w:semiHidden/>
     <w:unhideWhenUsed/>
     <w:qFormat/>
     <w:rsid w:val="00E70A0D"/>
@@ -1921,7 +5112,6 @@
     <w:basedOn w:val="DefaultParagraphFont"/>
     <w:link w:val="Heading2"/>
     <w:uiPriority w:val="9"/>
-    <w:semiHidden/>
     <w:rsid w:val="00E70A0D"/>
     <w:rPr>
       <w:rFonts w:asciiTheme="majorHAnsi" w:eastAsiaTheme="majorEastAsia" w:hAnsiTheme="majorHAnsi" w:cstheme="majorBidi"/>
@@ -1935,7 +5125,6 @@
     <w:basedOn w:val="DefaultParagraphFont"/>
     <w:link w:val="Heading3"/>
     <w:uiPriority w:val="9"/>
-    <w:semiHidden/>
     <w:rsid w:val="00E70A0D"/>
     <w:rPr>
       <w:rFonts w:eastAsiaTheme="majorEastAsia" w:cstheme="majorBidi"/>
@@ -1949,7 +5138,6 @@
     <w:basedOn w:val="DefaultParagraphFont"/>
     <w:link w:val="Heading4"/>
     <w:uiPriority w:val="9"/>
-    <w:semiHidden/>
     <w:rsid w:val="00E70A0D"/>
     <w:rPr>
       <w:rFonts w:eastAsiaTheme="majorEastAsia" w:cstheme="majorBidi"/>
@@ -1963,7 +5151,6 @@
     <w:basedOn w:val="DefaultParagraphFont"/>
     <w:link w:val="Heading5"/>
     <w:uiPriority w:val="9"/>
-    <w:semiHidden/>
     <w:rsid w:val="00E70A0D"/>
     <w:rPr>
       <w:rFonts w:eastAsiaTheme="majorEastAsia" w:cstheme="majorBidi"/>
@@ -1975,7 +5162,6 @@
     <w:basedOn w:val="DefaultParagraphFont"/>
     <w:link w:val="Heading6"/>
     <w:uiPriority w:val="9"/>
-    <w:semiHidden/>
     <w:rsid w:val="00E70A0D"/>
     <w:rPr>
       <w:rFonts w:eastAsiaTheme="majorEastAsia" w:cstheme="majorBidi"/>
@@ -1989,7 +5175,6 @@
     <w:basedOn w:val="DefaultParagraphFont"/>
     <w:link w:val="Heading7"/>
     <w:uiPriority w:val="9"/>
-    <w:semiHidden/>
     <w:rsid w:val="00E70A0D"/>
     <w:rPr>
       <w:rFonts w:eastAsiaTheme="majorEastAsia" w:cstheme="majorBidi"/>
@@ -2001,7 +5186,6 @@
     <w:basedOn w:val="DefaultParagraphFont"/>
     <w:link w:val="Heading8"/>
     <w:uiPriority w:val="9"/>
-    <w:semiHidden/>
     <w:rsid w:val="00E70A0D"/>
     <w:rPr>
       <w:rFonts w:eastAsiaTheme="majorEastAsia" w:cstheme="majorBidi"/>
@@ -2015,7 +5199,6 @@
     <w:basedOn w:val="DefaultParagraphFont"/>
     <w:link w:val="Heading9"/>
     <w:uiPriority w:val="9"/>
-    <w:semiHidden/>
     <w:rsid w:val="00E70A0D"/>
     <w:rPr>
       <w:rFonts w:eastAsiaTheme="majorEastAsia" w:cstheme="majorBidi"/>
@@ -2192,6 +5375,156 @@
       <w:color w:val="0F4761" w:themeColor="accent1" w:themeShade="BF"/>
       <w:spacing w:val="5"/>
     </w:rPr>
+  </w:style>
+  <w:style w:type="paragraph" w:styleId="TOCHeading">
+    <w:name w:val="TOC Heading"/>
+    <w:basedOn w:val="Heading1"/>
+    <w:next w:val="Normal"/>
+    <w:uiPriority w:val="39"/>
+    <w:unhideWhenUsed/>
+    <w:qFormat/>
+    <w:rsid w:val="001C7AF0"/>
+    <w:pPr>
+      <w:spacing w:before="240" w:after="0" w:line="259" w:lineRule="auto"/>
+      <w:outlineLvl w:val="9"/>
+    </w:pPr>
+    <w:rPr>
+      <w:kern w:val="0"/>
+      <w:sz w:val="32"/>
+      <w:szCs w:val="32"/>
+      <w:lang w:eastAsia="en-IE"/>
+      <w14:ligatures w14:val="none"/>
+    </w:rPr>
+  </w:style>
+  <w:style w:type="paragraph" w:styleId="TOC3">
+    <w:name w:val="toc 3"/>
+    <w:basedOn w:val="Normal"/>
+    <w:next w:val="Normal"/>
+    <w:autoRedefine/>
+    <w:uiPriority w:val="39"/>
+    <w:unhideWhenUsed/>
+    <w:rsid w:val="001C7AF0"/>
+    <w:pPr>
+      <w:spacing w:after="100"/>
+      <w:ind w:left="480"/>
+    </w:pPr>
+  </w:style>
+  <w:style w:type="character" w:styleId="Hyperlink">
+    <w:name w:val="Hyperlink"/>
+    <w:basedOn w:val="DefaultParagraphFont"/>
+    <w:uiPriority w:val="99"/>
+    <w:unhideWhenUsed/>
+    <w:rsid w:val="001C7AF0"/>
+    <w:rPr>
+      <w:color w:val="467886" w:themeColor="hyperlink"/>
+      <w:u w:val="single"/>
+    </w:rPr>
+  </w:style>
+  <w:style w:type="paragraph" w:styleId="TOC1">
+    <w:name w:val="toc 1"/>
+    <w:basedOn w:val="Normal"/>
+    <w:next w:val="Normal"/>
+    <w:autoRedefine/>
+    <w:uiPriority w:val="39"/>
+    <w:unhideWhenUsed/>
+    <w:rsid w:val="001C7AF0"/>
+    <w:pPr>
+      <w:tabs>
+        <w:tab w:val="right" w:leader="dot" w:pos="9016"/>
+      </w:tabs>
+      <w:spacing w:after="100"/>
+    </w:pPr>
+  </w:style>
+  <w:style w:type="paragraph" w:styleId="TOC2">
+    <w:name w:val="toc 2"/>
+    <w:basedOn w:val="Normal"/>
+    <w:next w:val="Normal"/>
+    <w:autoRedefine/>
+    <w:uiPriority w:val="39"/>
+    <w:unhideWhenUsed/>
+    <w:rsid w:val="001C7AF0"/>
+    <w:pPr>
+      <w:spacing w:after="100"/>
+      <w:ind w:left="240"/>
+    </w:pPr>
+  </w:style>
+  <w:style w:type="paragraph" w:styleId="TOC4">
+    <w:name w:val="toc 4"/>
+    <w:basedOn w:val="Normal"/>
+    <w:next w:val="Normal"/>
+    <w:autoRedefine/>
+    <w:uiPriority w:val="39"/>
+    <w:unhideWhenUsed/>
+    <w:rsid w:val="001C7AF0"/>
+    <w:pPr>
+      <w:spacing w:after="100"/>
+      <w:ind w:left="720"/>
+    </w:pPr>
+  </w:style>
+  <w:style w:type="paragraph" w:styleId="TOC5">
+    <w:name w:val="toc 5"/>
+    <w:basedOn w:val="Normal"/>
+    <w:next w:val="Normal"/>
+    <w:autoRedefine/>
+    <w:uiPriority w:val="39"/>
+    <w:unhideWhenUsed/>
+    <w:rsid w:val="001C7AF0"/>
+    <w:pPr>
+      <w:spacing w:after="100"/>
+      <w:ind w:left="960"/>
+    </w:pPr>
+  </w:style>
+  <w:style w:type="paragraph" w:styleId="TOC6">
+    <w:name w:val="toc 6"/>
+    <w:basedOn w:val="Normal"/>
+    <w:next w:val="Normal"/>
+    <w:autoRedefine/>
+    <w:uiPriority w:val="39"/>
+    <w:unhideWhenUsed/>
+    <w:rsid w:val="001C7AF0"/>
+    <w:pPr>
+      <w:spacing w:after="100"/>
+      <w:ind w:left="1200"/>
+    </w:pPr>
+  </w:style>
+  <w:style w:type="paragraph" w:styleId="TOC7">
+    <w:name w:val="toc 7"/>
+    <w:basedOn w:val="Normal"/>
+    <w:next w:val="Normal"/>
+    <w:autoRedefine/>
+    <w:uiPriority w:val="39"/>
+    <w:unhideWhenUsed/>
+    <w:rsid w:val="001C7AF0"/>
+    <w:pPr>
+      <w:spacing w:after="100"/>
+      <w:ind w:left="1440"/>
+    </w:pPr>
+  </w:style>
+  <w:style w:type="paragraph" w:styleId="TOC8">
+    <w:name w:val="toc 8"/>
+    <w:basedOn w:val="Normal"/>
+    <w:next w:val="Normal"/>
+    <w:autoRedefine/>
+    <w:uiPriority w:val="39"/>
+    <w:unhideWhenUsed/>
+    <w:rsid w:val="001C7AF0"/>
+    <w:pPr>
+      <w:spacing w:after="100"/>
+      <w:ind w:left="1680"/>
+    </w:pPr>
+  </w:style>
+  <w:style w:type="paragraph" w:styleId="TOC9">
+    <w:name w:val="toc 9"/>
+    <w:basedOn w:val="Normal"/>
+    <w:next w:val="Normal"/>
+    <w:autoRedefine/>
+    <w:uiPriority w:val="39"/>
+    <w:unhideWhenUsed/>
+    <w:rsid w:val="001C7AF0"/>
+    <w:pPr>
+      <w:spacing w:after="100"/>
+      <w:ind w:left="1920"/>
+    </w:pPr>
   </w:style>
 </w:styles>
 </file>
